--- a/public/templates/internal.docx
+++ b/public/templates/internal.docx
@@ -7,7 +7,7 @@
         <w:pStyle w:val="Heading3"/>
         <w:rPr/>
       </w:pPr>
-      <w:bookmarkStart w:colFirst="0" w:colLast="0" w:name="_a3jq8f1tfzhn" w:id="0"/>
+      <w:bookmarkStart w:colFirst="0" w:colLast="0" w:name="_nrxbeu7kyqa2" w:id="0"/>
       <w:bookmarkEnd w:id="0"/>
       <w:r>
         <w:rPr>
@@ -55,9 +55,7 @@
       </w:tblGrid>
       <w:tr>
         <w:trPr>
-          <w:cantSplit w:val="0"/>
           <w:trHeight w:val="2140" w:hRule="atLeast"/>
-          <w:tblHeader w:val="0"/>
         </w:trPr>
         <w:tc>
           <w:tcPr>
@@ -80,6 +78,8 @@
           <w:p>
             <w:pPr>
               <w:pStyle w:val="Title"/>
+              <w:pageBreakBefore w:val="0"/>
+              <w:ind w:right="300"/>
               <w:rPr>
                 <w:rFonts w:ascii="Lexend Medium" w:cs="Lexend Medium" w:eastAsia="Lexend Medium" w:hAnsi="Lexend Medium"/>
                 <w:b w:val="0"/>
@@ -89,7 +89,7 @@
                 <w:szCs w:val="48"/>
               </w:rPr>
             </w:pPr>
-            <w:bookmarkStart w:colFirst="0" w:colLast="0" w:name="_vkk0hwnc18b4" w:id="1"/>
+            <w:bookmarkStart w:colFirst="0" w:colLast="0" w:name="_x8fm1uorkbaw" w:id="1"/>
             <w:bookmarkEnd w:id="1"/>
             <w:r>
               <w:rPr>
@@ -111,12 +111,12 @@
                     <wp:posOffset>4352925</wp:posOffset>
                   </wp:positionH>
                   <wp:positionV relativeFrom="paragraph">
-                    <wp:posOffset>19052</wp:posOffset>
+                    <wp:posOffset>19051</wp:posOffset>
                   </wp:positionV>
                   <wp:extent cx="1897074" cy="610553"/>
                   <wp:effectExtent b="0" l="0" r="0" t="0"/>
                   <wp:wrapSquare wrapText="bothSides" distB="114300" distT="114300" distL="114300" distR="114300"/>
-                  <wp:docPr id="1" name="image1.png"/>
+                  <wp:docPr id="2" name="image1.png"/>
                   <a:graphic>
                     <a:graphicData uri="http://schemas.openxmlformats.org/drawingml/2006/picture">
                       <pic:pic>
@@ -149,10 +149,11 @@
           <w:p>
             <w:pPr>
               <w:pStyle w:val="Subtitle"/>
+              <w:pageBreakBefore w:val="0"/>
               <w:tabs>
                 <w:tab w:val="left" w:leader="none" w:pos="1260"/>
               </w:tabs>
-              <w:spacing w:line="276" w:lineRule="auto"/>
+              <w:ind w:right="300"/>
               <w:rPr>
                 <w:rFonts w:ascii="Lexend" w:cs="Lexend" w:eastAsia="Lexend" w:hAnsi="Lexend"/>
                 <w:color w:val="373742"/>
@@ -160,7 +161,7 @@
                 <w:szCs w:val="24"/>
               </w:rPr>
             </w:pPr>
-            <w:bookmarkStart w:colFirst="0" w:colLast="0" w:name="_uigkvi2gtz2c" w:id="2"/>
+            <w:bookmarkStart w:colFirst="0" w:colLast="0" w:name="_ymi089liagec" w:id="2"/>
             <w:bookmarkEnd w:id="2"/>
             <w:r>
               <w:rPr>
@@ -175,6 +176,7 @@
           </w:p>
           <w:p>
             <w:pPr>
+              <w:spacing w:line="312" w:lineRule="auto"/>
               <w:rPr/>
             </w:pPr>
             <w:r>
@@ -186,6 +188,7 @@
           </w:p>
           <w:p>
             <w:pPr>
+              <w:spacing w:line="312" w:lineRule="auto"/>
               <w:rPr/>
             </w:pPr>
             <w:r>
@@ -198,10 +201,7 @@
         </w:tc>
       </w:tr>
       <w:tr>
-        <w:trPr>
-          <w:cantSplit w:val="0"/>
-          <w:tblHeader w:val="0"/>
-        </w:trPr>
+        <w:trPr/>
         <w:tc>
           <w:tcPr>
             <w:tcBorders>
@@ -224,7 +224,7 @@
               <w:pStyle w:val="Heading1"/>
               <w:rPr/>
             </w:pPr>
-            <w:bookmarkStart w:colFirst="0" w:colLast="0" w:name="_ewyo43vwltz" w:id="3"/>
+            <w:bookmarkStart w:colFirst="0" w:colLast="0" w:name="_lqutwejei0p6" w:id="3"/>
             <w:bookmarkEnd w:id="3"/>
             <w:r>
               <w:rPr>
@@ -235,7 +235,7 @@
           </w:p>
           <w:p>
             <w:pPr>
-              <w:spacing w:after="320" w:lineRule="auto"/>
+              <w:spacing w:after="320" w:line="312" w:lineRule="auto"/>
               <w:rPr/>
             </w:pPr>
             <w:r>
@@ -251,7 +251,7 @@
               <w:pStyle w:val="Heading1"/>
               <w:rPr/>
             </w:pPr>
-            <w:bookmarkStart w:colFirst="0" w:colLast="0" w:name="_4ftlqj91okd6" w:id="4"/>
+            <w:bookmarkStart w:colFirst="0" w:colLast="0" w:name="_lucb2x1sdisx" w:id="4"/>
             <w:bookmarkEnd w:id="4"/>
             <w:r>
               <w:rPr>
@@ -261,13 +261,7 @@
             </w:r>
           </w:p>
           <w:p>
-            <w:pPr>
-              <w:rPr/>
-            </w:pPr>
-            <w:r>
-              <w:rPr>
-                <w:rtl w:val="0"/>
-              </w:rPr>
+            <w:r>
               <w:t xml:space="preserve">{#education}</w:t>
             </w:r>
           </w:p>
@@ -276,7 +270,7 @@
               <w:pStyle w:val="Heading2"/>
               <w:rPr/>
             </w:pPr>
-            <w:bookmarkStart w:colFirst="0" w:colLast="0" w:name="_gc9iz9a2rr28" w:id="5"/>
+            <w:bookmarkStart w:colFirst="0" w:colLast="0" w:name="_6yjxhzsiz8ii" w:id="5"/>
             <w:bookmarkEnd w:id="5"/>
             <w:r>
               <w:rPr>
@@ -287,7 +281,9 @@
           </w:p>
           <w:p>
             <w:pPr>
-              <w:rPr>
+              <w:spacing w:line="312" w:lineRule="auto"/>
+              <w:rPr>
+                <w:rFonts w:ascii="Lexend Light" w:cs="Lexend Light" w:eastAsia="Lexend Light" w:hAnsi="Lexend Light"/>
                 <w:color w:val="ea1b3d"/>
                 <w:sz w:val="20"/>
                 <w:szCs w:val="20"/>
@@ -308,16 +304,8 @@
             </w:r>
           </w:p>
           <w:p>
-            <w:pPr>
-              <w:rPr/>
-            </w:pPr>
-            <w:r>
-              <w:rPr>
-                <w:rtl w:val="0"/>
-              </w:rPr>
+            <w:r>
               <w:t xml:space="preserve">{/education}</w:t>
-              <w:br w:type="textWrapping"/>
-              <w:br w:type="textWrapping"/>
             </w:r>
           </w:p>
           <w:p>
@@ -325,7 +313,7 @@
               <w:pStyle w:val="Heading1"/>
               <w:rPr/>
             </w:pPr>
-            <w:bookmarkStart w:colFirst="0" w:colLast="0" w:name="_8yh3eyo4ueh" w:id="6"/>
+            <w:bookmarkStart w:colFirst="0" w:colLast="0" w:name="_fs9jdw7quqer" w:id="6"/>
             <w:bookmarkEnd w:id="6"/>
             <w:r>
               <w:rPr>
@@ -335,22 +323,17 @@
             </w:r>
           </w:p>
           <w:p>
-            <w:pPr>
-              <w:rPr/>
-            </w:pPr>
-            <w:r>
-              <w:rPr>
-                <w:rtl w:val="0"/>
-              </w:rPr>
+            <w:r>
               <w:t xml:space="preserve">{#projects}</w:t>
             </w:r>
           </w:p>
           <w:p>
             <w:pPr>
               <w:pStyle w:val="Heading2"/>
-              <w:rPr/>
-            </w:pPr>
-            <w:bookmarkStart w:colFirst="0" w:colLast="0" w:name="_gqgfdlcw6lj8" w:id="7"/>
+              <w:spacing w:before="220"/>
+              <w:rPr/>
+            </w:pPr>
+            <w:bookmarkStart w:colFirst="0" w:colLast="0" w:name="_gfiut3vv9g0y" w:id="7"/>
             <w:bookmarkEnd w:id="7"/>
             <w:r>
               <w:rPr>
@@ -372,21 +355,11 @@
           </w:p>
           <w:p>
             <w:pPr>
-              <w:spacing w:line="240" w:lineRule="auto"/>
-              <w:rPr/>
-            </w:pPr>
-            <w:r>
-              <w:rPr>
-                <w:rtl w:val="0"/>
-              </w:rPr>
-            </w:r>
-          </w:p>
-          <w:p>
-            <w:pPr>
               <w:pStyle w:val="Heading2"/>
-              <w:rPr/>
-            </w:pPr>
-            <w:bookmarkStart w:colFirst="0" w:colLast="0" w:name="_8pyzjm3hlcpn" w:id="8"/>
+              <w:spacing w:before="220"/>
+              <w:rPr/>
+            </w:pPr>
+            <w:bookmarkStart w:colFirst="0" w:colLast="0" w:name="_h7ijueto5on7" w:id="8"/>
             <w:bookmarkEnd w:id="8"/>
             <w:r>
               <w:rPr>
@@ -413,7 +386,7 @@
               <w:spacing w:line="276" w:lineRule="auto"/>
               <w:rPr/>
             </w:pPr>
-            <w:bookmarkStart w:colFirst="0" w:colLast="0" w:name="_hmz3372b1bwy" w:id="9"/>
+            <w:bookmarkStart w:colFirst="0" w:colLast="0" w:name="_x1bleti8j1zr" w:id="9"/>
             <w:bookmarkEnd w:id="9"/>
             <w:r>
               <w:rPr>
@@ -426,7 +399,7 @@
               <w:pStyle w:val="Heading2"/>
               <w:rPr/>
             </w:pPr>
-            <w:bookmarkStart w:colFirst="0" w:colLast="0" w:name="_cug4gv4zx0dx" w:id="10"/>
+            <w:bookmarkStart w:colFirst="0" w:colLast="0" w:name="_9od6fabn16ka" w:id="10"/>
             <w:bookmarkEnd w:id="10"/>
             <w:r>
               <w:rPr>
@@ -437,14 +410,23 @@
           </w:p>
           <w:p>
             <w:pPr>
+              <w:pageBreakBefore w:val="0"/>
               <w:widowControl w:val="1"/>
-              <w:rPr>
+              <w:spacing w:before="0" w:line="312" w:lineRule="auto"/>
+              <w:jc w:val="both"/>
+              <w:rPr>
+                <w:rFonts w:ascii="Lexend Light" w:cs="Lexend Light" w:eastAsia="Lexend Light" w:hAnsi="Lexend Light"/>
                 <w:color w:val="231f20"/>
-              </w:rPr>
-            </w:pPr>
-            <w:r>
-              <w:rPr>
+                <w:sz w:val="22"/>
+                <w:szCs w:val="22"/>
+              </w:rPr>
+            </w:pPr>
+            <w:r>
+              <w:rPr>
+                <w:rFonts w:ascii="Lexend Light" w:cs="Lexend Light" w:eastAsia="Lexend Light" w:hAnsi="Lexend Light"/>
                 <w:color w:val="231f20"/>
+                <w:sz w:val="22"/>
+                <w:szCs w:val="22"/>
                 <w:rtl w:val="0"/>
               </w:rPr>
               <w:t xml:space="preserve">{teamSize}</w:t>
@@ -452,22 +434,11 @@
           </w:p>
           <w:p>
             <w:pPr>
-              <w:widowControl w:val="1"/>
-              <w:spacing w:line="240" w:lineRule="auto"/>
-              <w:rPr/>
-            </w:pPr>
-            <w:r>
-              <w:rPr>
-                <w:rtl w:val="0"/>
-              </w:rPr>
-            </w:r>
-          </w:p>
-          <w:p>
-            <w:pPr>
               <w:pStyle w:val="Heading2"/>
-              <w:rPr/>
-            </w:pPr>
-            <w:bookmarkStart w:colFirst="0" w:colLast="0" w:name="_qg4zomr98gnf" w:id="11"/>
+              <w:spacing w:before="220"/>
+              <w:rPr/>
+            </w:pPr>
+            <w:bookmarkStart w:colFirst="0" w:colLast="0" w:name="_nz2qmo5h7xyq" w:id="11"/>
             <w:bookmarkEnd w:id="11"/>
             <w:r>
               <w:rPr>
@@ -489,22 +460,11 @@
           </w:p>
           <w:p>
             <w:pPr>
-              <w:widowControl w:val="1"/>
-              <w:spacing w:line="240" w:lineRule="auto"/>
-              <w:rPr/>
-            </w:pPr>
-            <w:r>
-              <w:rPr>
-                <w:rtl w:val="0"/>
-              </w:rPr>
-            </w:r>
-          </w:p>
-          <w:p>
-            <w:pPr>
               <w:pStyle w:val="Heading2"/>
-              <w:rPr/>
-            </w:pPr>
-            <w:bookmarkStart w:colFirst="0" w:colLast="0" w:name="_x01ctymramd8" w:id="12"/>
+              <w:spacing w:before="220"/>
+              <w:rPr/>
+            </w:pPr>
+            <w:bookmarkStart w:colFirst="0" w:colLast="0" w:name="_s02bvnvrdurr" w:id="12"/>
             <w:bookmarkEnd w:id="12"/>
             <w:r>
               <w:rPr>
@@ -518,7 +478,7 @@
               <w:pStyle w:val="Heading2"/>
               <w:rPr/>
             </w:pPr>
-            <w:bookmarkStart w:colFirst="0" w:colLast="0" w:name="_8ss524nkolwh" w:id="13"/>
+            <w:bookmarkStart w:colFirst="0" w:colLast="0" w:name="_6r2gcite14y0" w:id="13"/>
             <w:bookmarkEnd w:id="13"/>
             <w:r>
               <w:rPr>
@@ -539,24 +499,8 @@
             </w:r>
           </w:p>
           <w:p>
-            <w:pPr>
-              <w:rPr/>
-            </w:pPr>
-            <w:r>
-              <w:rPr>
-                <w:rtl w:val="0"/>
-              </w:rPr>
+            <w:r>
               <w:t xml:space="preserve">{#responsibilities}</w:t>
-            </w:r>
-          </w:p>
-          <w:p>
-            <w:pPr>
-              <w:rPr/>
-            </w:pPr>
-            <w:r>
-              <w:rPr>
-                <w:rtl w:val="0"/>
-              </w:rPr>
             </w:r>
           </w:p>
           <w:p>
@@ -565,10 +509,11 @@
                 <w:ilvl w:val="0"/>
                 <w:numId w:val="1"/>
               </w:numPr>
+              <w:spacing w:before="220" w:after="0" w:line="240" w:lineRule="auto"/>
               <w:ind w:left="720" w:hanging="360"/>
-              <w:rPr>
-                <w:sz w:val="16"/>
-                <w:szCs w:val="16"/>
+              <w:contextualSpacing/>
+              <w:rPr>
+                <w:u w:val="none"/>
               </w:rPr>
             </w:pPr>
             <w:r>
@@ -579,34 +524,12 @@
             </w:r>
           </w:p>
           <w:p>
-            <w:pPr>
-              <w:rPr/>
-            </w:pPr>
-            <w:r>
-              <w:rPr>
-                <w:rtl w:val="0"/>
-              </w:rPr>
+            <w:r>
               <w:t xml:space="preserve">{/responsibilities}</w:t>
             </w:r>
           </w:p>
           <w:p>
-            <w:pPr>
-              <w:rPr/>
-            </w:pPr>
-            <w:r>
-              <w:rPr>
-                <w:rtl w:val="0"/>
-              </w:rPr>
-            </w:r>
-          </w:p>
-          <w:p>
-            <w:pPr>
-              <w:rPr/>
-            </w:pPr>
-            <w:r>
-              <w:rPr>
-                <w:rtl w:val="0"/>
-              </w:rPr>
+            <w:r>
               <w:t xml:space="preserve">{/projects}</w:t>
             </w:r>
           </w:p>
@@ -632,27 +555,32 @@
           </w:p>
           <w:p>
             <w:pPr>
-              <w:rPr/>
-            </w:pPr>
-            <w:r>
-              <w:rPr>
-                <w:rtl w:val="0"/>
-              </w:rPr>
-            </w:r>
-          </w:p>
-          <w:p>
-            <w:pPr>
-              <w:rPr/>
-            </w:pPr>
-            <w:r>
-              <w:rPr>
-                <w:rtl w:val="0"/>
-              </w:rPr>
-            </w:r>
-          </w:p>
-          <w:p>
-            <w:pPr>
-              <w:rPr>
+              <w:spacing w:line="312" w:lineRule="auto"/>
+              <w:rPr/>
+            </w:pPr>
+            <w:r>
+              <w:rPr>
+                <w:rtl w:val="0"/>
+              </w:rPr>
+            </w:r>
+          </w:p>
+          <w:p>
+            <w:pPr>
+              <w:spacing w:line="312" w:lineRule="auto"/>
+              <w:rPr/>
+            </w:pPr>
+            <w:r>
+              <w:rPr>
+                <w:rtl w:val="0"/>
+              </w:rPr>
+            </w:r>
+          </w:p>
+          <w:p>
+            <w:pPr>
+              <w:spacing w:line="312" w:lineRule="auto"/>
+              <w:ind w:left="0" w:firstLine="0"/>
+              <w:rPr>
+                <w:rFonts w:ascii="Lexend Light" w:cs="Lexend Light" w:eastAsia="Lexend Light" w:hAnsi="Lexend Light"/>
                 <w:u w:val="single"/>
               </w:rPr>
             </w:pPr>
@@ -707,8 +635,8 @@
               <w:jc w:val="left"/>
               <w:rPr/>
             </w:pPr>
-            <w:bookmarkStart w:colFirst="0" w:colLast="0" w:name="_pf592gcrwtiv" w:id="14"/>
-            <w:bookmarkEnd w:id="14"/>
+            <w:bookmarkStart w:colFirst="0" w:colLast="0" w:name="_54e5r9qx3s2x" w:id="22"/>
+            <w:bookmarkEnd w:id="22"/>
             <w:r>
               <w:rPr>
                 <w:rtl w:val="0"/>
@@ -717,13 +645,7 @@
             </w:r>
           </w:p>
           <w:p>
-            <w:pPr>
-              <w:rPr/>
-            </w:pPr>
-            <w:r>
-              <w:rPr>
-                <w:rtl w:val="0"/>
-              </w:rPr>
+            <w:r>
               <w:t xml:space="preserve">{#skills}</w:t>
             </w:r>
           </w:p>
@@ -733,8 +655,8 @@
               <w:jc w:val="left"/>
               <w:rPr/>
             </w:pPr>
-            <w:bookmarkStart w:colFirst="0" w:colLast="0" w:name="_pc1w7adz1q83" w:id="15"/>
-            <w:bookmarkEnd w:id="15"/>
+            <w:bookmarkStart w:colFirst="0" w:colLast="0" w:name="_okpfpohfq966" w:id="23"/>
+            <w:bookmarkEnd w:id="23"/>
             <w:r>
               <w:rPr>
                 <w:rtl w:val="0"/>
@@ -756,31 +678,44 @@
           </w:p>
           <w:p>
             <w:pPr>
-              <w:spacing w:line="276" w:lineRule="auto"/>
+              <w:pageBreakBefore w:val="0"/>
+              <w:spacing w:before="0" w:line="276" w:lineRule="auto"/>
+              <w:ind w:right="300"/>
               <w:jc w:val="left"/>
-              <w:rPr/>
-            </w:pPr>
-            <w:r>
-              <w:rPr>
-                <w:rtl w:val="0"/>
-              </w:rPr>
-            </w:r>
-          </w:p>
-          <w:p>
-            <w:pPr>
-              <w:rPr>
+              <w:rPr>
+                <w:rFonts w:ascii="Lexend Light" w:cs="Lexend Light" w:eastAsia="Lexend Light" w:hAnsi="Lexend Light"/>
+                <w:sz w:val="22"/>
+                <w:szCs w:val="22"/>
+              </w:rPr>
+            </w:pPr>
+            <w:r>
+              <w:rPr>
+                <w:rtl w:val="0"/>
+              </w:rPr>
+            </w:r>
+          </w:p>
+          <w:p>
+            <w:r>
+              <w:t xml:space="preserve">{/skills}</w:t>
+            </w:r>
+          </w:p>
+          <w:p>
+            <w:pPr>
+              <w:pStyle w:val="Heading1"/>
+              <w:pageBreakBefore w:val="0"/>
+              <w:ind w:right="300"/>
+              <w:jc w:val="left"/>
+              <w:rPr>
+                <w:rFonts w:ascii="Lexend Light" w:cs="Lexend Light" w:eastAsia="Lexend Light" w:hAnsi="Lexend Light"/>
+                <w:b w:val="0"/>
+                <w:bCs w:val="0"/>
                 <w:color w:val="ea1b3d"/>
                 <w:sz w:val="20"/>
                 <w:szCs w:val="20"/>
               </w:rPr>
             </w:pPr>
-            <w:r>
-              <w:rPr>
-                <w:rtl w:val="0"/>
-              </w:rPr>
-              <w:t xml:space="preserve">{/skills}</w:t>
-              <w:br w:type="textWrapping"/>
-            </w:r>
+            <w:bookmarkStart w:colFirst="0" w:colLast="0" w:name="_u3bb9rugzxju" w:id="34"/>
+            <w:bookmarkEnd w:id="34"/>
             <w:r>
               <w:rPr>
                 <w:rtl w:val="0"/>
@@ -793,8 +728,8 @@
               <w:jc w:val="left"/>
               <w:rPr/>
             </w:pPr>
-            <w:bookmarkStart w:colFirst="0" w:colLast="0" w:name="_udlaln8gplzy" w:id="16"/>
-            <w:bookmarkEnd w:id="16"/>
+            <w:bookmarkStart w:colFirst="0" w:colLast="0" w:name="_qp9efw6yigv6" w:id="35"/>
+            <w:bookmarkEnd w:id="35"/>
             <w:r>
               <w:rPr>
                 <w:rtl w:val="0"/>
@@ -803,83 +738,8 @@
             </w:r>
           </w:p>
           <w:p>
-            <w:pPr>
-              <w:rPr/>
-            </w:pPr>
-            <w:r>
-              <w:rPr>
-                <w:rtl w:val="0"/>
-              </w:rPr>
+            <w:r>
               <w:t xml:space="preserve">{#certifications}</w:t>
-            </w:r>
-          </w:p>
-          <w:p>
-            <w:pPr>
-              <w:jc w:val="left"/>
-              <w:rPr>
-                <w:color w:val="231f20"/>
-              </w:rPr>
-            </w:pPr>
-            <w:r>
-              <w:rPr>
-                <w:color w:val="231f20"/>
-                <w:rtl w:val="0"/>
-              </w:rPr>
-              <w:t xml:space="preserve">{.}</w:t>
-            </w:r>
-          </w:p>
-          <w:p>
-            <w:pPr>
-              <w:rPr/>
-            </w:pPr>
-            <w:r>
-              <w:rPr>
-                <w:rtl w:val="0"/>
-              </w:rPr>
-              <w:t xml:space="preserve">{/certifications}</w:t>
-            </w:r>
-          </w:p>
-          <w:p>
-            <w:pPr>
-              <w:jc w:val="left"/>
-              <w:rPr>
-                <w:color w:val="231f20"/>
-              </w:rPr>
-            </w:pPr>
-            <w:r>
-              <w:rPr>
-                <w:rtl w:val="0"/>
-              </w:rPr>
-            </w:r>
-          </w:p>
-          <w:p>
-            <w:pPr>
-              <w:pStyle w:val="Heading1"/>
-              <w:jc w:val="left"/>
-              <w:rPr/>
-            </w:pPr>
-            <w:bookmarkStart w:colFirst="0" w:colLast="0" w:name="_z00zuvsp2sgo" w:id="17"/>
-            <w:bookmarkEnd w:id="17"/>
-            <w:r>
-              <w:rPr>
-                <w:rtl w:val="0"/>
-              </w:rPr>
-              <w:t xml:space="preserve">Tools</w:t>
-            </w:r>
-          </w:p>
-          <w:p>
-            <w:pPr>
-              <w:jc w:val="left"/>
-              <w:rPr>
-                <w:color w:val="231f20"/>
-              </w:rPr>
-            </w:pPr>
-            <w:r>
-              <w:rPr>
-                <w:color w:val="231f20"/>
-                <w:rtl w:val="0"/>
-              </w:rPr>
-              <w:t xml:space="preserve">{tools}</w:t>
             </w:r>
           </w:p>
           <w:p>
@@ -888,8 +748,34 @@
                 <w:ilvl w:val="0"/>
                 <w:numId w:val="2"/>
               </w:numPr>
-              <w:ind w:left="720" w:hanging="360"/>
+              <w:spacing w:before="0" w:after="0" w:line="240" w:lineRule="auto"/>
+              <w:contextualSpacing/>
               <w:jc w:val="left"/>
+              <w:rPr>
+                <w:color w:val="231f20"/>
+                <w:sz w:val="22"/>
+                <w:szCs w:val="22"/>
+              </w:rPr>
+            </w:pPr>
+            <w:r>
+              <w:rPr>
+                <w:color w:val="231f20"/>
+                <w:rtl w:val="0"/>
+              </w:rPr>
+              <w:t xml:space="preserve">{.}</w:t>
+            </w:r>
+          </w:p>
+          <w:p>
+            <w:r>
+              <w:t xml:space="preserve">{/certifications}</w:t>
+            </w:r>
+          </w:p>
+          <w:p>
+            <w:pPr>
+              <w:jc w:val="left"/>
+              <w:rPr>
+                <w:color w:val="231f20"/>
+              </w:rPr>
             </w:pPr>
             <w:r>
               <w:rPr>
@@ -903,107 +789,60 @@
               <w:jc w:val="left"/>
               <w:rPr/>
             </w:pPr>
-            <w:bookmarkStart w:colFirst="0" w:colLast="0" w:name="_4bmcor6lk0ua" w:id="18"/>
-            <w:bookmarkEnd w:id="18"/>
-            <w:r>
-              <w:rPr>
-                <w:rtl w:val="0"/>
-              </w:rPr>
-              <w:t xml:space="preserve">Managerial Experience</w:t>
-            </w:r>
-          </w:p>
-          <w:p>
-            <w:pPr>
-              <w:rPr/>
-            </w:pPr>
-            <w:r>
-              <w:rPr>
-                <w:rtl w:val="0"/>
-              </w:rPr>
-              <w:t xml:space="preserve">{#managerialExperience}</w:t>
-            </w:r>
-          </w:p>
-          <w:p>
-            <w:pPr>
-              <w:jc w:val="left"/>
-              <w:rPr/>
-            </w:pPr>
-            <w:r>
-              <w:rPr>
-                <w:rtl w:val="0"/>
-              </w:rPr>
-              <w:t xml:space="preserve">{.}</w:t>
-            </w:r>
-          </w:p>
-          <w:p>
-            <w:pPr>
-              <w:rPr/>
-            </w:pPr>
-            <w:r>
-              <w:rPr>
-                <w:rtl w:val="0"/>
-              </w:rPr>
-              <w:t xml:space="preserve">{/managerialExperience}</w:t>
-              <w:br w:type="textWrapping"/>
-            </w:r>
-          </w:p>
-          <w:p>
-            <w:pPr>
-              <w:pStyle w:val="Heading1"/>
-              <w:jc w:val="left"/>
-              <w:rPr/>
-            </w:pPr>
-            <w:bookmarkStart w:colFirst="0" w:colLast="0" w:name="_q51z9osrfdrf" w:id="19"/>
-            <w:bookmarkEnd w:id="19"/>
-            <w:r>
-              <w:rPr>
-                <w:rtl w:val="0"/>
-              </w:rPr>
-              <w:t xml:space="preserve">Domain</w:t>
-            </w:r>
-          </w:p>
-          <w:p>
-            <w:pPr>
-              <w:rPr/>
-            </w:pPr>
-            <w:r>
-              <w:rPr>
-                <w:rtl w:val="0"/>
-              </w:rPr>
-              <w:t xml:space="preserve">{#domains}</w:t>
-            </w:r>
-          </w:p>
-          <w:p>
-            <w:pPr>
-              <w:jc w:val="left"/>
-              <w:rPr/>
-            </w:pPr>
-            <w:r>
-              <w:rPr>
-                <w:rtl w:val="0"/>
-              </w:rPr>
-              <w:t xml:space="preserve">{.}</w:t>
-            </w:r>
-          </w:p>
-          <w:p>
-            <w:pPr>
-              <w:rPr/>
-            </w:pPr>
-            <w:r>
-              <w:rPr>
-                <w:rtl w:val="0"/>
-              </w:rPr>
-              <w:t xml:space="preserve">{/domains}</w:t>
-            </w:r>
-          </w:p>
-          <w:p>
-            <w:pPr>
+            <w:bookmarkStart w:colFirst="0" w:colLast="0" w:name="_tdpwkwm8oxja" w:id="36"/>
+            <w:bookmarkEnd w:id="36"/>
+            <w:r>
+              <w:rPr>
+                <w:rtl w:val="0"/>
+              </w:rPr>
+              <w:t xml:space="preserve">Tools</w:t>
+            </w:r>
+          </w:p>
+          <w:p>
+            <w:pPr>
+              <w:pageBreakBefore w:val="0"/>
               <w:numPr>
                 <w:ilvl w:val="0"/>
                 <w:numId w:val="2"/>
               </w:numPr>
-              <w:ind w:left="720" w:hanging="360"/>
+              <w:spacing w:before="0" w:after="0" w:line="240" w:lineRule="auto"/>
+              <w:ind w:right="300"/>
+              <w:contextualSpacing/>
               <w:jc w:val="left"/>
+              <w:rPr>
+                <w:rFonts w:ascii="Lexend Light" w:cs="Lexend Light" w:eastAsia="Lexend Light" w:hAnsi="Lexend Light"/>
+                <w:color w:val="231f20"/>
+                <w:sz w:val="22"/>
+                <w:szCs w:val="22"/>
+              </w:rPr>
+            </w:pPr>
+            <w:r>
+              <w:rPr>
+                <w:rFonts w:ascii="Lexend Light" w:cs="Lexend Light" w:eastAsia="Lexend Light" w:hAnsi="Lexend Light"/>
+                <w:color w:val="231f20"/>
+                <w:sz w:val="22"/>
+                <w:szCs w:val="22"/>
+                <w:rtl w:val="0"/>
+              </w:rPr>
+              <w:t xml:space="preserve">{tools}</w:t>
+            </w:r>
+          </w:p>
+          <w:p>
+            <w:pPr>
+              <w:pageBreakBefore w:val="0"/>
+              <w:numPr>
+                <w:ilvl w:val="0"/>
+                <w:numId w:val="2"/>
+              </w:numPr>
+              <w:spacing w:before="0" w:after="0" w:line="240" w:lineRule="auto"/>
+              <w:ind w:right="300"/>
+              <w:contextualSpacing/>
+              <w:jc w:val="left"/>
+              <w:rPr>
+                <w:rFonts w:ascii="Lexend Light" w:cs="Lexend Light" w:eastAsia="Lexend Light" w:hAnsi="Lexend Light"/>
+                <w:sz w:val="22"/>
+                <w:szCs w:val="22"/>
+              </w:rPr>
             </w:pPr>
             <w:r>
               <w:rPr>
@@ -1017,8 +856,121 @@
               <w:jc w:val="left"/>
               <w:rPr/>
             </w:pPr>
-            <w:bookmarkStart w:colFirst="0" w:colLast="0" w:name="_c2xkjwxohciz" w:id="20"/>
-            <w:bookmarkEnd w:id="20"/>
+            <w:bookmarkStart w:colFirst="0" w:colLast="0" w:name="_6ss1ldcg9sb" w:id="37"/>
+            <w:bookmarkEnd w:id="37"/>
+            <w:r>
+              <w:rPr>
+                <w:rtl w:val="0"/>
+              </w:rPr>
+              <w:t xml:space="preserve">Managerial Experience</w:t>
+            </w:r>
+          </w:p>
+          <w:p>
+            <w:r>
+              <w:t xml:space="preserve">{#managerialExperience}</w:t>
+            </w:r>
+          </w:p>
+          <w:p>
+            <w:pPr>
+              <w:spacing w:line="312" w:lineRule="auto"/>
+              <w:jc w:val="left"/>
+              <w:rPr/>
+            </w:pPr>
+            <w:r>
+              <w:rPr>
+                <w:rtl w:val="0"/>
+              </w:rPr>
+              <w:t xml:space="preserve">{.}</w:t>
+            </w:r>
+          </w:p>
+          <w:p>
+            <w:r>
+              <w:t xml:space="preserve">{/managerialExperience}</w:t>
+            </w:r>
+          </w:p>
+          <w:p>
+            <w:pPr>
+              <w:pStyle w:val="Heading1"/>
+              <w:jc w:val="left"/>
+              <w:rPr/>
+            </w:pPr>
+            <w:bookmarkStart w:colFirst="0" w:colLast="0" w:name="_38qo8bmabk6p" w:id="38"/>
+            <w:bookmarkEnd w:id="38"/>
+            <w:r>
+              <w:rPr>
+                <w:rtl w:val="0"/>
+              </w:rPr>
+            </w:r>
+          </w:p>
+          <w:p>
+            <w:pPr>
+              <w:pStyle w:val="Heading1"/>
+              <w:jc w:val="left"/>
+              <w:rPr/>
+            </w:pPr>
+            <w:bookmarkStart w:colFirst="0" w:colLast="0" w:name="_jheiv7ka0yr2" w:id="39"/>
+            <w:bookmarkEnd w:id="39"/>
+            <w:r>
+              <w:rPr>
+                <w:rtl w:val="0"/>
+              </w:rPr>
+              <w:t xml:space="preserve">Domain</w:t>
+            </w:r>
+          </w:p>
+          <w:p>
+            <w:r>
+              <w:t xml:space="preserve">{#domains}</w:t>
+            </w:r>
+          </w:p>
+          <w:p>
+            <w:pPr>
+              <w:spacing w:line="312" w:lineRule="auto"/>
+              <w:ind w:left="0" w:firstLine="0"/>
+              <w:jc w:val="left"/>
+              <w:rPr/>
+            </w:pPr>
+            <w:r>
+              <w:rPr>
+                <w:rtl w:val="0"/>
+              </w:rPr>
+              <w:t xml:space="preserve">{.}</w:t>
+            </w:r>
+          </w:p>
+          <w:p>
+            <w:r>
+              <w:t xml:space="preserve">{/domains}</w:t>
+            </w:r>
+          </w:p>
+          <w:p>
+            <w:pPr>
+              <w:pageBreakBefore w:val="0"/>
+              <w:numPr>
+                <w:ilvl w:val="0"/>
+                <w:numId w:val="2"/>
+              </w:numPr>
+              <w:spacing w:before="0" w:after="0" w:line="240" w:lineRule="auto"/>
+              <w:ind w:right="300"/>
+              <w:contextualSpacing/>
+              <w:jc w:val="left"/>
+              <w:rPr>
+                <w:rFonts w:ascii="Lexend Light" w:cs="Lexend Light" w:eastAsia="Lexend Light" w:hAnsi="Lexend Light"/>
+              </w:rPr>
+            </w:pPr>
+            <w:r>
+              <w:rPr>
+                <w:rtl w:val="0"/>
+              </w:rPr>
+            </w:r>
+          </w:p>
+          <w:p>
+            <w:pPr>
+              <w:pStyle w:val="Heading1"/>
+              <w:ind w:left="0" w:firstLine="0"/>
+              <w:jc w:val="left"/>
+              <w:rPr/>
+            </w:pPr>
+            <w:bookmarkStart w:colFirst="0" w:colLast="0" w:name="_z0t9ghvt0kxt" w:id="40"/>
+            <w:bookmarkEnd w:id="40"/>
             <w:r>
               <w:rPr>
                 <w:rtl w:val="0"/>
@@ -1027,18 +979,13 @@
             </w:r>
           </w:p>
           <w:p>
-            <w:pPr>
-              <w:rPr/>
-            </w:pPr>
-            <w:r>
-              <w:rPr>
-                <w:rtl w:val="0"/>
-              </w:rPr>
+            <w:r>
               <w:t xml:space="preserve">{#languages}</w:t>
             </w:r>
           </w:p>
           <w:p>
             <w:pPr>
+              <w:spacing w:line="312" w:lineRule="auto"/>
               <w:jc w:val="left"/>
               <w:rPr/>
             </w:pPr>
@@ -1050,34 +997,39 @@
             </w:r>
           </w:p>
           <w:p>
-            <w:pPr>
-              <w:rPr/>
-            </w:pPr>
-            <w:r>
-              <w:rPr>
-                <w:rtl w:val="0"/>
-              </w:rPr>
+            <w:r>
               <w:t xml:space="preserve">{/languages}</w:t>
             </w:r>
           </w:p>
           <w:p>
             <w:pPr>
+              <w:pageBreakBefore w:val="0"/>
+              <w:ind w:right="300"/>
               <w:jc w:val="left"/>
               <w:rPr>
+                <w:rFonts w:ascii="Lexend Light" w:cs="Lexend Light" w:eastAsia="Lexend Light" w:hAnsi="Lexend Light"/>
                 <w:color w:val="ea1b3d"/>
-              </w:rPr>
-            </w:pPr>
-            <w:r>
-              <w:rPr>
-                <w:rtl w:val="0"/>
-              </w:rPr>
-            </w:r>
-          </w:p>
-          <w:p>
-            <w:pPr>
-              <w:spacing w:line="240" w:lineRule="auto"/>
+                <w:sz w:val="22"/>
+                <w:szCs w:val="22"/>
+              </w:rPr>
+            </w:pPr>
+            <w:r>
+              <w:rPr>
+                <w:rtl w:val="0"/>
+              </w:rPr>
+            </w:r>
+          </w:p>
+          <w:p>
+            <w:pPr>
+              <w:pageBreakBefore w:val="0"/>
+              <w:spacing w:before="0" w:line="240" w:lineRule="auto"/>
+              <w:ind w:left="0" w:right="300" w:firstLine="0"/>
               <w:jc w:val="left"/>
-              <w:rPr/>
+              <w:rPr>
+                <w:rFonts w:ascii="Lexend Light" w:cs="Lexend Light" w:eastAsia="Lexend Light" w:hAnsi="Lexend Light"/>
+                <w:sz w:val="22"/>
+                <w:szCs w:val="22"/>
+              </w:rPr>
             </w:pPr>
             <w:r>
               <w:rPr>
@@ -1091,30 +1043,22 @@
     <w:p>
       <w:pPr>
         <w:pStyle w:val="Heading2"/>
+        <w:pageBreakBefore w:val="0"/>
+        <w:spacing w:before="0" w:lineRule="auto"/>
+        <w:ind w:left="0" w:firstLine="0"/>
         <w:rPr/>
       </w:pPr>
-      <w:bookmarkStart w:colFirst="0" w:colLast="0" w:name="_qpin1abi5gro" w:id="21"/>
-      <w:bookmarkEnd w:id="21"/>
+      <w:bookmarkStart w:colFirst="0" w:colLast="0" w:name="_4oqydkq9efmh" w:id="41"/>
+      <w:bookmarkEnd w:id="41"/>
       <w:r>
         <w:rPr>
           <w:rFonts w:ascii="Lexend Light" w:cs="Lexend Light" w:eastAsia="Lexend Light" w:hAnsi="Lexend Light"/>
+          <w:b w:val="0"/>
+          <w:bCs w:val="0"/>
           <w:rtl w:val="0"/>
         </w:rPr>
         <w:t xml:space="preserve"> </w:t>
       </w:r>
-      <w:r>
-        <w:rPr>
-          <w:rtl w:val="0"/>
-        </w:rPr>
-      </w:r>
-    </w:p>
-    <w:p>
-      <w:pPr>
-        <w:pStyle w:val="Heading2"/>
-        <w:rPr/>
-      </w:pPr>
-      <w:bookmarkStart w:colFirst="0" w:colLast="0" w:name="_a1o4iklus8xu" w:id="22"/>
-      <w:bookmarkEnd w:id="22"/>
       <w:r>
         <w:rPr>
           <w:rtl w:val="0"/>
@@ -1147,20 +1091,12 @@
     <w:r>
       <w:rPr>
         <w:vertAlign w:val="superscript"/>
-        <w:rtl w:val="0"/>
-      </w:rPr>
-      <w:t xml:space="preserve">    </w:t>
-    </w:r>
-    <w:r>
-      <w:rPr>
-        <w:rFonts w:ascii="Lexend" w:cs="Lexend" w:eastAsia="Lexend" w:hAnsi="Lexend"/>
-        <w:vertAlign w:val="superscript"/>
       </w:rPr>
       <w:drawing>
         <wp:inline distB="114300" distT="114300" distL="114300" distR="114300">
-          <wp:extent cx="314325" cy="190500"/>
+          <wp:extent cx="309563" cy="190500"/>
           <wp:effectExtent b="0" l="0" r="0" t="0"/>
-          <wp:docPr id="2" name="image2.jpg"/>
+          <wp:docPr id="1" name="image2.jpg"/>
           <a:graphic>
             <a:graphicData uri="http://schemas.openxmlformats.org/drawingml/2006/picture">
               <pic:pic>
@@ -1178,7 +1114,7 @@
                 <pic:spPr>
                   <a:xfrm>
                     <a:off x="0" y="0"/>
-                    <a:ext cx="314325" cy="190500"/>
+                    <a:ext cx="309563" cy="190500"/>
                   </a:xfrm>
                   <a:prstGeom prst="rect"/>
                   <a:ln/>
@@ -1194,7 +1130,7 @@
         <w:vertAlign w:val="superscript"/>
         <w:rtl w:val="0"/>
       </w:rPr>
-      <w:t xml:space="preserve">                                                                                                                                                                                                                                                   </w:t>
+      <w:t xml:space="preserve">                                                                                                                                                                                                                                                           </w:t>
     </w:r>
     <w:r>
       <w:rPr>
@@ -1298,6 +1234,8 @@
         <w:ind w:left="720" w:hanging="360"/>
       </w:pPr>
       <w:rPr>
+        <w:sz w:val="16"/>
+        <w:szCs w:val="16"/>
         <w:u w:val="none"/>
       </w:rPr>
     </w:lvl>
@@ -1408,6 +1346,118 @@
         <w:ind w:left="720" w:hanging="360"/>
       </w:pPr>
       <w:rPr>
+        <w:u w:val="none"/>
+      </w:rPr>
+    </w:lvl>
+    <w:lvl w:ilvl="1">
+      <w:start w:val="1"/>
+      <w:numFmt w:val="bullet"/>
+      <w:lvlText w:val="○"/>
+      <w:lvlJc w:val="left"/>
+      <w:pPr>
+        <w:ind w:left="1440" w:hanging="360"/>
+      </w:pPr>
+      <w:rPr>
+        <w:u w:val="none"/>
+      </w:rPr>
+    </w:lvl>
+    <w:lvl w:ilvl="2">
+      <w:start w:val="1"/>
+      <w:numFmt w:val="bullet"/>
+      <w:lvlText w:val="■"/>
+      <w:lvlJc w:val="left"/>
+      <w:pPr>
+        <w:ind w:left="2160" w:hanging="360"/>
+      </w:pPr>
+      <w:rPr>
+        <w:u w:val="none"/>
+      </w:rPr>
+    </w:lvl>
+    <w:lvl w:ilvl="3">
+      <w:start w:val="1"/>
+      <w:numFmt w:val="bullet"/>
+      <w:lvlText w:val="●"/>
+      <w:lvlJc w:val="left"/>
+      <w:pPr>
+        <w:ind w:left="2880" w:hanging="360"/>
+      </w:pPr>
+      <w:rPr>
+        <w:u w:val="none"/>
+      </w:rPr>
+    </w:lvl>
+    <w:lvl w:ilvl="4">
+      <w:start w:val="1"/>
+      <w:numFmt w:val="bullet"/>
+      <w:lvlText w:val="○"/>
+      <w:lvlJc w:val="left"/>
+      <w:pPr>
+        <w:ind w:left="3600" w:hanging="360"/>
+      </w:pPr>
+      <w:rPr>
+        <w:u w:val="none"/>
+      </w:rPr>
+    </w:lvl>
+    <w:lvl w:ilvl="5">
+      <w:start w:val="1"/>
+      <w:numFmt w:val="bullet"/>
+      <w:lvlText w:val="■"/>
+      <w:lvlJc w:val="left"/>
+      <w:pPr>
+        <w:ind w:left="4320" w:hanging="360"/>
+      </w:pPr>
+      <w:rPr>
+        <w:u w:val="none"/>
+      </w:rPr>
+    </w:lvl>
+    <w:lvl w:ilvl="6">
+      <w:start w:val="1"/>
+      <w:numFmt w:val="bullet"/>
+      <w:lvlText w:val="●"/>
+      <w:lvlJc w:val="left"/>
+      <w:pPr>
+        <w:ind w:left="5040" w:hanging="360"/>
+      </w:pPr>
+      <w:rPr>
+        <w:u w:val="none"/>
+      </w:rPr>
+    </w:lvl>
+    <w:lvl w:ilvl="7">
+      <w:start w:val="1"/>
+      <w:numFmt w:val="bullet"/>
+      <w:lvlText w:val="○"/>
+      <w:lvlJc w:val="left"/>
+      <w:pPr>
+        <w:ind w:left="5760" w:hanging="360"/>
+      </w:pPr>
+      <w:rPr>
+        <w:u w:val="none"/>
+      </w:rPr>
+    </w:lvl>
+    <w:lvl w:ilvl="8">
+      <w:start w:val="1"/>
+      <w:numFmt w:val="bullet"/>
+      <w:lvlText w:val="■"/>
+      <w:lvlJc w:val="left"/>
+      <w:pPr>
+        <w:ind w:left="6480" w:hanging="360"/>
+      </w:pPr>
+      <w:rPr>
+        <w:u w:val="none"/>
+      </w:rPr>
+    </w:lvl>
+  </w:abstractNum>
+  <w:abstractNum w:abstractNumId="3">
+    <w:lvl w:ilvl="0">
+      <w:start w:val="1"/>
+      <w:numFmt w:val="bullet"/>
+      <w:lvlText w:val="●"/>
+      <w:lvlJc w:val="left"/>
+      <w:pPr>
+        <w:ind w:left="720" w:hanging="360"/>
+      </w:pPr>
+      <w:rPr>
+        <w:sz w:val="18"/>
+        <w:szCs w:val="18"/>
         <w:u w:val="none"/>
       </w:rPr>
     </w:lvl>
@@ -1513,6 +1563,9 @@
   </w:num>
   <w:num w:numId="2">
     <w:abstractNumId w:val="2"/>
+  </w:num>
+  <w:num w:numId="3">
+    <w:abstractNumId w:val="3"/>
   </w:num>
 </w:numbering>
 </file>

--- a/public/templates/internal.docx
+++ b/public/templates/internal.docx
@@ -7,7 +7,7 @@
         <w:pStyle w:val="Heading3"/>
         <w:rPr/>
       </w:pPr>
-      <w:bookmarkStart w:colFirst="0" w:colLast="0" w:name="_nrxbeu7kyqa2" w:id="0"/>
+      <w:bookmarkStart w:colFirst="0" w:colLast="0" w:name="_a3jq8f1tfzhn" w:id="0"/>
       <w:bookmarkEnd w:id="0"/>
       <w:r>
         <w:rPr>
@@ -55,7 +55,9 @@
       </w:tblGrid>
       <w:tr>
         <w:trPr>
+          <w:cantSplit w:val="0"/>
           <w:trHeight w:val="2140" w:hRule="atLeast"/>
+          <w:tblHeader w:val="0"/>
         </w:trPr>
         <w:tc>
           <w:tcPr>
@@ -78,8 +80,6 @@
           <w:p>
             <w:pPr>
               <w:pStyle w:val="Title"/>
-              <w:pageBreakBefore w:val="0"/>
-              <w:ind w:right="300"/>
               <w:rPr>
                 <w:rFonts w:ascii="Lexend Medium" w:cs="Lexend Medium" w:eastAsia="Lexend Medium" w:hAnsi="Lexend Medium"/>
                 <w:b w:val="0"/>
@@ -89,7 +89,7 @@
                 <w:szCs w:val="48"/>
               </w:rPr>
             </w:pPr>
-            <w:bookmarkStart w:colFirst="0" w:colLast="0" w:name="_x8fm1uorkbaw" w:id="1"/>
+            <w:bookmarkStart w:colFirst="0" w:colLast="0" w:name="_vkk0hwnc18b4" w:id="1"/>
             <w:bookmarkEnd w:id="1"/>
             <w:r>
               <w:rPr>
@@ -111,17 +111,17 @@
                     <wp:posOffset>4352925</wp:posOffset>
                   </wp:positionH>
                   <wp:positionV relativeFrom="paragraph">
-                    <wp:posOffset>19051</wp:posOffset>
+                    <wp:posOffset>19052</wp:posOffset>
                   </wp:positionV>
                   <wp:extent cx="1897074" cy="610553"/>
                   <wp:effectExtent b="0" l="0" r="0" t="0"/>
                   <wp:wrapSquare wrapText="bothSides" distB="114300" distT="114300" distL="114300" distR="114300"/>
-                  <wp:docPr id="2" name="image1.png"/>
+                  <wp:docPr id="1" name="image2.png"/>
                   <a:graphic>
                     <a:graphicData uri="http://schemas.openxmlformats.org/drawingml/2006/picture">
                       <pic:pic>
                         <pic:nvPicPr>
-                          <pic:cNvPr id="0" name="image1.png"/>
+                          <pic:cNvPr id="0" name="image2.png"/>
                           <pic:cNvPicPr preferRelativeResize="0"/>
                         </pic:nvPicPr>
                         <pic:blipFill>
@@ -149,11 +149,10 @@
           <w:p>
             <w:pPr>
               <w:pStyle w:val="Subtitle"/>
-              <w:pageBreakBefore w:val="0"/>
               <w:tabs>
                 <w:tab w:val="left" w:leader="none" w:pos="1260"/>
               </w:tabs>
-              <w:ind w:right="300"/>
+              <w:spacing w:line="276" w:lineRule="auto"/>
               <w:rPr>
                 <w:rFonts w:ascii="Lexend" w:cs="Lexend" w:eastAsia="Lexend" w:hAnsi="Lexend"/>
                 <w:color w:val="373742"/>
@@ -161,7 +160,7 @@
                 <w:szCs w:val="24"/>
               </w:rPr>
             </w:pPr>
-            <w:bookmarkStart w:colFirst="0" w:colLast="0" w:name="_ymi089liagec" w:id="2"/>
+            <w:bookmarkStart w:colFirst="0" w:colLast="0" w:name="_uigkvi2gtz2c" w:id="2"/>
             <w:bookmarkEnd w:id="2"/>
             <w:r>
               <w:rPr>
@@ -176,7 +175,6 @@
           </w:p>
           <w:p>
             <w:pPr>
-              <w:spacing w:line="312" w:lineRule="auto"/>
               <w:rPr/>
             </w:pPr>
             <w:r>
@@ -188,7 +186,6 @@
           </w:p>
           <w:p>
             <w:pPr>
-              <w:spacing w:line="312" w:lineRule="auto"/>
               <w:rPr/>
             </w:pPr>
             <w:r>
@@ -201,7 +198,10 @@
         </w:tc>
       </w:tr>
       <w:tr>
-        <w:trPr/>
+        <w:trPr>
+          <w:cantSplit w:val="0"/>
+          <w:tblHeader w:val="0"/>
+        </w:trPr>
         <w:tc>
           <w:tcPr>
             <w:tcBorders>
@@ -224,7 +224,7 @@
               <w:pStyle w:val="Heading1"/>
               <w:rPr/>
             </w:pPr>
-            <w:bookmarkStart w:colFirst="0" w:colLast="0" w:name="_lqutwejei0p6" w:id="3"/>
+            <w:bookmarkStart w:colFirst="0" w:colLast="0" w:name="_ewyo43vwltz" w:id="3"/>
             <w:bookmarkEnd w:id="3"/>
             <w:r>
               <w:rPr>
@@ -235,7 +235,7 @@
           </w:p>
           <w:p>
             <w:pPr>
-              <w:spacing w:after="320" w:line="312" w:lineRule="auto"/>
+              <w:spacing w:after="320" w:lineRule="auto"/>
               <w:rPr/>
             </w:pPr>
             <w:r>
@@ -251,7 +251,7 @@
               <w:pStyle w:val="Heading1"/>
               <w:rPr/>
             </w:pPr>
-            <w:bookmarkStart w:colFirst="0" w:colLast="0" w:name="_lucb2x1sdisx" w:id="4"/>
+            <w:bookmarkStart w:colFirst="0" w:colLast="0" w:name="_4ftlqj91okd6" w:id="4"/>
             <w:bookmarkEnd w:id="4"/>
             <w:r>
               <w:rPr>
@@ -261,7 +261,13 @@
             </w:r>
           </w:p>
           <w:p>
-            <w:r>
+            <w:pPr>
+              <w:rPr/>
+            </w:pPr>
+            <w:r>
+              <w:rPr>
+                <w:rtl w:val="0"/>
+              </w:rPr>
               <w:t xml:space="preserve">{#education}</w:t>
             </w:r>
           </w:p>
@@ -270,7 +276,7 @@
               <w:pStyle w:val="Heading2"/>
               <w:rPr/>
             </w:pPr>
-            <w:bookmarkStart w:colFirst="0" w:colLast="0" w:name="_6yjxhzsiz8ii" w:id="5"/>
+            <w:bookmarkStart w:colFirst="0" w:colLast="0" w:name="_gc9iz9a2rr28" w:id="5"/>
             <w:bookmarkEnd w:id="5"/>
             <w:r>
               <w:rPr>
@@ -281,9 +287,7 @@
           </w:p>
           <w:p>
             <w:pPr>
-              <w:spacing w:line="312" w:lineRule="auto"/>
-              <w:rPr>
-                <w:rFonts w:ascii="Lexend Light" w:cs="Lexend Light" w:eastAsia="Lexend Light" w:hAnsi="Lexend Light"/>
+              <w:rPr>
                 <w:color w:val="ea1b3d"/>
                 <w:sz w:val="20"/>
                 <w:szCs w:val="20"/>
@@ -304,8 +308,16 @@
             </w:r>
           </w:p>
           <w:p>
-            <w:r>
+            <w:pPr>
+              <w:rPr/>
+            </w:pPr>
+            <w:r>
+              <w:rPr>
+                <w:rtl w:val="0"/>
+              </w:rPr>
               <w:t xml:space="preserve">{/education}</w:t>
+              <w:br w:type="textWrapping"/>
+              <w:br w:type="textWrapping"/>
             </w:r>
           </w:p>
           <w:p>
@@ -313,7 +325,7 @@
               <w:pStyle w:val="Heading1"/>
               <w:rPr/>
             </w:pPr>
-            <w:bookmarkStart w:colFirst="0" w:colLast="0" w:name="_fs9jdw7quqer" w:id="6"/>
+            <w:bookmarkStart w:colFirst="0" w:colLast="0" w:name="_8yh3eyo4ueh" w:id="6"/>
             <w:bookmarkEnd w:id="6"/>
             <w:r>
               <w:rPr>
@@ -323,17 +335,22 @@
             </w:r>
           </w:p>
           <w:p>
-            <w:r>
+            <w:pPr>
+              <w:rPr/>
+            </w:pPr>
+            <w:r>
+              <w:rPr>
+                <w:rtl w:val="0"/>
+              </w:rPr>
               <w:t xml:space="preserve">{#projects}</w:t>
             </w:r>
           </w:p>
           <w:p>
             <w:pPr>
               <w:pStyle w:val="Heading2"/>
-              <w:spacing w:before="220"/>
-              <w:rPr/>
-            </w:pPr>
-            <w:bookmarkStart w:colFirst="0" w:colLast="0" w:name="_gfiut3vv9g0y" w:id="7"/>
+              <w:rPr/>
+            </w:pPr>
+            <w:bookmarkStart w:colFirst="0" w:colLast="0" w:name="_gqgfdlcw6lj8" w:id="7"/>
             <w:bookmarkEnd w:id="7"/>
             <w:r>
               <w:rPr>
@@ -355,11 +372,21 @@
           </w:p>
           <w:p>
             <w:pPr>
+              <w:spacing w:line="240" w:lineRule="auto"/>
+              <w:rPr/>
+            </w:pPr>
+            <w:r>
+              <w:rPr>
+                <w:rtl w:val="0"/>
+              </w:rPr>
+            </w:r>
+          </w:p>
+          <w:p>
+            <w:pPr>
               <w:pStyle w:val="Heading2"/>
-              <w:spacing w:before="220"/>
-              <w:rPr/>
-            </w:pPr>
-            <w:bookmarkStart w:colFirst="0" w:colLast="0" w:name="_h7ijueto5on7" w:id="8"/>
+              <w:rPr/>
+            </w:pPr>
+            <w:bookmarkStart w:colFirst="0" w:colLast="0" w:name="_8pyzjm3hlcpn" w:id="8"/>
             <w:bookmarkEnd w:id="8"/>
             <w:r>
               <w:rPr>
@@ -386,7 +413,7 @@
               <w:spacing w:line="276" w:lineRule="auto"/>
               <w:rPr/>
             </w:pPr>
-            <w:bookmarkStart w:colFirst="0" w:colLast="0" w:name="_x1bleti8j1zr" w:id="9"/>
+            <w:bookmarkStart w:colFirst="0" w:colLast="0" w:name="_hmz3372b1bwy" w:id="9"/>
             <w:bookmarkEnd w:id="9"/>
             <w:r>
               <w:rPr>
@@ -399,7 +426,7 @@
               <w:pStyle w:val="Heading2"/>
               <w:rPr/>
             </w:pPr>
-            <w:bookmarkStart w:colFirst="0" w:colLast="0" w:name="_9od6fabn16ka" w:id="10"/>
+            <w:bookmarkStart w:colFirst="0" w:colLast="0" w:name="_cug4gv4zx0dx" w:id="10"/>
             <w:bookmarkEnd w:id="10"/>
             <w:r>
               <w:rPr>
@@ -410,23 +437,14 @@
           </w:p>
           <w:p>
             <w:pPr>
-              <w:pageBreakBefore w:val="0"/>
               <w:widowControl w:val="1"/>
-              <w:spacing w:before="0" w:line="312" w:lineRule="auto"/>
-              <w:jc w:val="both"/>
-              <w:rPr>
-                <w:rFonts w:ascii="Lexend Light" w:cs="Lexend Light" w:eastAsia="Lexend Light" w:hAnsi="Lexend Light"/>
+              <w:rPr>
                 <w:color w:val="231f20"/>
-                <w:sz w:val="22"/>
-                <w:szCs w:val="22"/>
-              </w:rPr>
-            </w:pPr>
-            <w:r>
-              <w:rPr>
-                <w:rFonts w:ascii="Lexend Light" w:cs="Lexend Light" w:eastAsia="Lexend Light" w:hAnsi="Lexend Light"/>
+              </w:rPr>
+            </w:pPr>
+            <w:r>
+              <w:rPr>
                 <w:color w:val="231f20"/>
-                <w:sz w:val="22"/>
-                <w:szCs w:val="22"/>
                 <w:rtl w:val="0"/>
               </w:rPr>
               <w:t xml:space="preserve">{teamSize}</w:t>
@@ -434,11 +452,22 @@
           </w:p>
           <w:p>
             <w:pPr>
+              <w:widowControl w:val="1"/>
+              <w:spacing w:line="240" w:lineRule="auto"/>
+              <w:rPr/>
+            </w:pPr>
+            <w:r>
+              <w:rPr>
+                <w:rtl w:val="0"/>
+              </w:rPr>
+            </w:r>
+          </w:p>
+          <w:p>
+            <w:pPr>
               <w:pStyle w:val="Heading2"/>
-              <w:spacing w:before="220"/>
-              <w:rPr/>
-            </w:pPr>
-            <w:bookmarkStart w:colFirst="0" w:colLast="0" w:name="_nz2qmo5h7xyq" w:id="11"/>
+              <w:rPr/>
+            </w:pPr>
+            <w:bookmarkStart w:colFirst="0" w:colLast="0" w:name="_qg4zomr98gnf" w:id="11"/>
             <w:bookmarkEnd w:id="11"/>
             <w:r>
               <w:rPr>
@@ -460,11 +489,22 @@
           </w:p>
           <w:p>
             <w:pPr>
+              <w:widowControl w:val="1"/>
+              <w:spacing w:line="240" w:lineRule="auto"/>
+              <w:rPr/>
+            </w:pPr>
+            <w:r>
+              <w:rPr>
+                <w:rtl w:val="0"/>
+              </w:rPr>
+            </w:r>
+          </w:p>
+          <w:p>
+            <w:pPr>
               <w:pStyle w:val="Heading2"/>
-              <w:spacing w:before="220"/>
-              <w:rPr/>
-            </w:pPr>
-            <w:bookmarkStart w:colFirst="0" w:colLast="0" w:name="_s02bvnvrdurr" w:id="12"/>
+              <w:rPr/>
+            </w:pPr>
+            <w:bookmarkStart w:colFirst="0" w:colLast="0" w:name="_x01ctymramd8" w:id="12"/>
             <w:bookmarkEnd w:id="12"/>
             <w:r>
               <w:rPr>
@@ -478,7 +518,7 @@
               <w:pStyle w:val="Heading2"/>
               <w:rPr/>
             </w:pPr>
-            <w:bookmarkStart w:colFirst="0" w:colLast="0" w:name="_6r2gcite14y0" w:id="13"/>
+            <w:bookmarkStart w:colFirst="0" w:colLast="0" w:name="_8ss524nkolwh" w:id="13"/>
             <w:bookmarkEnd w:id="13"/>
             <w:r>
               <w:rPr>
@@ -499,8 +539,24 @@
             </w:r>
           </w:p>
           <w:p>
-            <w:r>
+            <w:pPr>
+              <w:rPr/>
+            </w:pPr>
+            <w:r>
+              <w:rPr>
+                <w:rtl w:val="0"/>
+              </w:rPr>
               <w:t xml:space="preserve">{#responsibilities}</w:t>
+            </w:r>
+          </w:p>
+          <w:p>
+            <w:pPr>
+              <w:rPr/>
+            </w:pPr>
+            <w:r>
+              <w:rPr>
+                <w:rtl w:val="0"/>
+              </w:rPr>
             </w:r>
           </w:p>
           <w:p>
@@ -509,11 +565,10 @@
                 <w:ilvl w:val="0"/>
                 <w:numId w:val="1"/>
               </w:numPr>
-              <w:spacing w:before="220" w:after="0" w:line="240" w:lineRule="auto"/>
               <w:ind w:left="720" w:hanging="360"/>
-              <w:contextualSpacing/>
-              <w:rPr>
-                <w:u w:val="none"/>
+              <w:rPr>
+                <w:sz w:val="16"/>
+                <w:szCs w:val="16"/>
               </w:rPr>
             </w:pPr>
             <w:r>
@@ -524,12 +579,34 @@
             </w:r>
           </w:p>
           <w:p>
-            <w:r>
+            <w:pPr>
+              <w:rPr/>
+            </w:pPr>
+            <w:r>
+              <w:rPr>
+                <w:rtl w:val="0"/>
+              </w:rPr>
               <w:t xml:space="preserve">{/responsibilities}</w:t>
             </w:r>
           </w:p>
           <w:p>
-            <w:r>
+            <w:pPr>
+              <w:rPr/>
+            </w:pPr>
+            <w:r>
+              <w:rPr>
+                <w:rtl w:val="0"/>
+              </w:rPr>
+            </w:r>
+          </w:p>
+          <w:p>
+            <w:pPr>
+              <w:rPr/>
+            </w:pPr>
+            <w:r>
+              <w:rPr>
+                <w:rtl w:val="0"/>
+              </w:rPr>
               <w:t xml:space="preserve">{/projects}</w:t>
             </w:r>
           </w:p>
@@ -555,32 +632,27 @@
           </w:p>
           <w:p>
             <w:pPr>
-              <w:spacing w:line="312" w:lineRule="auto"/>
-              <w:rPr/>
-            </w:pPr>
-            <w:r>
-              <w:rPr>
-                <w:rtl w:val="0"/>
-              </w:rPr>
-            </w:r>
-          </w:p>
-          <w:p>
-            <w:pPr>
-              <w:spacing w:line="312" w:lineRule="auto"/>
-              <w:rPr/>
-            </w:pPr>
-            <w:r>
-              <w:rPr>
-                <w:rtl w:val="0"/>
-              </w:rPr>
-            </w:r>
-          </w:p>
-          <w:p>
-            <w:pPr>
-              <w:spacing w:line="312" w:lineRule="auto"/>
-              <w:ind w:left="0" w:firstLine="0"/>
-              <w:rPr>
-                <w:rFonts w:ascii="Lexend Light" w:cs="Lexend Light" w:eastAsia="Lexend Light" w:hAnsi="Lexend Light"/>
+              <w:rPr/>
+            </w:pPr>
+            <w:r>
+              <w:rPr>
+                <w:rtl w:val="0"/>
+              </w:rPr>
+            </w:r>
+          </w:p>
+          <w:p>
+            <w:pPr>
+              <w:rPr/>
+            </w:pPr>
+            <w:r>
+              <w:rPr>
+                <w:rtl w:val="0"/>
+              </w:rPr>
+            </w:r>
+          </w:p>
+          <w:p>
+            <w:pPr>
+              <w:rPr>
                 <w:u w:val="single"/>
               </w:rPr>
             </w:pPr>
@@ -635,8 +707,8 @@
               <w:jc w:val="left"/>
               <w:rPr/>
             </w:pPr>
-            <w:bookmarkStart w:colFirst="0" w:colLast="0" w:name="_54e5r9qx3s2x" w:id="22"/>
-            <w:bookmarkEnd w:id="22"/>
+            <w:bookmarkStart w:colFirst="0" w:colLast="0" w:name="_pf592gcrwtiv" w:id="14"/>
+            <w:bookmarkEnd w:id="14"/>
             <w:r>
               <w:rPr>
                 <w:rtl w:val="0"/>
@@ -645,7 +717,13 @@
             </w:r>
           </w:p>
           <w:p>
-            <w:r>
+            <w:pPr>
+              <w:rPr/>
+            </w:pPr>
+            <w:r>
+              <w:rPr>
+                <w:rtl w:val="0"/>
+              </w:rPr>
               <w:t xml:space="preserve">{#skills}</w:t>
             </w:r>
           </w:p>
@@ -655,8 +733,8 @@
               <w:jc w:val="left"/>
               <w:rPr/>
             </w:pPr>
-            <w:bookmarkStart w:colFirst="0" w:colLast="0" w:name="_okpfpohfq966" w:id="23"/>
-            <w:bookmarkEnd w:id="23"/>
+            <w:bookmarkStart w:colFirst="0" w:colLast="0" w:name="_pc1w7adz1q83" w:id="15"/>
+            <w:bookmarkEnd w:id="15"/>
             <w:r>
               <w:rPr>
                 <w:rtl w:val="0"/>
@@ -678,44 +756,31 @@
           </w:p>
           <w:p>
             <w:pPr>
-              <w:pageBreakBefore w:val="0"/>
-              <w:spacing w:before="0" w:line="276" w:lineRule="auto"/>
-              <w:ind w:right="300"/>
+              <w:spacing w:line="276" w:lineRule="auto"/>
               <w:jc w:val="left"/>
-              <w:rPr>
-                <w:rFonts w:ascii="Lexend Light" w:cs="Lexend Light" w:eastAsia="Lexend Light" w:hAnsi="Lexend Light"/>
-                <w:sz w:val="22"/>
-                <w:szCs w:val="22"/>
-              </w:rPr>
-            </w:pPr>
-            <w:r>
-              <w:rPr>
-                <w:rtl w:val="0"/>
-              </w:rPr>
-            </w:r>
-          </w:p>
-          <w:p>
-            <w:r>
-              <w:t xml:space="preserve">{/skills}</w:t>
-            </w:r>
-          </w:p>
-          <w:p>
-            <w:pPr>
-              <w:pStyle w:val="Heading1"/>
-              <w:pageBreakBefore w:val="0"/>
-              <w:ind w:right="300"/>
-              <w:jc w:val="left"/>
-              <w:rPr>
-                <w:rFonts w:ascii="Lexend Light" w:cs="Lexend Light" w:eastAsia="Lexend Light" w:hAnsi="Lexend Light"/>
-                <w:b w:val="0"/>
-                <w:bCs w:val="0"/>
+              <w:rPr/>
+            </w:pPr>
+            <w:r>
+              <w:rPr>
+                <w:rtl w:val="0"/>
+              </w:rPr>
+            </w:r>
+          </w:p>
+          <w:p>
+            <w:pPr>
+              <w:rPr>
                 <w:color w:val="ea1b3d"/>
                 <w:sz w:val="20"/>
                 <w:szCs w:val="20"/>
               </w:rPr>
             </w:pPr>
-            <w:bookmarkStart w:colFirst="0" w:colLast="0" w:name="_u3bb9rugzxju" w:id="34"/>
-            <w:bookmarkEnd w:id="34"/>
+            <w:r>
+              <w:rPr>
+                <w:rtl w:val="0"/>
+              </w:rPr>
+              <w:t xml:space="preserve">{/skills}</w:t>
+              <w:br w:type="textWrapping"/>
+            </w:r>
             <w:r>
               <w:rPr>
                 <w:rtl w:val="0"/>
@@ -728,8 +793,8 @@
               <w:jc w:val="left"/>
               <w:rPr/>
             </w:pPr>
-            <w:bookmarkStart w:colFirst="0" w:colLast="0" w:name="_qp9efw6yigv6" w:id="35"/>
-            <w:bookmarkEnd w:id="35"/>
+            <w:bookmarkStart w:colFirst="0" w:colLast="0" w:name="_udlaln8gplzy" w:id="16"/>
+            <w:bookmarkEnd w:id="16"/>
             <w:r>
               <w:rPr>
                 <w:rtl w:val="0"/>
@@ -738,8 +803,83 @@
             </w:r>
           </w:p>
           <w:p>
-            <w:r>
+            <w:pPr>
+              <w:rPr/>
+            </w:pPr>
+            <w:r>
+              <w:rPr>
+                <w:rtl w:val="0"/>
+              </w:rPr>
               <w:t xml:space="preserve">{#certifications}</w:t>
+            </w:r>
+          </w:p>
+          <w:p>
+            <w:pPr>
+              <w:jc w:val="left"/>
+              <w:rPr>
+                <w:color w:val="231f20"/>
+              </w:rPr>
+            </w:pPr>
+            <w:r>
+              <w:rPr>
+                <w:color w:val="231f20"/>
+                <w:rtl w:val="0"/>
+              </w:rPr>
+              <w:t xml:space="preserve">{.}</w:t>
+            </w:r>
+          </w:p>
+          <w:p>
+            <w:pPr>
+              <w:rPr/>
+            </w:pPr>
+            <w:r>
+              <w:rPr>
+                <w:rtl w:val="0"/>
+              </w:rPr>
+              <w:t xml:space="preserve">{/certifications}</w:t>
+            </w:r>
+          </w:p>
+          <w:p>
+            <w:pPr>
+              <w:jc w:val="left"/>
+              <w:rPr>
+                <w:color w:val="231f20"/>
+              </w:rPr>
+            </w:pPr>
+            <w:r>
+              <w:rPr>
+                <w:rtl w:val="0"/>
+              </w:rPr>
+            </w:r>
+          </w:p>
+          <w:p>
+            <w:pPr>
+              <w:pStyle w:val="Heading1"/>
+              <w:jc w:val="left"/>
+              <w:rPr/>
+            </w:pPr>
+            <w:bookmarkStart w:colFirst="0" w:colLast="0" w:name="_z00zuvsp2sgo" w:id="17"/>
+            <w:bookmarkEnd w:id="17"/>
+            <w:r>
+              <w:rPr>
+                <w:rtl w:val="0"/>
+              </w:rPr>
+              <w:t xml:space="preserve">Tools</w:t>
+            </w:r>
+          </w:p>
+          <w:p>
+            <w:pPr>
+              <w:jc w:val="left"/>
+              <w:rPr>
+                <w:color w:val="231f20"/>
+              </w:rPr>
+            </w:pPr>
+            <w:r>
+              <w:rPr>
+                <w:color w:val="231f20"/>
+                <w:rtl w:val="0"/>
+              </w:rPr>
+              <w:t xml:space="preserve">{tools}</w:t>
             </w:r>
           </w:p>
           <w:p>
@@ -748,34 +888,8 @@
                 <w:ilvl w:val="0"/>
                 <w:numId w:val="2"/>
               </w:numPr>
-              <w:spacing w:before="0" w:after="0" w:line="240" w:lineRule="auto"/>
-              <w:contextualSpacing/>
+              <w:ind w:left="720" w:hanging="360"/>
               <w:jc w:val="left"/>
-              <w:rPr>
-                <w:color w:val="231f20"/>
-                <w:sz w:val="22"/>
-                <w:szCs w:val="22"/>
-              </w:rPr>
-            </w:pPr>
-            <w:r>
-              <w:rPr>
-                <w:color w:val="231f20"/>
-                <w:rtl w:val="0"/>
-              </w:rPr>
-              <w:t xml:space="preserve">{.}</w:t>
-            </w:r>
-          </w:p>
-          <w:p>
-            <w:r>
-              <w:t xml:space="preserve">{/certifications}</w:t>
-            </w:r>
-          </w:p>
-          <w:p>
-            <w:pPr>
-              <w:jc w:val="left"/>
-              <w:rPr>
-                <w:color w:val="231f20"/>
-              </w:rPr>
             </w:pPr>
             <w:r>
               <w:rPr>
@@ -789,60 +903,107 @@
               <w:jc w:val="left"/>
               <w:rPr/>
             </w:pPr>
-            <w:bookmarkStart w:colFirst="0" w:colLast="0" w:name="_tdpwkwm8oxja" w:id="36"/>
-            <w:bookmarkEnd w:id="36"/>
-            <w:r>
-              <w:rPr>
-                <w:rtl w:val="0"/>
-              </w:rPr>
-              <w:t xml:space="preserve">Tools</w:t>
-            </w:r>
-          </w:p>
-          <w:p>
-            <w:pPr>
-              <w:pageBreakBefore w:val="0"/>
+            <w:bookmarkStart w:colFirst="0" w:colLast="0" w:name="_4bmcor6lk0ua" w:id="18"/>
+            <w:bookmarkEnd w:id="18"/>
+            <w:r>
+              <w:rPr>
+                <w:rtl w:val="0"/>
+              </w:rPr>
+              <w:t xml:space="preserve">Managerial Experience</w:t>
+            </w:r>
+          </w:p>
+          <w:p>
+            <w:pPr>
+              <w:rPr/>
+            </w:pPr>
+            <w:r>
+              <w:rPr>
+                <w:rtl w:val="0"/>
+              </w:rPr>
+              <w:t xml:space="preserve">{#managerialExperience}</w:t>
+            </w:r>
+          </w:p>
+          <w:p>
+            <w:pPr>
+              <w:jc w:val="left"/>
+              <w:rPr/>
+            </w:pPr>
+            <w:r>
+              <w:rPr>
+                <w:rtl w:val="0"/>
+              </w:rPr>
+              <w:t xml:space="preserve">{.}</w:t>
+            </w:r>
+          </w:p>
+          <w:p>
+            <w:pPr>
+              <w:rPr/>
+            </w:pPr>
+            <w:r>
+              <w:rPr>
+                <w:rtl w:val="0"/>
+              </w:rPr>
+              <w:t xml:space="preserve">{/managerialExperience}</w:t>
+              <w:br w:type="textWrapping"/>
+            </w:r>
+          </w:p>
+          <w:p>
+            <w:pPr>
+              <w:pStyle w:val="Heading1"/>
+              <w:jc w:val="left"/>
+              <w:rPr/>
+            </w:pPr>
+            <w:bookmarkStart w:colFirst="0" w:colLast="0" w:name="_q51z9osrfdrf" w:id="19"/>
+            <w:bookmarkEnd w:id="19"/>
+            <w:r>
+              <w:rPr>
+                <w:rtl w:val="0"/>
+              </w:rPr>
+              <w:t xml:space="preserve">Domain</w:t>
+            </w:r>
+          </w:p>
+          <w:p>
+            <w:pPr>
+              <w:rPr/>
+            </w:pPr>
+            <w:r>
+              <w:rPr>
+                <w:rtl w:val="0"/>
+              </w:rPr>
+              <w:t xml:space="preserve">{#domains}</w:t>
+            </w:r>
+          </w:p>
+          <w:p>
+            <w:pPr>
+              <w:jc w:val="left"/>
+              <w:rPr/>
+            </w:pPr>
+            <w:r>
+              <w:rPr>
+                <w:rtl w:val="0"/>
+              </w:rPr>
+              <w:t xml:space="preserve">{.}</w:t>
+            </w:r>
+          </w:p>
+          <w:p>
+            <w:pPr>
+              <w:rPr/>
+            </w:pPr>
+            <w:r>
+              <w:rPr>
+                <w:rtl w:val="0"/>
+              </w:rPr>
+              <w:t xml:space="preserve">{/domains}</w:t>
+            </w:r>
+          </w:p>
+          <w:p>
+            <w:pPr>
               <w:numPr>
                 <w:ilvl w:val="0"/>
                 <w:numId w:val="2"/>
               </w:numPr>
-              <w:spacing w:before="0" w:after="0" w:line="240" w:lineRule="auto"/>
-              <w:ind w:right="300"/>
-              <w:contextualSpacing/>
+              <w:ind w:left="720" w:hanging="360"/>
               <w:jc w:val="left"/>
-              <w:rPr>
-                <w:rFonts w:ascii="Lexend Light" w:cs="Lexend Light" w:eastAsia="Lexend Light" w:hAnsi="Lexend Light"/>
-                <w:color w:val="231f20"/>
-                <w:sz w:val="22"/>
-                <w:szCs w:val="22"/>
-              </w:rPr>
-            </w:pPr>
-            <w:r>
-              <w:rPr>
-                <w:rFonts w:ascii="Lexend Light" w:cs="Lexend Light" w:eastAsia="Lexend Light" w:hAnsi="Lexend Light"/>
-                <w:color w:val="231f20"/>
-                <w:sz w:val="22"/>
-                <w:szCs w:val="22"/>
-                <w:rtl w:val="0"/>
-              </w:rPr>
-              <w:t xml:space="preserve">{tools}</w:t>
-            </w:r>
-          </w:p>
-          <w:p>
-            <w:pPr>
-              <w:pageBreakBefore w:val="0"/>
-              <w:numPr>
-                <w:ilvl w:val="0"/>
-                <w:numId w:val="2"/>
-              </w:numPr>
-              <w:spacing w:before="0" w:after="0" w:line="240" w:lineRule="auto"/>
-              <w:ind w:right="300"/>
-              <w:contextualSpacing/>
-              <w:jc w:val="left"/>
-              <w:rPr>
-                <w:rFonts w:ascii="Lexend Light" w:cs="Lexend Light" w:eastAsia="Lexend Light" w:hAnsi="Lexend Light"/>
-                <w:sz w:val="22"/>
-                <w:szCs w:val="22"/>
-              </w:rPr>
             </w:pPr>
             <w:r>
               <w:rPr>
@@ -856,23 +1017,28 @@
               <w:jc w:val="left"/>
               <w:rPr/>
             </w:pPr>
-            <w:bookmarkStart w:colFirst="0" w:colLast="0" w:name="_6ss1ldcg9sb" w:id="37"/>
-            <w:bookmarkEnd w:id="37"/>
-            <w:r>
-              <w:rPr>
-                <w:rtl w:val="0"/>
-              </w:rPr>
-              <w:t xml:space="preserve">Managerial Experience</w:t>
-            </w:r>
-          </w:p>
-          <w:p>
-            <w:r>
-              <w:t xml:space="preserve">{#managerialExperience}</w:t>
-            </w:r>
-          </w:p>
-          <w:p>
-            <w:pPr>
-              <w:spacing w:line="312" w:lineRule="auto"/>
+            <w:bookmarkStart w:colFirst="0" w:colLast="0" w:name="_c2xkjwxohciz" w:id="20"/>
+            <w:bookmarkEnd w:id="20"/>
+            <w:r>
+              <w:rPr>
+                <w:rtl w:val="0"/>
+              </w:rPr>
+              <w:t xml:space="preserve">Languages</w:t>
+            </w:r>
+          </w:p>
+          <w:p>
+            <w:pPr>
+              <w:rPr/>
+            </w:pPr>
+            <w:r>
+              <w:rPr>
+                <w:rtl w:val="0"/>
+              </w:rPr>
+              <w:t xml:space="preserve">{#languages}</w:t>
+            </w:r>
+          </w:p>
+          <w:p>
+            <w:pPr>
               <w:jc w:val="left"/>
               <w:rPr/>
             </w:pPr>
@@ -884,152 +1050,34 @@
             </w:r>
           </w:p>
           <w:p>
-            <w:r>
-              <w:t xml:space="preserve">{/managerialExperience}</w:t>
-            </w:r>
-          </w:p>
-          <w:p>
-            <w:pPr>
-              <w:pStyle w:val="Heading1"/>
+            <w:pPr>
+              <w:rPr/>
+            </w:pPr>
+            <w:r>
+              <w:rPr>
+                <w:rtl w:val="0"/>
+              </w:rPr>
+              <w:t xml:space="preserve">{/languages}</w:t>
+            </w:r>
+          </w:p>
+          <w:p>
+            <w:pPr>
               <w:jc w:val="left"/>
-              <w:rPr/>
-            </w:pPr>
-            <w:bookmarkStart w:colFirst="0" w:colLast="0" w:name="_38qo8bmabk6p" w:id="38"/>
-            <w:bookmarkEnd w:id="38"/>
-            <w:r>
-              <w:rPr>
-                <w:rtl w:val="0"/>
-              </w:rPr>
-            </w:r>
-          </w:p>
-          <w:p>
-            <w:pPr>
-              <w:pStyle w:val="Heading1"/>
+              <w:rPr>
+                <w:color w:val="ea1b3d"/>
+              </w:rPr>
+            </w:pPr>
+            <w:r>
+              <w:rPr>
+                <w:rtl w:val="0"/>
+              </w:rPr>
+            </w:r>
+          </w:p>
+          <w:p>
+            <w:pPr>
+              <w:spacing w:line="240" w:lineRule="auto"/>
               <w:jc w:val="left"/>
               <w:rPr/>
-            </w:pPr>
-            <w:bookmarkStart w:colFirst="0" w:colLast="0" w:name="_jheiv7ka0yr2" w:id="39"/>
-            <w:bookmarkEnd w:id="39"/>
-            <w:r>
-              <w:rPr>
-                <w:rtl w:val="0"/>
-              </w:rPr>
-              <w:t xml:space="preserve">Domain</w:t>
-            </w:r>
-          </w:p>
-          <w:p>
-            <w:r>
-              <w:t xml:space="preserve">{#domains}</w:t>
-            </w:r>
-          </w:p>
-          <w:p>
-            <w:pPr>
-              <w:spacing w:line="312" w:lineRule="auto"/>
-              <w:ind w:left="0" w:firstLine="0"/>
-              <w:jc w:val="left"/>
-              <w:rPr/>
-            </w:pPr>
-            <w:r>
-              <w:rPr>
-                <w:rtl w:val="0"/>
-              </w:rPr>
-              <w:t xml:space="preserve">{.}</w:t>
-            </w:r>
-          </w:p>
-          <w:p>
-            <w:r>
-              <w:t xml:space="preserve">{/domains}</w:t>
-            </w:r>
-          </w:p>
-          <w:p>
-            <w:pPr>
-              <w:pageBreakBefore w:val="0"/>
-              <w:numPr>
-                <w:ilvl w:val="0"/>
-                <w:numId w:val="2"/>
-              </w:numPr>
-              <w:spacing w:before="0" w:after="0" w:line="240" w:lineRule="auto"/>
-              <w:ind w:right="300"/>
-              <w:contextualSpacing/>
-              <w:jc w:val="left"/>
-              <w:rPr>
-                <w:rFonts w:ascii="Lexend Light" w:cs="Lexend Light" w:eastAsia="Lexend Light" w:hAnsi="Lexend Light"/>
-              </w:rPr>
-            </w:pPr>
-            <w:r>
-              <w:rPr>
-                <w:rtl w:val="0"/>
-              </w:rPr>
-            </w:r>
-          </w:p>
-          <w:p>
-            <w:pPr>
-              <w:pStyle w:val="Heading1"/>
-              <w:ind w:left="0" w:firstLine="0"/>
-              <w:jc w:val="left"/>
-              <w:rPr/>
-            </w:pPr>
-            <w:bookmarkStart w:colFirst="0" w:colLast="0" w:name="_z0t9ghvt0kxt" w:id="40"/>
-            <w:bookmarkEnd w:id="40"/>
-            <w:r>
-              <w:rPr>
-                <w:rtl w:val="0"/>
-              </w:rPr>
-              <w:t xml:space="preserve">Languages</w:t>
-            </w:r>
-          </w:p>
-          <w:p>
-            <w:r>
-              <w:t xml:space="preserve">{#languages}</w:t>
-            </w:r>
-          </w:p>
-          <w:p>
-            <w:pPr>
-              <w:spacing w:line="312" w:lineRule="auto"/>
-              <w:jc w:val="left"/>
-              <w:rPr/>
-            </w:pPr>
-            <w:r>
-              <w:rPr>
-                <w:rtl w:val="0"/>
-              </w:rPr>
-              <w:t xml:space="preserve">{.}</w:t>
-            </w:r>
-          </w:p>
-          <w:p>
-            <w:r>
-              <w:t xml:space="preserve">{/languages}</w:t>
-            </w:r>
-          </w:p>
-          <w:p>
-            <w:pPr>
-              <w:pageBreakBefore w:val="0"/>
-              <w:ind w:right="300"/>
-              <w:jc w:val="left"/>
-              <w:rPr>
-                <w:rFonts w:ascii="Lexend Light" w:cs="Lexend Light" w:eastAsia="Lexend Light" w:hAnsi="Lexend Light"/>
-                <w:color w:val="ea1b3d"/>
-                <w:sz w:val="22"/>
-                <w:szCs w:val="22"/>
-              </w:rPr>
-            </w:pPr>
-            <w:r>
-              <w:rPr>
-                <w:rtl w:val="0"/>
-              </w:rPr>
-            </w:r>
-          </w:p>
-          <w:p>
-            <w:pPr>
-              <w:pageBreakBefore w:val="0"/>
-              <w:spacing w:before="0" w:line="240" w:lineRule="auto"/>
-              <w:ind w:left="0" w:right="300" w:firstLine="0"/>
-              <w:jc w:val="left"/>
-              <w:rPr>
-                <w:rFonts w:ascii="Lexend Light" w:cs="Lexend Light" w:eastAsia="Lexend Light" w:hAnsi="Lexend Light"/>
-                <w:sz w:val="22"/>
-                <w:szCs w:val="22"/>
-              </w:rPr>
             </w:pPr>
             <w:r>
               <w:rPr>
@@ -1043,22 +1091,30 @@
     <w:p>
       <w:pPr>
         <w:pStyle w:val="Heading2"/>
-        <w:pageBreakBefore w:val="0"/>
-        <w:spacing w:before="0" w:lineRule="auto"/>
-        <w:ind w:left="0" w:firstLine="0"/>
         <w:rPr/>
       </w:pPr>
-      <w:bookmarkStart w:colFirst="0" w:colLast="0" w:name="_4oqydkq9efmh" w:id="41"/>
-      <w:bookmarkEnd w:id="41"/>
+      <w:bookmarkStart w:colFirst="0" w:colLast="0" w:name="_qpin1abi5gro" w:id="21"/>
+      <w:bookmarkEnd w:id="21"/>
       <w:r>
         <w:rPr>
           <w:rFonts w:ascii="Lexend Light" w:cs="Lexend Light" w:eastAsia="Lexend Light" w:hAnsi="Lexend Light"/>
-          <w:b w:val="0"/>
-          <w:bCs w:val="0"/>
           <w:rtl w:val="0"/>
         </w:rPr>
         <w:t xml:space="preserve"> </w:t>
       </w:r>
+      <w:r>
+        <w:rPr>
+          <w:rtl w:val="0"/>
+        </w:rPr>
+      </w:r>
+    </w:p>
+    <w:p>
+      <w:pPr>
+        <w:pStyle w:val="Heading2"/>
+        <w:rPr/>
+      </w:pPr>
+      <w:bookmarkStart w:colFirst="0" w:colLast="0" w:name="_a1o4iklus8xu" w:id="22"/>
+      <w:bookmarkEnd w:id="22"/>
       <w:r>
         <w:rPr>
           <w:rtl w:val="0"/>
@@ -1091,17 +1147,25 @@
     <w:r>
       <w:rPr>
         <w:vertAlign w:val="superscript"/>
+        <w:rtl w:val="0"/>
+      </w:rPr>
+      <w:t xml:space="preserve">    </w:t>
+    </w:r>
+    <w:r>
+      <w:rPr>
+        <w:rFonts w:ascii="Lexend" w:cs="Lexend" w:eastAsia="Lexend" w:hAnsi="Lexend"/>
+        <w:vertAlign w:val="superscript"/>
       </w:rPr>
       <w:drawing>
         <wp:inline distB="114300" distT="114300" distL="114300" distR="114300">
-          <wp:extent cx="309563" cy="190500"/>
+          <wp:extent cx="314325" cy="190500"/>
           <wp:effectExtent b="0" l="0" r="0" t="0"/>
-          <wp:docPr id="1" name="image2.jpg"/>
+          <wp:docPr id="2" name="image1.jpg"/>
           <a:graphic>
             <a:graphicData uri="http://schemas.openxmlformats.org/drawingml/2006/picture">
               <pic:pic>
                 <pic:nvPicPr>
-                  <pic:cNvPr id="0" name="image2.jpg"/>
+                  <pic:cNvPr id="0" name="image1.jpg"/>
                   <pic:cNvPicPr preferRelativeResize="0"/>
                 </pic:nvPicPr>
                 <pic:blipFill>
@@ -1114,7 +1178,7 @@
                 <pic:spPr>
                   <a:xfrm>
                     <a:off x="0" y="0"/>
-                    <a:ext cx="309563" cy="190500"/>
+                    <a:ext cx="314325" cy="190500"/>
                   </a:xfrm>
                   <a:prstGeom prst="rect"/>
                   <a:ln/>
@@ -1130,7 +1194,7 @@
         <w:vertAlign w:val="superscript"/>
         <w:rtl w:val="0"/>
       </w:rPr>
-      <w:t xml:space="preserve">                                                                                                                                                                                                                                                           </w:t>
+      <w:t xml:space="preserve">                                                                                                                                                                                                                                                   </w:t>
     </w:r>
     <w:r>
       <w:rPr>
@@ -1234,8 +1298,6 @@
         <w:ind w:left="720" w:hanging="360"/>
       </w:pPr>
       <w:rPr>
-        <w:sz w:val="16"/>
-        <w:szCs w:val="16"/>
         <w:u w:val="none"/>
       </w:rPr>
     </w:lvl>
@@ -1446,126 +1508,11 @@
       </w:rPr>
     </w:lvl>
   </w:abstractNum>
-  <w:abstractNum w:abstractNumId="3">
-    <w:lvl w:ilvl="0">
-      <w:start w:val="1"/>
-      <w:numFmt w:val="bullet"/>
-      <w:lvlText w:val="●"/>
-      <w:lvlJc w:val="left"/>
-      <w:pPr>
-        <w:ind w:left="720" w:hanging="360"/>
-      </w:pPr>
-      <w:rPr>
-        <w:sz w:val="18"/>
-        <w:szCs w:val="18"/>
-        <w:u w:val="none"/>
-      </w:rPr>
-    </w:lvl>
-    <w:lvl w:ilvl="1">
-      <w:start w:val="1"/>
-      <w:numFmt w:val="bullet"/>
-      <w:lvlText w:val="○"/>
-      <w:lvlJc w:val="left"/>
-      <w:pPr>
-        <w:ind w:left="1440" w:hanging="360"/>
-      </w:pPr>
-      <w:rPr>
-        <w:u w:val="none"/>
-      </w:rPr>
-    </w:lvl>
-    <w:lvl w:ilvl="2">
-      <w:start w:val="1"/>
-      <w:numFmt w:val="bullet"/>
-      <w:lvlText w:val="■"/>
-      <w:lvlJc w:val="left"/>
-      <w:pPr>
-        <w:ind w:left="2160" w:hanging="360"/>
-      </w:pPr>
-      <w:rPr>
-        <w:u w:val="none"/>
-      </w:rPr>
-    </w:lvl>
-    <w:lvl w:ilvl="3">
-      <w:start w:val="1"/>
-      <w:numFmt w:val="bullet"/>
-      <w:lvlText w:val="●"/>
-      <w:lvlJc w:val="left"/>
-      <w:pPr>
-        <w:ind w:left="2880" w:hanging="360"/>
-      </w:pPr>
-      <w:rPr>
-        <w:u w:val="none"/>
-      </w:rPr>
-    </w:lvl>
-    <w:lvl w:ilvl="4">
-      <w:start w:val="1"/>
-      <w:numFmt w:val="bullet"/>
-      <w:lvlText w:val="○"/>
-      <w:lvlJc w:val="left"/>
-      <w:pPr>
-        <w:ind w:left="3600" w:hanging="360"/>
-      </w:pPr>
-      <w:rPr>
-        <w:u w:val="none"/>
-      </w:rPr>
-    </w:lvl>
-    <w:lvl w:ilvl="5">
-      <w:start w:val="1"/>
-      <w:numFmt w:val="bullet"/>
-      <w:lvlText w:val="■"/>
-      <w:lvlJc w:val="left"/>
-      <w:pPr>
-        <w:ind w:left="4320" w:hanging="360"/>
-      </w:pPr>
-      <w:rPr>
-        <w:u w:val="none"/>
-      </w:rPr>
-    </w:lvl>
-    <w:lvl w:ilvl="6">
-      <w:start w:val="1"/>
-      <w:numFmt w:val="bullet"/>
-      <w:lvlText w:val="●"/>
-      <w:lvlJc w:val="left"/>
-      <w:pPr>
-        <w:ind w:left="5040" w:hanging="360"/>
-      </w:pPr>
-      <w:rPr>
-        <w:u w:val="none"/>
-      </w:rPr>
-    </w:lvl>
-    <w:lvl w:ilvl="7">
-      <w:start w:val="1"/>
-      <w:numFmt w:val="bullet"/>
-      <w:lvlText w:val="○"/>
-      <w:lvlJc w:val="left"/>
-      <w:pPr>
-        <w:ind w:left="5760" w:hanging="360"/>
-      </w:pPr>
-      <w:rPr>
-        <w:u w:val="none"/>
-      </w:rPr>
-    </w:lvl>
-    <w:lvl w:ilvl="8">
-      <w:start w:val="1"/>
-      <w:numFmt w:val="bullet"/>
-      <w:lvlText w:val="■"/>
-      <w:lvlJc w:val="left"/>
-      <w:pPr>
-        <w:ind w:left="6480" w:hanging="360"/>
-      </w:pPr>
-      <w:rPr>
-        <w:u w:val="none"/>
-      </w:rPr>
-    </w:lvl>
-  </w:abstractNum>
   <w:num w:numId="1">
     <w:abstractNumId w:val="1"/>
   </w:num>
   <w:num w:numId="2">
     <w:abstractNumId w:val="2"/>
-  </w:num>
-  <w:num w:numId="3">
-    <w:abstractNumId w:val="3"/>
   </w:num>
 </w:numbering>
 </file>

--- a/public/templates/internal.docx
+++ b/public/templates/internal.docx
@@ -116,12 +116,12 @@
                   <wp:extent cx="1897074" cy="610553"/>
                   <wp:effectExtent b="0" l="0" r="0" t="0"/>
                   <wp:wrapSquare wrapText="bothSides" distB="114300" distT="114300" distL="114300" distR="114300"/>
-                  <wp:docPr id="1" name="image2.png"/>
+                  <wp:docPr id="1" name="image1.png"/>
                   <a:graphic>
                     <a:graphicData uri="http://schemas.openxmlformats.org/drawingml/2006/picture">
                       <pic:pic>
                         <pic:nvPicPr>
-                          <pic:cNvPr id="0" name="image2.png"/>
+                          <pic:cNvPr id="0" name="image1.png"/>
                           <pic:cNvPicPr preferRelativeResize="0"/>
                         </pic:nvPicPr>
                         <pic:blipFill>
@@ -610,79 +610,6 @@
               <w:t xml:space="preserve">{/projects}</w:t>
             </w:r>
           </w:p>
-          <w:p>
-            <w:pPr>
-              <w:rPr/>
-            </w:pPr>
-            <w:r>
-              <w:rPr>
-                <w:rtl w:val="0"/>
-              </w:rPr>
-            </w:r>
-          </w:p>
-          <w:p>
-            <w:pPr>
-              <w:rPr/>
-            </w:pPr>
-            <w:r>
-              <w:rPr>
-                <w:rtl w:val="0"/>
-              </w:rPr>
-            </w:r>
-          </w:p>
-          <w:p>
-            <w:pPr>
-              <w:rPr/>
-            </w:pPr>
-            <w:r>
-              <w:rPr>
-                <w:rtl w:val="0"/>
-              </w:rPr>
-            </w:r>
-          </w:p>
-          <w:p>
-            <w:pPr>
-              <w:rPr/>
-            </w:pPr>
-            <w:r>
-              <w:rPr>
-                <w:rtl w:val="0"/>
-              </w:rPr>
-            </w:r>
-          </w:p>
-          <w:p>
-            <w:pPr>
-              <w:rPr>
-                <w:u w:val="single"/>
-              </w:rPr>
-            </w:pPr>
-            <w:r>
-              <w:rPr>
-                <w:rtl w:val="0"/>
-              </w:rPr>
-            </w:r>
-          </w:p>
-          <w:p>
-            <w:pPr>
-              <w:spacing w:line="240" w:lineRule="auto"/>
-              <w:rPr/>
-            </w:pPr>
-            <w:r>
-              <w:rPr>
-                <w:rtl w:val="0"/>
-              </w:rPr>
-            </w:r>
-          </w:p>
-          <w:p>
-            <w:pPr>
-              <w:rPr/>
-            </w:pPr>
-            <w:r>
-              <w:rPr>
-                <w:rtl w:val="0"/>
-              </w:rPr>
-            </w:r>
-          </w:p>
         </w:tc>
         <w:tc>
           <w:tcPr>
@@ -1095,26 +1022,6 @@
       </w:pPr>
       <w:bookmarkStart w:colFirst="0" w:colLast="0" w:name="_qpin1abi5gro" w:id="21"/>
       <w:bookmarkEnd w:id="21"/>
-      <w:r>
-        <w:rPr>
-          <w:rFonts w:ascii="Lexend Light" w:cs="Lexend Light" w:eastAsia="Lexend Light" w:hAnsi="Lexend Light"/>
-          <w:rtl w:val="0"/>
-        </w:rPr>
-        <w:t xml:space="preserve"> </w:t>
-      </w:r>
-      <w:r>
-        <w:rPr>
-          <w:rtl w:val="0"/>
-        </w:rPr>
-      </w:r>
-    </w:p>
-    <w:p>
-      <w:pPr>
-        <w:pStyle w:val="Heading2"/>
-        <w:rPr/>
-      </w:pPr>
-      <w:bookmarkStart w:colFirst="0" w:colLast="0" w:name="_a1o4iklus8xu" w:id="22"/>
-      <w:bookmarkEnd w:id="22"/>
       <w:r>
         <w:rPr>
           <w:rtl w:val="0"/>
@@ -1160,12 +1067,12 @@
         <wp:inline distB="114300" distT="114300" distL="114300" distR="114300">
           <wp:extent cx="314325" cy="190500"/>
           <wp:effectExtent b="0" l="0" r="0" t="0"/>
-          <wp:docPr id="2" name="image1.jpg"/>
+          <wp:docPr id="2" name="image2.jpg"/>
           <a:graphic>
             <a:graphicData uri="http://schemas.openxmlformats.org/drawingml/2006/picture">
               <pic:pic>
                 <pic:nvPicPr>
-                  <pic:cNvPr id="0" name="image1.jpg"/>
+                  <pic:cNvPr id="0" name="image2.jpg"/>
                   <pic:cNvPicPr preferRelativeResize="0"/>
                 </pic:nvPicPr>
                 <pic:blipFill>

--- a/public/templates/internal.docx
+++ b/public/templates/internal.docx
@@ -116,12 +116,12 @@
                   <wp:extent cx="1897074" cy="610553"/>
                   <wp:effectExtent b="0" l="0" r="0" t="0"/>
                   <wp:wrapSquare wrapText="bothSides" distB="114300" distT="114300" distL="114300" distR="114300"/>
-                  <wp:docPr id="1" name="image1.png"/>
+                  <wp:docPr id="1" name="image2.png"/>
                   <a:graphic>
                     <a:graphicData uri="http://schemas.openxmlformats.org/drawingml/2006/picture">
                       <pic:pic>
                         <pic:nvPicPr>
-                          <pic:cNvPr id="0" name="image1.png"/>
+                          <pic:cNvPr id="0" name="image2.png"/>
                           <pic:cNvPicPr preferRelativeResize="0"/>
                         </pic:nvPicPr>
                         <pic:blipFill>
@@ -565,6 +565,7 @@
                 <w:ilvl w:val="0"/>
                 <w:numId w:val="1"/>
               </w:numPr>
+              <w:spacing w:line="240" w:lineRule="auto"/>
               <w:ind w:left="720" w:hanging="360"/>
               <w:rPr>
                 <w:sz w:val="16"/>
@@ -1067,12 +1068,12 @@
         <wp:inline distB="114300" distT="114300" distL="114300" distR="114300">
           <wp:extent cx="314325" cy="190500"/>
           <wp:effectExtent b="0" l="0" r="0" t="0"/>
-          <wp:docPr id="2" name="image2.jpg"/>
+          <wp:docPr id="2" name="image1.jpg"/>
           <a:graphic>
             <a:graphicData uri="http://schemas.openxmlformats.org/drawingml/2006/picture">
               <pic:pic>
                 <pic:nvPicPr>
-                  <pic:cNvPr id="0" name="image2.jpg"/>
+                  <pic:cNvPr id="0" name="image1.jpg"/>
                   <pic:cNvPicPr preferRelativeResize="0"/>
                 </pic:nvPicPr>
                 <pic:blipFill>

--- a/public/templates/internal.docx
+++ b/public/templates/internal.docx
@@ -7,7 +7,7 @@
         <w:pStyle w:val="Heading3"/>
         <w:rPr/>
       </w:pPr>
-      <w:bookmarkStart w:colFirst="0" w:colLast="0" w:name="_a3jq8f1tfzhn" w:id="0"/>
+      <w:bookmarkStart w:colFirst="0" w:colLast="0" w:name="_nrxbeu7kyqa2" w:id="0"/>
       <w:bookmarkEnd w:id="0"/>
       <w:r>
         <w:rPr>
@@ -55,9 +55,7 @@
       </w:tblGrid>
       <w:tr>
         <w:trPr>
-          <w:cantSplit w:val="0"/>
           <w:trHeight w:val="2140" w:hRule="atLeast"/>
-          <w:tblHeader w:val="0"/>
         </w:trPr>
         <w:tc>
           <w:tcPr>
@@ -80,6 +78,8 @@
           <w:p>
             <w:pPr>
               <w:pStyle w:val="Title"/>
+              <w:pageBreakBefore w:val="0"/>
+              <w:ind w:right="300"/>
               <w:rPr>
                 <w:rFonts w:ascii="Lexend Medium" w:cs="Lexend Medium" w:eastAsia="Lexend Medium" w:hAnsi="Lexend Medium"/>
                 <w:b w:val="0"/>
@@ -89,7 +89,7 @@
                 <w:szCs w:val="48"/>
               </w:rPr>
             </w:pPr>
-            <w:bookmarkStart w:colFirst="0" w:colLast="0" w:name="_vkk0hwnc18b4" w:id="1"/>
+            <w:bookmarkStart w:colFirst="0" w:colLast="0" w:name="_x8fm1uorkbaw" w:id="1"/>
             <w:bookmarkEnd w:id="1"/>
             <w:r>
               <w:rPr>
@@ -111,17 +111,17 @@
                     <wp:posOffset>4352925</wp:posOffset>
                   </wp:positionH>
                   <wp:positionV relativeFrom="paragraph">
-                    <wp:posOffset>19052</wp:posOffset>
+                    <wp:posOffset>19051</wp:posOffset>
                   </wp:positionV>
                   <wp:extent cx="1897074" cy="610553"/>
                   <wp:effectExtent b="0" l="0" r="0" t="0"/>
                   <wp:wrapSquare wrapText="bothSides" distB="114300" distT="114300" distL="114300" distR="114300"/>
-                  <wp:docPr id="1" name="image2.png"/>
+                  <wp:docPr id="2" name="image1.png"/>
                   <a:graphic>
                     <a:graphicData uri="http://schemas.openxmlformats.org/drawingml/2006/picture">
                       <pic:pic>
                         <pic:nvPicPr>
-                          <pic:cNvPr id="0" name="image2.png"/>
+                          <pic:cNvPr id="0" name="image1.png"/>
                           <pic:cNvPicPr preferRelativeResize="0"/>
                         </pic:nvPicPr>
                         <pic:blipFill>
@@ -149,10 +149,11 @@
           <w:p>
             <w:pPr>
               <w:pStyle w:val="Subtitle"/>
+              <w:pageBreakBefore w:val="0"/>
               <w:tabs>
                 <w:tab w:val="left" w:leader="none" w:pos="1260"/>
               </w:tabs>
-              <w:spacing w:line="276" w:lineRule="auto"/>
+              <w:ind w:right="300"/>
               <w:rPr>
                 <w:rFonts w:ascii="Lexend" w:cs="Lexend" w:eastAsia="Lexend" w:hAnsi="Lexend"/>
                 <w:color w:val="373742"/>
@@ -160,7 +161,7 @@
                 <w:szCs w:val="24"/>
               </w:rPr>
             </w:pPr>
-            <w:bookmarkStart w:colFirst="0" w:colLast="0" w:name="_uigkvi2gtz2c" w:id="2"/>
+            <w:bookmarkStart w:colFirst="0" w:colLast="0" w:name="_ymi089liagec" w:id="2"/>
             <w:bookmarkEnd w:id="2"/>
             <w:r>
               <w:rPr>
@@ -175,6 +176,7 @@
           </w:p>
           <w:p>
             <w:pPr>
+              <w:spacing w:line="312" w:lineRule="auto"/>
               <w:rPr/>
             </w:pPr>
             <w:r>
@@ -186,6 +188,7 @@
           </w:p>
           <w:p>
             <w:pPr>
+              <w:spacing w:line="312" w:lineRule="auto"/>
               <w:rPr/>
             </w:pPr>
             <w:r>
@@ -198,10 +201,7 @@
         </w:tc>
       </w:tr>
       <w:tr>
-        <w:trPr>
-          <w:cantSplit w:val="0"/>
-          <w:tblHeader w:val="0"/>
-        </w:trPr>
+        <w:trPr/>
         <w:tc>
           <w:tcPr>
             <w:tcBorders>
@@ -224,7 +224,7 @@
               <w:pStyle w:val="Heading1"/>
               <w:rPr/>
             </w:pPr>
-            <w:bookmarkStart w:colFirst="0" w:colLast="0" w:name="_ewyo43vwltz" w:id="3"/>
+            <w:bookmarkStart w:colFirst="0" w:colLast="0" w:name="_lqutwejei0p6" w:id="3"/>
             <w:bookmarkEnd w:id="3"/>
             <w:r>
               <w:rPr>
@@ -235,7 +235,7 @@
           </w:p>
           <w:p>
             <w:pPr>
-              <w:spacing w:after="320" w:lineRule="auto"/>
+              <w:spacing w:after="320" w:line="312" w:lineRule="auto"/>
               <w:rPr/>
             </w:pPr>
             <w:r>
@@ -251,7 +251,7 @@
               <w:pStyle w:val="Heading1"/>
               <w:rPr/>
             </w:pPr>
-            <w:bookmarkStart w:colFirst="0" w:colLast="0" w:name="_4ftlqj91okd6" w:id="4"/>
+            <w:bookmarkStart w:colFirst="0" w:colLast="0" w:name="_lucb2x1sdisx" w:id="4"/>
             <w:bookmarkEnd w:id="4"/>
             <w:r>
               <w:rPr>
@@ -261,13 +261,7 @@
             </w:r>
           </w:p>
           <w:p>
-            <w:pPr>
-              <w:rPr/>
-            </w:pPr>
-            <w:r>
-              <w:rPr>
-                <w:rtl w:val="0"/>
-              </w:rPr>
+            <w:r>
               <w:t xml:space="preserve">{#education}</w:t>
             </w:r>
           </w:p>
@@ -276,7 +270,7 @@
               <w:pStyle w:val="Heading2"/>
               <w:rPr/>
             </w:pPr>
-            <w:bookmarkStart w:colFirst="0" w:colLast="0" w:name="_gc9iz9a2rr28" w:id="5"/>
+            <w:bookmarkStart w:colFirst="0" w:colLast="0" w:name="_6yjxhzsiz8ii" w:id="5"/>
             <w:bookmarkEnd w:id="5"/>
             <w:r>
               <w:rPr>
@@ -287,7 +281,9 @@
           </w:p>
           <w:p>
             <w:pPr>
-              <w:rPr>
+              <w:spacing w:line="312" w:lineRule="auto"/>
+              <w:rPr>
+                <w:rFonts w:ascii="Lexend Light" w:cs="Lexend Light" w:eastAsia="Lexend Light" w:hAnsi="Lexend Light"/>
                 <w:color w:val="ea1b3d"/>
                 <w:sz w:val="20"/>
                 <w:szCs w:val="20"/>
@@ -308,16 +304,8 @@
             </w:r>
           </w:p>
           <w:p>
-            <w:pPr>
-              <w:rPr/>
-            </w:pPr>
-            <w:r>
-              <w:rPr>
-                <w:rtl w:val="0"/>
-              </w:rPr>
+            <w:r>
               <w:t xml:space="preserve">{/education}</w:t>
-              <w:br w:type="textWrapping"/>
-              <w:br w:type="textWrapping"/>
             </w:r>
           </w:p>
           <w:p>
@@ -325,7 +313,7 @@
               <w:pStyle w:val="Heading1"/>
               <w:rPr/>
             </w:pPr>
-            <w:bookmarkStart w:colFirst="0" w:colLast="0" w:name="_8yh3eyo4ueh" w:id="6"/>
+            <w:bookmarkStart w:colFirst="0" w:colLast="0" w:name="_fs9jdw7quqer" w:id="6"/>
             <w:bookmarkEnd w:id="6"/>
             <w:r>
               <w:rPr>
@@ -335,13 +323,7 @@
             </w:r>
           </w:p>
           <w:p>
-            <w:pPr>
-              <w:rPr/>
-            </w:pPr>
-            <w:r>
-              <w:rPr>
-                <w:rtl w:val="0"/>
-              </w:rPr>
+            <w:r>
               <w:t xml:space="preserve">{#projects}</w:t>
             </w:r>
           </w:p>
@@ -350,7 +332,7 @@
               <w:pStyle w:val="Heading2"/>
               <w:rPr/>
             </w:pPr>
-            <w:bookmarkStart w:colFirst="0" w:colLast="0" w:name="_gqgfdlcw6lj8" w:id="7"/>
+            <w:bookmarkStart w:colFirst="0" w:colLast="0" w:name="_gfiut3vv9g0y" w:id="7"/>
             <w:bookmarkEnd w:id="7"/>
             <w:r>
               <w:rPr>
@@ -372,8 +354,12 @@
           </w:p>
           <w:p>
             <w:pPr>
-              <w:spacing w:line="240" w:lineRule="auto"/>
-              <w:rPr/>
+              <w:pageBreakBefore w:val="0"/>
+              <w:spacing w:before="0" w:line="240" w:lineRule="auto"/>
+              <w:rPr>
+                <w:rFonts w:ascii="Lexend Light" w:cs="Lexend Light" w:eastAsia="Lexend Light" w:hAnsi="Lexend Light"/>
+                <w:color w:val="373742"/>
+              </w:rPr>
             </w:pPr>
             <w:r>
               <w:rPr>
@@ -386,7 +372,7 @@
               <w:pStyle w:val="Heading2"/>
               <w:rPr/>
             </w:pPr>
-            <w:bookmarkStart w:colFirst="0" w:colLast="0" w:name="_8pyzjm3hlcpn" w:id="8"/>
+            <w:bookmarkStart w:colFirst="0" w:colLast="0" w:name="_h7ijueto5on7" w:id="8"/>
             <w:bookmarkEnd w:id="8"/>
             <w:r>
               <w:rPr>
@@ -413,7 +399,7 @@
               <w:spacing w:line="276" w:lineRule="auto"/>
               <w:rPr/>
             </w:pPr>
-            <w:bookmarkStart w:colFirst="0" w:colLast="0" w:name="_hmz3372b1bwy" w:id="9"/>
+            <w:bookmarkStart w:colFirst="0" w:colLast="0" w:name="_x1bleti8j1zr" w:id="9"/>
             <w:bookmarkEnd w:id="9"/>
             <w:r>
               <w:rPr>
@@ -426,7 +412,7 @@
               <w:pStyle w:val="Heading2"/>
               <w:rPr/>
             </w:pPr>
-            <w:bookmarkStart w:colFirst="0" w:colLast="0" w:name="_cug4gv4zx0dx" w:id="10"/>
+            <w:bookmarkStart w:colFirst="0" w:colLast="0" w:name="_9od6fabn16ka" w:id="10"/>
             <w:bookmarkEnd w:id="10"/>
             <w:r>
               <w:rPr>
@@ -437,14 +423,23 @@
           </w:p>
           <w:p>
             <w:pPr>
+              <w:pageBreakBefore w:val="0"/>
               <w:widowControl w:val="1"/>
-              <w:rPr>
+              <w:spacing w:before="0" w:line="312" w:lineRule="auto"/>
+              <w:jc w:val="both"/>
+              <w:rPr>
+                <w:rFonts w:ascii="Lexend Light" w:cs="Lexend Light" w:eastAsia="Lexend Light" w:hAnsi="Lexend Light"/>
                 <w:color w:val="231f20"/>
-              </w:rPr>
-            </w:pPr>
-            <w:r>
-              <w:rPr>
+                <w:sz w:val="22"/>
+                <w:szCs w:val="22"/>
+              </w:rPr>
+            </w:pPr>
+            <w:r>
+              <w:rPr>
+                <w:rFonts w:ascii="Lexend Light" w:cs="Lexend Light" w:eastAsia="Lexend Light" w:hAnsi="Lexend Light"/>
                 <w:color w:val="231f20"/>
+                <w:sz w:val="22"/>
+                <w:szCs w:val="22"/>
                 <w:rtl w:val="0"/>
               </w:rPr>
               <w:t xml:space="preserve">{teamSize}</w:t>
@@ -452,9 +447,14 @@
           </w:p>
           <w:p>
             <w:pPr>
+              <w:pageBreakBefore w:val="0"/>
               <w:widowControl w:val="1"/>
-              <w:spacing w:line="240" w:lineRule="auto"/>
-              <w:rPr/>
+              <w:spacing w:before="0" w:line="240" w:lineRule="auto"/>
+              <w:jc w:val="both"/>
+              <w:rPr>
+                <w:rFonts w:ascii="Lexend Light" w:cs="Lexend Light" w:eastAsia="Lexend Light" w:hAnsi="Lexend Light"/>
+                <w:color w:val="373742"/>
+              </w:rPr>
             </w:pPr>
             <w:r>
               <w:rPr>
@@ -467,7 +467,7 @@
               <w:pStyle w:val="Heading2"/>
               <w:rPr/>
             </w:pPr>
-            <w:bookmarkStart w:colFirst="0" w:colLast="0" w:name="_qg4zomr98gnf" w:id="11"/>
+            <w:bookmarkStart w:colFirst="0" w:colLast="0" w:name="_nz2qmo5h7xyq" w:id="11"/>
             <w:bookmarkEnd w:id="11"/>
             <w:r>
               <w:rPr>
@@ -489,9 +489,14 @@
           </w:p>
           <w:p>
             <w:pPr>
+              <w:pageBreakBefore w:val="0"/>
               <w:widowControl w:val="1"/>
-              <w:spacing w:line="240" w:lineRule="auto"/>
-              <w:rPr/>
+              <w:spacing w:before="0" w:line="240" w:lineRule="auto"/>
+              <w:jc w:val="both"/>
+              <w:rPr>
+                <w:rFonts w:ascii="Lexend Light" w:cs="Lexend Light" w:eastAsia="Lexend Light" w:hAnsi="Lexend Light"/>
+                <w:color w:val="373742"/>
+              </w:rPr>
             </w:pPr>
             <w:r>
               <w:rPr>
@@ -504,7 +509,7 @@
               <w:pStyle w:val="Heading2"/>
               <w:rPr/>
             </w:pPr>
-            <w:bookmarkStart w:colFirst="0" w:colLast="0" w:name="_x01ctymramd8" w:id="12"/>
+            <w:bookmarkStart w:colFirst="0" w:colLast="0" w:name="_s02bvnvrdurr" w:id="12"/>
             <w:bookmarkEnd w:id="12"/>
             <w:r>
               <w:rPr>
@@ -518,7 +523,7 @@
               <w:pStyle w:val="Heading2"/>
               <w:rPr/>
             </w:pPr>
-            <w:bookmarkStart w:colFirst="0" w:colLast="0" w:name="_8ss524nkolwh" w:id="13"/>
+            <w:bookmarkStart w:colFirst="0" w:colLast="0" w:name="_6r2gcite14y0" w:id="13"/>
             <w:bookmarkEnd w:id="13"/>
             <w:r>
               <w:rPr>
@@ -539,24 +544,8 @@
             </w:r>
           </w:p>
           <w:p>
-            <w:pPr>
-              <w:rPr/>
-            </w:pPr>
-            <w:r>
-              <w:rPr>
-                <w:rtl w:val="0"/>
-              </w:rPr>
+            <w:r>
               <w:t xml:space="preserve">{#responsibilities}</w:t>
-            </w:r>
-          </w:p>
-          <w:p>
-            <w:pPr>
-              <w:rPr/>
-            </w:pPr>
-            <w:r>
-              <w:rPr>
-                <w:rtl w:val="0"/>
-              </w:rPr>
             </w:r>
           </w:p>
           <w:p>
@@ -565,50 +554,104 @@
                 <w:ilvl w:val="0"/>
                 <w:numId w:val="1"/>
               </w:numPr>
+              <w:ind w:left="720" w:hanging="360"/>
+              <w:rPr>
+                <w:u w:val="none"/>
+              </w:rPr>
+            </w:pPr>
+            <w:r>
+              <w:rPr>
+                <w:rtl w:val="0"/>
+              </w:rPr>
+              <w:t xml:space="preserve">{.}</w:t>
+            </w:r>
+          </w:p>
+          <w:p>
+            <w:r>
+              <w:t xml:space="preserve">{/responsibilities}</w:t>
+            </w:r>
+          </w:p>
+          <w:p>
+            <w:r>
+              <w:t xml:space="preserve">{/projects}</w:t>
+            </w:r>
+          </w:p>
+          <w:p>
+            <w:pPr>
+              <w:rPr/>
+            </w:pPr>
+            <w:r>
+              <w:rPr>
+                <w:rtl w:val="0"/>
+              </w:rPr>
+            </w:r>
+          </w:p>
+          <w:p>
+            <w:pPr>
+              <w:rPr/>
+            </w:pPr>
+            <w:r>
+              <w:rPr>
+                <w:rtl w:val="0"/>
+              </w:rPr>
+            </w:r>
+          </w:p>
+          <w:p>
+            <w:pPr>
+              <w:spacing w:line="312" w:lineRule="auto"/>
+              <w:rPr/>
+            </w:pPr>
+            <w:r>
+              <w:rPr>
+                <w:rtl w:val="0"/>
+              </w:rPr>
+            </w:r>
+          </w:p>
+          <w:p>
+            <w:pPr>
+              <w:spacing w:line="312" w:lineRule="auto"/>
+              <w:rPr/>
+            </w:pPr>
+            <w:r>
+              <w:rPr>
+                <w:rtl w:val="0"/>
+              </w:rPr>
+            </w:r>
+          </w:p>
+          <w:p>
+            <w:pPr>
+              <w:spacing w:line="312" w:lineRule="auto"/>
+              <w:ind w:left="0" w:firstLine="0"/>
+              <w:rPr>
+                <w:rFonts w:ascii="Lexend Light" w:cs="Lexend Light" w:eastAsia="Lexend Light" w:hAnsi="Lexend Light"/>
+                <w:u w:val="single"/>
+              </w:rPr>
+            </w:pPr>
+            <w:r>
+              <w:rPr>
+                <w:rtl w:val="0"/>
+              </w:rPr>
+            </w:r>
+          </w:p>
+          <w:p>
+            <w:pPr>
               <w:spacing w:line="240" w:lineRule="auto"/>
-              <w:ind w:left="720" w:hanging="360"/>
-              <w:rPr>
-                <w:sz w:val="16"/>
-                <w:szCs w:val="16"/>
-              </w:rPr>
-            </w:pPr>
-            <w:r>
-              <w:rPr>
-                <w:rtl w:val="0"/>
-              </w:rPr>
-              <w:t xml:space="preserve">{.}</w:t>
-            </w:r>
-          </w:p>
-          <w:p>
-            <w:pPr>
-              <w:rPr/>
-            </w:pPr>
-            <w:r>
-              <w:rPr>
-                <w:rtl w:val="0"/>
-              </w:rPr>
-              <w:t xml:space="preserve">{/responsibilities}</w:t>
-            </w:r>
-          </w:p>
-          <w:p>
-            <w:pPr>
-              <w:rPr/>
-            </w:pPr>
-            <w:r>
-              <w:rPr>
-                <w:rtl w:val="0"/>
-              </w:rPr>
-            </w:r>
-          </w:p>
-          <w:p>
-            <w:pPr>
-              <w:rPr/>
-            </w:pPr>
-            <w:r>
-              <w:rPr>
-                <w:rtl w:val="0"/>
-              </w:rPr>
-              <w:t xml:space="preserve">{/projects}</w:t>
+              <w:rPr/>
+            </w:pPr>
+            <w:r>
+              <w:rPr>
+                <w:rtl w:val="0"/>
+              </w:rPr>
+            </w:r>
+          </w:p>
+          <w:p>
+            <w:pPr>
+              <w:rPr/>
+            </w:pPr>
+            <w:r>
+              <w:rPr>
+                <w:rtl w:val="0"/>
+              </w:rPr>
             </w:r>
           </w:p>
         </w:tc>
@@ -635,8 +678,8 @@
               <w:jc w:val="left"/>
               <w:rPr/>
             </w:pPr>
-            <w:bookmarkStart w:colFirst="0" w:colLast="0" w:name="_pf592gcrwtiv" w:id="14"/>
-            <w:bookmarkEnd w:id="14"/>
+            <w:bookmarkStart w:colFirst="0" w:colLast="0" w:name="_54e5r9qx3s2x" w:id="22"/>
+            <w:bookmarkEnd w:id="22"/>
             <w:r>
               <w:rPr>
                 <w:rtl w:val="0"/>
@@ -645,13 +688,7 @@
             </w:r>
           </w:p>
           <w:p>
-            <w:pPr>
-              <w:rPr/>
-            </w:pPr>
-            <w:r>
-              <w:rPr>
-                <w:rtl w:val="0"/>
-              </w:rPr>
+            <w:r>
               <w:t xml:space="preserve">{#skills}</w:t>
             </w:r>
           </w:p>
@@ -661,8 +698,8 @@
               <w:jc w:val="left"/>
               <w:rPr/>
             </w:pPr>
-            <w:bookmarkStart w:colFirst="0" w:colLast="0" w:name="_pc1w7adz1q83" w:id="15"/>
-            <w:bookmarkEnd w:id="15"/>
+            <w:bookmarkStart w:colFirst="0" w:colLast="0" w:name="_okpfpohfq966" w:id="23"/>
+            <w:bookmarkEnd w:id="23"/>
             <w:r>
               <w:rPr>
                 <w:rtl w:val="0"/>
@@ -684,31 +721,44 @@
           </w:p>
           <w:p>
             <w:pPr>
-              <w:spacing w:line="276" w:lineRule="auto"/>
+              <w:pageBreakBefore w:val="0"/>
+              <w:spacing w:before="0" w:line="276" w:lineRule="auto"/>
+              <w:ind w:right="300"/>
               <w:jc w:val="left"/>
-              <w:rPr/>
-            </w:pPr>
-            <w:r>
-              <w:rPr>
-                <w:rtl w:val="0"/>
-              </w:rPr>
-            </w:r>
-          </w:p>
-          <w:p>
-            <w:pPr>
-              <w:rPr>
+              <w:rPr>
+                <w:rFonts w:ascii="Lexend Light" w:cs="Lexend Light" w:eastAsia="Lexend Light" w:hAnsi="Lexend Light"/>
+                <w:sz w:val="22"/>
+                <w:szCs w:val="22"/>
+              </w:rPr>
+            </w:pPr>
+            <w:r>
+              <w:rPr>
+                <w:rtl w:val="0"/>
+              </w:rPr>
+            </w:r>
+          </w:p>
+          <w:p>
+            <w:r>
+              <w:t xml:space="preserve">{/skills}</w:t>
+            </w:r>
+          </w:p>
+          <w:p>
+            <w:pPr>
+              <w:pStyle w:val="Heading1"/>
+              <w:pageBreakBefore w:val="0"/>
+              <w:ind w:right="300"/>
+              <w:jc w:val="left"/>
+              <w:rPr>
+                <w:rFonts w:ascii="Lexend Light" w:cs="Lexend Light" w:eastAsia="Lexend Light" w:hAnsi="Lexend Light"/>
+                <w:b w:val="0"/>
+                <w:bCs w:val="0"/>
                 <w:color w:val="ea1b3d"/>
                 <w:sz w:val="20"/>
                 <w:szCs w:val="20"/>
               </w:rPr>
             </w:pPr>
-            <w:r>
-              <w:rPr>
-                <w:rtl w:val="0"/>
-              </w:rPr>
-              <w:t xml:space="preserve">{/skills}</w:t>
-              <w:br w:type="textWrapping"/>
-            </w:r>
+            <w:bookmarkStart w:colFirst="0" w:colLast="0" w:name="_u3bb9rugzxju" w:id="34"/>
+            <w:bookmarkEnd w:id="34"/>
             <w:r>
               <w:rPr>
                 <w:rtl w:val="0"/>
@@ -721,8 +771,8 @@
               <w:jc w:val="left"/>
               <w:rPr/>
             </w:pPr>
-            <w:bookmarkStart w:colFirst="0" w:colLast="0" w:name="_udlaln8gplzy" w:id="16"/>
-            <w:bookmarkEnd w:id="16"/>
+            <w:bookmarkStart w:colFirst="0" w:colLast="0" w:name="_qp9efw6yigv6" w:id="35"/>
+            <w:bookmarkEnd w:id="35"/>
             <w:r>
               <w:rPr>
                 <w:rtl w:val="0"/>
@@ -731,83 +781,8 @@
             </w:r>
           </w:p>
           <w:p>
-            <w:pPr>
-              <w:rPr/>
-            </w:pPr>
-            <w:r>
-              <w:rPr>
-                <w:rtl w:val="0"/>
-              </w:rPr>
+            <w:r>
               <w:t xml:space="preserve">{#certifications}</w:t>
-            </w:r>
-          </w:p>
-          <w:p>
-            <w:pPr>
-              <w:jc w:val="left"/>
-              <w:rPr>
-                <w:color w:val="231f20"/>
-              </w:rPr>
-            </w:pPr>
-            <w:r>
-              <w:rPr>
-                <w:color w:val="231f20"/>
-                <w:rtl w:val="0"/>
-              </w:rPr>
-              <w:t xml:space="preserve">{.}</w:t>
-            </w:r>
-          </w:p>
-          <w:p>
-            <w:pPr>
-              <w:rPr/>
-            </w:pPr>
-            <w:r>
-              <w:rPr>
-                <w:rtl w:val="0"/>
-              </w:rPr>
-              <w:t xml:space="preserve">{/certifications}</w:t>
-            </w:r>
-          </w:p>
-          <w:p>
-            <w:pPr>
-              <w:jc w:val="left"/>
-              <w:rPr>
-                <w:color w:val="231f20"/>
-              </w:rPr>
-            </w:pPr>
-            <w:r>
-              <w:rPr>
-                <w:rtl w:val="0"/>
-              </w:rPr>
-            </w:r>
-          </w:p>
-          <w:p>
-            <w:pPr>
-              <w:pStyle w:val="Heading1"/>
-              <w:jc w:val="left"/>
-              <w:rPr/>
-            </w:pPr>
-            <w:bookmarkStart w:colFirst="0" w:colLast="0" w:name="_z00zuvsp2sgo" w:id="17"/>
-            <w:bookmarkEnd w:id="17"/>
-            <w:r>
-              <w:rPr>
-                <w:rtl w:val="0"/>
-              </w:rPr>
-              <w:t xml:space="preserve">Tools</w:t>
-            </w:r>
-          </w:p>
-          <w:p>
-            <w:pPr>
-              <w:jc w:val="left"/>
-              <w:rPr>
-                <w:color w:val="231f20"/>
-              </w:rPr>
-            </w:pPr>
-            <w:r>
-              <w:rPr>
-                <w:color w:val="231f20"/>
-                <w:rtl w:val="0"/>
-              </w:rPr>
-              <w:t xml:space="preserve">{tools}</w:t>
             </w:r>
           </w:p>
           <w:p>
@@ -816,8 +791,32 @@
                 <w:ilvl w:val="0"/>
                 <w:numId w:val="2"/>
               </w:numPr>
-              <w:ind w:left="720" w:hanging="360"/>
               <w:jc w:val="left"/>
+              <w:rPr>
+                <w:color w:val="231f20"/>
+                <w:sz w:val="22"/>
+                <w:szCs w:val="22"/>
+              </w:rPr>
+            </w:pPr>
+            <w:r>
+              <w:rPr>
+                <w:color w:val="231f20"/>
+                <w:rtl w:val="0"/>
+              </w:rPr>
+              <w:t xml:space="preserve">{.}</w:t>
+            </w:r>
+          </w:p>
+          <w:p>
+            <w:r>
+              <w:t xml:space="preserve">{/certifications}</w:t>
+            </w:r>
+          </w:p>
+          <w:p>
+            <w:pPr>
+              <w:jc w:val="left"/>
+              <w:rPr>
+                <w:color w:val="231f20"/>
+              </w:rPr>
             </w:pPr>
             <w:r>
               <w:rPr>
@@ -831,107 +830,56 @@
               <w:jc w:val="left"/>
               <w:rPr/>
             </w:pPr>
-            <w:bookmarkStart w:colFirst="0" w:colLast="0" w:name="_4bmcor6lk0ua" w:id="18"/>
-            <w:bookmarkEnd w:id="18"/>
-            <w:r>
-              <w:rPr>
-                <w:rtl w:val="0"/>
-              </w:rPr>
-              <w:t xml:space="preserve">Managerial Experience</w:t>
-            </w:r>
-          </w:p>
-          <w:p>
-            <w:pPr>
-              <w:rPr/>
-            </w:pPr>
-            <w:r>
-              <w:rPr>
-                <w:rtl w:val="0"/>
-              </w:rPr>
-              <w:t xml:space="preserve">{#managerialExperience}</w:t>
-            </w:r>
-          </w:p>
-          <w:p>
-            <w:pPr>
-              <w:jc w:val="left"/>
-              <w:rPr/>
-            </w:pPr>
-            <w:r>
-              <w:rPr>
-                <w:rtl w:val="0"/>
-              </w:rPr>
-              <w:t xml:space="preserve">{.}</w:t>
-            </w:r>
-          </w:p>
-          <w:p>
-            <w:pPr>
-              <w:rPr/>
-            </w:pPr>
-            <w:r>
-              <w:rPr>
-                <w:rtl w:val="0"/>
-              </w:rPr>
-              <w:t xml:space="preserve">{/managerialExperience}</w:t>
-              <w:br w:type="textWrapping"/>
-            </w:r>
-          </w:p>
-          <w:p>
-            <w:pPr>
-              <w:pStyle w:val="Heading1"/>
-              <w:jc w:val="left"/>
-              <w:rPr/>
-            </w:pPr>
-            <w:bookmarkStart w:colFirst="0" w:colLast="0" w:name="_q51z9osrfdrf" w:id="19"/>
-            <w:bookmarkEnd w:id="19"/>
-            <w:r>
-              <w:rPr>
-                <w:rtl w:val="0"/>
-              </w:rPr>
-              <w:t xml:space="preserve">Domain</w:t>
-            </w:r>
-          </w:p>
-          <w:p>
-            <w:pPr>
-              <w:rPr/>
-            </w:pPr>
-            <w:r>
-              <w:rPr>
-                <w:rtl w:val="0"/>
-              </w:rPr>
-              <w:t xml:space="preserve">{#domains}</w:t>
-            </w:r>
-          </w:p>
-          <w:p>
-            <w:pPr>
-              <w:jc w:val="left"/>
-              <w:rPr/>
-            </w:pPr>
-            <w:r>
-              <w:rPr>
-                <w:rtl w:val="0"/>
-              </w:rPr>
-              <w:t xml:space="preserve">{.}</w:t>
-            </w:r>
-          </w:p>
-          <w:p>
-            <w:pPr>
-              <w:rPr/>
-            </w:pPr>
-            <w:r>
-              <w:rPr>
-                <w:rtl w:val="0"/>
-              </w:rPr>
-              <w:t xml:space="preserve">{/domains}</w:t>
-            </w:r>
-          </w:p>
-          <w:p>
-            <w:pPr>
+            <w:bookmarkStart w:colFirst="0" w:colLast="0" w:name="_tdpwkwm8oxja" w:id="36"/>
+            <w:bookmarkEnd w:id="36"/>
+            <w:r>
+              <w:rPr>
+                <w:rtl w:val="0"/>
+              </w:rPr>
+              <w:t xml:space="preserve">Tools</w:t>
+            </w:r>
+          </w:p>
+          <w:p>
+            <w:pPr>
+              <w:pageBreakBefore w:val="0"/>
               <w:numPr>
                 <w:ilvl w:val="0"/>
                 <w:numId w:val="2"/>
               </w:numPr>
-              <w:ind w:left="720" w:hanging="360"/>
+              <w:ind w:right="300"/>
               <w:jc w:val="left"/>
+              <w:rPr>
+                <w:rFonts w:ascii="Lexend Light" w:cs="Lexend Light" w:eastAsia="Lexend Light" w:hAnsi="Lexend Light"/>
+                <w:color w:val="231f20"/>
+                <w:sz w:val="22"/>
+                <w:szCs w:val="22"/>
+              </w:rPr>
+            </w:pPr>
+            <w:r>
+              <w:rPr>
+                <w:rFonts w:ascii="Lexend Light" w:cs="Lexend Light" w:eastAsia="Lexend Light" w:hAnsi="Lexend Light"/>
+                <w:color w:val="231f20"/>
+                <w:sz w:val="22"/>
+                <w:szCs w:val="22"/>
+                <w:rtl w:val="0"/>
+              </w:rPr>
+              <w:t xml:space="preserve">{tools}</w:t>
+            </w:r>
+          </w:p>
+          <w:p>
+            <w:pPr>
+              <w:pageBreakBefore w:val="0"/>
+              <w:numPr>
+                <w:ilvl w:val="0"/>
+                <w:numId w:val="2"/>
+              </w:numPr>
+              <w:ind w:right="300"/>
+              <w:jc w:val="left"/>
+              <w:rPr>
+                <w:rFonts w:ascii="Lexend Light" w:cs="Lexend Light" w:eastAsia="Lexend Light" w:hAnsi="Lexend Light"/>
+                <w:sz w:val="22"/>
+                <w:szCs w:val="22"/>
+              </w:rPr>
             </w:pPr>
             <w:r>
               <w:rPr>
@@ -945,8 +893,119 @@
               <w:jc w:val="left"/>
               <w:rPr/>
             </w:pPr>
-            <w:bookmarkStart w:colFirst="0" w:colLast="0" w:name="_c2xkjwxohciz" w:id="20"/>
-            <w:bookmarkEnd w:id="20"/>
+            <w:bookmarkStart w:colFirst="0" w:colLast="0" w:name="_6ss1ldcg9sb" w:id="37"/>
+            <w:bookmarkEnd w:id="37"/>
+            <w:r>
+              <w:rPr>
+                <w:rtl w:val="0"/>
+              </w:rPr>
+              <w:t xml:space="preserve">Managerial Experience</w:t>
+            </w:r>
+          </w:p>
+          <w:p>
+            <w:r>
+              <w:t xml:space="preserve">{#managerialExperience}</w:t>
+            </w:r>
+          </w:p>
+          <w:p>
+            <w:pPr>
+              <w:spacing w:line="312" w:lineRule="auto"/>
+              <w:jc w:val="left"/>
+              <w:rPr/>
+            </w:pPr>
+            <w:r>
+              <w:rPr>
+                <w:rtl w:val="0"/>
+              </w:rPr>
+              <w:t xml:space="preserve">{.}</w:t>
+            </w:r>
+          </w:p>
+          <w:p>
+            <w:r>
+              <w:t xml:space="preserve">{/managerialExperience}</w:t>
+            </w:r>
+          </w:p>
+          <w:p>
+            <w:pPr>
+              <w:pStyle w:val="Heading1"/>
+              <w:jc w:val="left"/>
+              <w:rPr/>
+            </w:pPr>
+            <w:bookmarkStart w:colFirst="0" w:colLast="0" w:name="_38qo8bmabk6p" w:id="38"/>
+            <w:bookmarkEnd w:id="38"/>
+            <w:r>
+              <w:rPr>
+                <w:rtl w:val="0"/>
+              </w:rPr>
+            </w:r>
+          </w:p>
+          <w:p>
+            <w:pPr>
+              <w:pStyle w:val="Heading1"/>
+              <w:jc w:val="left"/>
+              <w:rPr/>
+            </w:pPr>
+            <w:bookmarkStart w:colFirst="0" w:colLast="0" w:name="_jheiv7ka0yr2" w:id="39"/>
+            <w:bookmarkEnd w:id="39"/>
+            <w:r>
+              <w:rPr>
+                <w:rtl w:val="0"/>
+              </w:rPr>
+              <w:t xml:space="preserve">Domain</w:t>
+            </w:r>
+          </w:p>
+          <w:p>
+            <w:r>
+              <w:t xml:space="preserve">{#domains}</w:t>
+            </w:r>
+          </w:p>
+          <w:p>
+            <w:pPr>
+              <w:spacing w:line="312" w:lineRule="auto"/>
+              <w:ind w:left="0" w:firstLine="0"/>
+              <w:jc w:val="left"/>
+              <w:rPr/>
+            </w:pPr>
+            <w:r>
+              <w:rPr>
+                <w:rtl w:val="0"/>
+              </w:rPr>
+              <w:t xml:space="preserve">{.}</w:t>
+            </w:r>
+          </w:p>
+          <w:p>
+            <w:r>
+              <w:t xml:space="preserve">{/domains}</w:t>
+            </w:r>
+          </w:p>
+          <w:p>
+            <w:pPr>
+              <w:pageBreakBefore w:val="0"/>
+              <w:numPr>
+                <w:ilvl w:val="0"/>
+                <w:numId w:val="2"/>
+              </w:numPr>
+              <w:ind w:right="300"/>
+              <w:jc w:val="left"/>
+              <w:rPr>
+                <w:rFonts w:ascii="Lexend Light" w:cs="Lexend Light" w:eastAsia="Lexend Light" w:hAnsi="Lexend Light"/>
+              </w:rPr>
+            </w:pPr>
+            <w:r>
+              <w:rPr>
+                <w:rtl w:val="0"/>
+              </w:rPr>
+            </w:r>
+          </w:p>
+          <w:p>
+            <w:pPr>
+              <w:pStyle w:val="Heading1"/>
+              <w:ind w:left="0" w:firstLine="0"/>
+              <w:jc w:val="left"/>
+              <w:rPr/>
+            </w:pPr>
+            <w:bookmarkStart w:colFirst="0" w:colLast="0" w:name="_z0t9ghvt0kxt" w:id="40"/>
+            <w:bookmarkEnd w:id="40"/>
             <w:r>
               <w:rPr>
                 <w:rtl w:val="0"/>
@@ -955,18 +1014,13 @@
             </w:r>
           </w:p>
           <w:p>
-            <w:pPr>
-              <w:rPr/>
-            </w:pPr>
-            <w:r>
-              <w:rPr>
-                <w:rtl w:val="0"/>
-              </w:rPr>
+            <w:r>
               <w:t xml:space="preserve">{#languages}</w:t>
             </w:r>
           </w:p>
           <w:p>
             <w:pPr>
+              <w:spacing w:line="312" w:lineRule="auto"/>
               <w:jc w:val="left"/>
               <w:rPr/>
             </w:pPr>
@@ -978,34 +1032,39 @@
             </w:r>
           </w:p>
           <w:p>
-            <w:pPr>
-              <w:rPr/>
-            </w:pPr>
-            <w:r>
-              <w:rPr>
-                <w:rtl w:val="0"/>
-              </w:rPr>
+            <w:r>
               <w:t xml:space="preserve">{/languages}</w:t>
             </w:r>
           </w:p>
           <w:p>
             <w:pPr>
+              <w:pageBreakBefore w:val="0"/>
+              <w:ind w:right="300"/>
               <w:jc w:val="left"/>
               <w:rPr>
+                <w:rFonts w:ascii="Lexend Light" w:cs="Lexend Light" w:eastAsia="Lexend Light" w:hAnsi="Lexend Light"/>
                 <w:color w:val="ea1b3d"/>
-              </w:rPr>
-            </w:pPr>
-            <w:r>
-              <w:rPr>
-                <w:rtl w:val="0"/>
-              </w:rPr>
-            </w:r>
-          </w:p>
-          <w:p>
-            <w:pPr>
-              <w:spacing w:line="240" w:lineRule="auto"/>
+                <w:sz w:val="22"/>
+                <w:szCs w:val="22"/>
+              </w:rPr>
+            </w:pPr>
+            <w:r>
+              <w:rPr>
+                <w:rtl w:val="0"/>
+              </w:rPr>
+            </w:r>
+          </w:p>
+          <w:p>
+            <w:pPr>
+              <w:pageBreakBefore w:val="0"/>
+              <w:spacing w:before="0" w:line="240" w:lineRule="auto"/>
+              <w:ind w:left="0" w:right="300" w:firstLine="0"/>
               <w:jc w:val="left"/>
-              <w:rPr/>
+              <w:rPr>
+                <w:rFonts w:ascii="Lexend Light" w:cs="Lexend Light" w:eastAsia="Lexend Light" w:hAnsi="Lexend Light"/>
+                <w:sz w:val="22"/>
+                <w:szCs w:val="22"/>
+              </w:rPr>
             </w:pPr>
             <w:r>
               <w:rPr>
@@ -1019,10 +1078,22 @@
     <w:p>
       <w:pPr>
         <w:pStyle w:val="Heading2"/>
+        <w:pageBreakBefore w:val="0"/>
+        <w:spacing w:before="0" w:lineRule="auto"/>
+        <w:ind w:left="0" w:firstLine="0"/>
         <w:rPr/>
       </w:pPr>
-      <w:bookmarkStart w:colFirst="0" w:colLast="0" w:name="_qpin1abi5gro" w:id="21"/>
-      <w:bookmarkEnd w:id="21"/>
+      <w:bookmarkStart w:colFirst="0" w:colLast="0" w:name="_4oqydkq9efmh" w:id="41"/>
+      <w:bookmarkEnd w:id="41"/>
+      <w:r>
+        <w:rPr>
+          <w:rFonts w:ascii="Lexend Light" w:cs="Lexend Light" w:eastAsia="Lexend Light" w:hAnsi="Lexend Light"/>
+          <w:b w:val="0"/>
+          <w:bCs w:val="0"/>
+          <w:rtl w:val="0"/>
+        </w:rPr>
+        <w:t xml:space="preserve"> </w:t>
+      </w:r>
       <w:r>
         <w:rPr>
           <w:rtl w:val="0"/>
@@ -1055,25 +1126,17 @@
     <w:r>
       <w:rPr>
         <w:vertAlign w:val="superscript"/>
-        <w:rtl w:val="0"/>
-      </w:rPr>
-      <w:t xml:space="preserve">    </w:t>
-    </w:r>
-    <w:r>
-      <w:rPr>
-        <w:rFonts w:ascii="Lexend" w:cs="Lexend" w:eastAsia="Lexend" w:hAnsi="Lexend"/>
-        <w:vertAlign w:val="superscript"/>
       </w:rPr>
       <w:drawing>
         <wp:inline distB="114300" distT="114300" distL="114300" distR="114300">
-          <wp:extent cx="314325" cy="190500"/>
+          <wp:extent cx="309563" cy="190500"/>
           <wp:effectExtent b="0" l="0" r="0" t="0"/>
-          <wp:docPr id="2" name="image1.jpg"/>
+          <wp:docPr id="1" name="image2.jpg"/>
           <a:graphic>
             <a:graphicData uri="http://schemas.openxmlformats.org/drawingml/2006/picture">
               <pic:pic>
                 <pic:nvPicPr>
-                  <pic:cNvPr id="0" name="image1.jpg"/>
+                  <pic:cNvPr id="0" name="image2.jpg"/>
                   <pic:cNvPicPr preferRelativeResize="0"/>
                 </pic:nvPicPr>
                 <pic:blipFill>
@@ -1086,7 +1149,7 @@
                 <pic:spPr>
                   <a:xfrm>
                     <a:off x="0" y="0"/>
-                    <a:ext cx="314325" cy="190500"/>
+                    <a:ext cx="309563" cy="190500"/>
                   </a:xfrm>
                   <a:prstGeom prst="rect"/>
                   <a:ln/>
@@ -1102,7 +1165,7 @@
         <w:vertAlign w:val="superscript"/>
         <w:rtl w:val="0"/>
       </w:rPr>
-      <w:t xml:space="preserve">                                                                                                                                                                                                                                                   </w:t>
+      <w:t xml:space="preserve">                                                                                                                                                                                                                                                           </w:t>
     </w:r>
     <w:r>
       <w:rPr>
@@ -1206,6 +1269,8 @@
         <w:ind w:left="720" w:hanging="360"/>
       </w:pPr>
       <w:rPr>
+        <w:sz w:val="16"/>
+        <w:szCs w:val="16"/>
         <w:u w:val="none"/>
       </w:rPr>
     </w:lvl>
@@ -1316,6 +1381,118 @@
         <w:ind w:left="720" w:hanging="360"/>
       </w:pPr>
       <w:rPr>
+        <w:u w:val="none"/>
+      </w:rPr>
+    </w:lvl>
+    <w:lvl w:ilvl="1">
+      <w:start w:val="1"/>
+      <w:numFmt w:val="bullet"/>
+      <w:lvlText w:val="○"/>
+      <w:lvlJc w:val="left"/>
+      <w:pPr>
+        <w:ind w:left="1440" w:hanging="360"/>
+      </w:pPr>
+      <w:rPr>
+        <w:u w:val="none"/>
+      </w:rPr>
+    </w:lvl>
+    <w:lvl w:ilvl="2">
+      <w:start w:val="1"/>
+      <w:numFmt w:val="bullet"/>
+      <w:lvlText w:val="■"/>
+      <w:lvlJc w:val="left"/>
+      <w:pPr>
+        <w:ind w:left="2160" w:hanging="360"/>
+      </w:pPr>
+      <w:rPr>
+        <w:u w:val="none"/>
+      </w:rPr>
+    </w:lvl>
+    <w:lvl w:ilvl="3">
+      <w:start w:val="1"/>
+      <w:numFmt w:val="bullet"/>
+      <w:lvlText w:val="●"/>
+      <w:lvlJc w:val="left"/>
+      <w:pPr>
+        <w:ind w:left="2880" w:hanging="360"/>
+      </w:pPr>
+      <w:rPr>
+        <w:u w:val="none"/>
+      </w:rPr>
+    </w:lvl>
+    <w:lvl w:ilvl="4">
+      <w:start w:val="1"/>
+      <w:numFmt w:val="bullet"/>
+      <w:lvlText w:val="○"/>
+      <w:lvlJc w:val="left"/>
+      <w:pPr>
+        <w:ind w:left="3600" w:hanging="360"/>
+      </w:pPr>
+      <w:rPr>
+        <w:u w:val="none"/>
+      </w:rPr>
+    </w:lvl>
+    <w:lvl w:ilvl="5">
+      <w:start w:val="1"/>
+      <w:numFmt w:val="bullet"/>
+      <w:lvlText w:val="■"/>
+      <w:lvlJc w:val="left"/>
+      <w:pPr>
+        <w:ind w:left="4320" w:hanging="360"/>
+      </w:pPr>
+      <w:rPr>
+        <w:u w:val="none"/>
+      </w:rPr>
+    </w:lvl>
+    <w:lvl w:ilvl="6">
+      <w:start w:val="1"/>
+      <w:numFmt w:val="bullet"/>
+      <w:lvlText w:val="●"/>
+      <w:lvlJc w:val="left"/>
+      <w:pPr>
+        <w:ind w:left="5040" w:hanging="360"/>
+      </w:pPr>
+      <w:rPr>
+        <w:u w:val="none"/>
+      </w:rPr>
+    </w:lvl>
+    <w:lvl w:ilvl="7">
+      <w:start w:val="1"/>
+      <w:numFmt w:val="bullet"/>
+      <w:lvlText w:val="○"/>
+      <w:lvlJc w:val="left"/>
+      <w:pPr>
+        <w:ind w:left="5760" w:hanging="360"/>
+      </w:pPr>
+      <w:rPr>
+        <w:u w:val="none"/>
+      </w:rPr>
+    </w:lvl>
+    <w:lvl w:ilvl="8">
+      <w:start w:val="1"/>
+      <w:numFmt w:val="bullet"/>
+      <w:lvlText w:val="■"/>
+      <w:lvlJc w:val="left"/>
+      <w:pPr>
+        <w:ind w:left="6480" w:hanging="360"/>
+      </w:pPr>
+      <w:rPr>
+        <w:u w:val="none"/>
+      </w:rPr>
+    </w:lvl>
+  </w:abstractNum>
+  <w:abstractNum w:abstractNumId="3">
+    <w:lvl w:ilvl="0">
+      <w:start w:val="1"/>
+      <w:numFmt w:val="bullet"/>
+      <w:lvlText w:val="●"/>
+      <w:lvlJc w:val="left"/>
+      <w:pPr>
+        <w:ind w:left="720" w:hanging="360"/>
+      </w:pPr>
+      <w:rPr>
+        <w:sz w:val="18"/>
+        <w:szCs w:val="18"/>
         <w:u w:val="none"/>
       </w:rPr>
     </w:lvl>
@@ -1421,6 +1598,9 @@
   </w:num>
   <w:num w:numId="2">
     <w:abstractNumId w:val="2"/>
+  </w:num>
+  <w:num w:numId="3">
+    <w:abstractNumId w:val="3"/>
   </w:num>
 </w:numbering>
 </file>

--- a/public/templates/internal.docx
+++ b/public/templates/internal.docx
@@ -7,7 +7,7 @@
         <w:pStyle w:val="Heading3"/>
         <w:rPr/>
       </w:pPr>
-      <w:bookmarkStart w:colFirst="0" w:colLast="0" w:name="_nrxbeu7kyqa2" w:id="0"/>
+      <w:bookmarkStart w:colFirst="0" w:colLast="0" w:name="_heading=h.e1grmvr8wtdf" w:id="0"/>
       <w:bookmarkEnd w:id="0"/>
       <w:r>
         <w:rPr>
@@ -55,7 +55,9 @@
       </w:tblGrid>
       <w:tr>
         <w:trPr>
+          <w:cantSplit w:val="0"/>
           <w:trHeight w:val="2140" w:hRule="atLeast"/>
+          <w:tblHeader w:val="0"/>
         </w:trPr>
         <w:tc>
           <w:tcPr>
@@ -78,7 +80,6 @@
           <w:p>
             <w:pPr>
               <w:pStyle w:val="Title"/>
-              <w:pageBreakBefore w:val="0"/>
               <w:ind w:right="300"/>
               <w:rPr>
                 <w:rFonts w:ascii="Lexend Medium" w:cs="Lexend Medium" w:eastAsia="Lexend Medium" w:hAnsi="Lexend Medium"/>
@@ -89,7 +90,7 @@
                 <w:szCs w:val="48"/>
               </w:rPr>
             </w:pPr>
-            <w:bookmarkStart w:colFirst="0" w:colLast="0" w:name="_x8fm1uorkbaw" w:id="1"/>
+            <w:bookmarkStart w:colFirst="0" w:colLast="0" w:name="_heading=h.f9talcrxhfej" w:id="1"/>
             <w:bookmarkEnd w:id="1"/>
             <w:r>
               <w:rPr>
@@ -111,12 +112,12 @@
                     <wp:posOffset>4352925</wp:posOffset>
                   </wp:positionH>
                   <wp:positionV relativeFrom="paragraph">
-                    <wp:posOffset>19051</wp:posOffset>
+                    <wp:posOffset>19052</wp:posOffset>
                   </wp:positionV>
                   <wp:extent cx="1897074" cy="610553"/>
                   <wp:effectExtent b="0" l="0" r="0" t="0"/>
                   <wp:wrapSquare wrapText="bothSides" distB="114300" distT="114300" distL="114300" distR="114300"/>
-                  <wp:docPr id="2" name="image1.png"/>
+                  <wp:docPr id="1" name="image1.png"/>
                   <a:graphic>
                     <a:graphicData uri="http://schemas.openxmlformats.org/drawingml/2006/picture">
                       <pic:pic>
@@ -125,7 +126,7 @@
                           <pic:cNvPicPr preferRelativeResize="0"/>
                         </pic:nvPicPr>
                         <pic:blipFill>
-                          <a:blip r:embed="rId6"/>
+                          <a:blip r:embed="rId7"/>
                           <a:srcRect b="18103" l="0" r="0" t="18103"/>
                           <a:stretch>
                             <a:fillRect/>
@@ -149,7 +150,6 @@
           <w:p>
             <w:pPr>
               <w:pStyle w:val="Subtitle"/>
-              <w:pageBreakBefore w:val="0"/>
               <w:tabs>
                 <w:tab w:val="left" w:leader="none" w:pos="1260"/>
               </w:tabs>
@@ -161,7 +161,7 @@
                 <w:szCs w:val="24"/>
               </w:rPr>
             </w:pPr>
-            <w:bookmarkStart w:colFirst="0" w:colLast="0" w:name="_ymi089liagec" w:id="2"/>
+            <w:bookmarkStart w:colFirst="0" w:colLast="0" w:name="_heading=h.8jeocrwob5of" w:id="2"/>
             <w:bookmarkEnd w:id="2"/>
             <w:r>
               <w:rPr>
@@ -201,7 +201,10 @@
         </w:tc>
       </w:tr>
       <w:tr>
-        <w:trPr/>
+        <w:trPr>
+          <w:cantSplit w:val="0"/>
+          <w:tblHeader w:val="0"/>
+        </w:trPr>
         <w:tc>
           <w:tcPr>
             <w:tcBorders>
@@ -224,7 +227,7 @@
               <w:pStyle w:val="Heading1"/>
               <w:rPr/>
             </w:pPr>
-            <w:bookmarkStart w:colFirst="0" w:colLast="0" w:name="_lqutwejei0p6" w:id="3"/>
+            <w:bookmarkStart w:colFirst="0" w:colLast="0" w:name="_heading=h.nkrekqdnq7l5" w:id="3"/>
             <w:bookmarkEnd w:id="3"/>
             <w:r>
               <w:rPr>
@@ -251,7 +254,7 @@
               <w:pStyle w:val="Heading1"/>
               <w:rPr/>
             </w:pPr>
-            <w:bookmarkStart w:colFirst="0" w:colLast="0" w:name="_lucb2x1sdisx" w:id="4"/>
+            <w:bookmarkStart w:colFirst="0" w:colLast="0" w:name="_heading=h.iip1wogo834g" w:id="4"/>
             <w:bookmarkEnd w:id="4"/>
             <w:r>
               <w:rPr>
@@ -261,7 +264,13 @@
             </w:r>
           </w:p>
           <w:p>
-            <w:r>
+            <w:pPr>
+              <w:rPr/>
+            </w:pPr>
+            <w:r>
+              <w:rPr>
+                <w:rtl w:val="0"/>
+              </w:rPr>
               <w:t xml:space="preserve">{#education}</w:t>
             </w:r>
           </w:p>
@@ -270,7 +279,7 @@
               <w:pStyle w:val="Heading2"/>
               <w:rPr/>
             </w:pPr>
-            <w:bookmarkStart w:colFirst="0" w:colLast="0" w:name="_6yjxhzsiz8ii" w:id="5"/>
+            <w:bookmarkStart w:colFirst="0" w:colLast="0" w:name="_heading=h.3sdtca424rw3" w:id="5"/>
             <w:bookmarkEnd w:id="5"/>
             <w:r>
               <w:rPr>
@@ -304,7 +313,13 @@
             </w:r>
           </w:p>
           <w:p>
-            <w:r>
+            <w:pPr>
+              <w:rPr/>
+            </w:pPr>
+            <w:r>
+              <w:rPr>
+                <w:rtl w:val="0"/>
+              </w:rPr>
               <w:t xml:space="preserve">{/education}</w:t>
             </w:r>
           </w:p>
@@ -313,7 +328,7 @@
               <w:pStyle w:val="Heading1"/>
               <w:rPr/>
             </w:pPr>
-            <w:bookmarkStart w:colFirst="0" w:colLast="0" w:name="_fs9jdw7quqer" w:id="6"/>
+            <w:bookmarkStart w:colFirst="0" w:colLast="0" w:name="_heading=h.2tqk55xxfofa" w:id="6"/>
             <w:bookmarkEnd w:id="6"/>
             <w:r>
               <w:rPr>
@@ -323,7 +338,13 @@
             </w:r>
           </w:p>
           <w:p>
-            <w:r>
+            <w:pPr>
+              <w:rPr/>
+            </w:pPr>
+            <w:r>
+              <w:rPr>
+                <w:rtl w:val="0"/>
+              </w:rPr>
               <w:t xml:space="preserve">{#projects}</w:t>
             </w:r>
           </w:p>
@@ -332,7 +353,7 @@
               <w:pStyle w:val="Heading2"/>
               <w:rPr/>
             </w:pPr>
-            <w:bookmarkStart w:colFirst="0" w:colLast="0" w:name="_gfiut3vv9g0y" w:id="7"/>
+            <w:bookmarkStart w:colFirst="0" w:colLast="0" w:name="_heading=h.hs1f38gx7duy" w:id="7"/>
             <w:bookmarkEnd w:id="7"/>
             <w:r>
               <w:rPr>
@@ -354,7 +375,6 @@
           </w:p>
           <w:p>
             <w:pPr>
-              <w:pageBreakBefore w:val="0"/>
               <w:spacing w:before="0" w:line="240" w:lineRule="auto"/>
               <w:rPr>
                 <w:rFonts w:ascii="Lexend Light" w:cs="Lexend Light" w:eastAsia="Lexend Light" w:hAnsi="Lexend Light"/>
@@ -372,7 +392,7 @@
               <w:pStyle w:val="Heading2"/>
               <w:rPr/>
             </w:pPr>
-            <w:bookmarkStart w:colFirst="0" w:colLast="0" w:name="_h7ijueto5on7" w:id="8"/>
+            <w:bookmarkStart w:colFirst="0" w:colLast="0" w:name="_heading=h.cp1qz53yzs7o" w:id="8"/>
             <w:bookmarkEnd w:id="8"/>
             <w:r>
               <w:rPr>
@@ -399,7 +419,7 @@
               <w:spacing w:line="276" w:lineRule="auto"/>
               <w:rPr/>
             </w:pPr>
-            <w:bookmarkStart w:colFirst="0" w:colLast="0" w:name="_x1bleti8j1zr" w:id="9"/>
+            <w:bookmarkStart w:colFirst="0" w:colLast="0" w:name="_heading=h.ucttpom2hawl" w:id="9"/>
             <w:bookmarkEnd w:id="9"/>
             <w:r>
               <w:rPr>
@@ -412,7 +432,7 @@
               <w:pStyle w:val="Heading2"/>
               <w:rPr/>
             </w:pPr>
-            <w:bookmarkStart w:colFirst="0" w:colLast="0" w:name="_9od6fabn16ka" w:id="10"/>
+            <w:bookmarkStart w:colFirst="0" w:colLast="0" w:name="_heading=h.73wpg1b2a85s" w:id="10"/>
             <w:bookmarkEnd w:id="10"/>
             <w:r>
               <w:rPr>
@@ -423,7 +443,6 @@
           </w:p>
           <w:p>
             <w:pPr>
-              <w:pageBreakBefore w:val="0"/>
               <w:widowControl w:val="1"/>
               <w:spacing w:before="0" w:line="312" w:lineRule="auto"/>
               <w:jc w:val="both"/>
@@ -447,7 +466,6 @@
           </w:p>
           <w:p>
             <w:pPr>
-              <w:pageBreakBefore w:val="0"/>
               <w:widowControl w:val="1"/>
               <w:spacing w:before="0" w:line="240" w:lineRule="auto"/>
               <w:jc w:val="both"/>
@@ -467,7 +485,7 @@
               <w:pStyle w:val="Heading2"/>
               <w:rPr/>
             </w:pPr>
-            <w:bookmarkStart w:colFirst="0" w:colLast="0" w:name="_nz2qmo5h7xyq" w:id="11"/>
+            <w:bookmarkStart w:colFirst="0" w:colLast="0" w:name="_heading=h.njxz0i6q0rnd" w:id="11"/>
             <w:bookmarkEnd w:id="11"/>
             <w:r>
               <w:rPr>
@@ -489,7 +507,6 @@
           </w:p>
           <w:p>
             <w:pPr>
-              <w:pageBreakBefore w:val="0"/>
               <w:widowControl w:val="1"/>
               <w:spacing w:before="0" w:line="240" w:lineRule="auto"/>
               <w:jc w:val="both"/>
@@ -509,7 +526,7 @@
               <w:pStyle w:val="Heading2"/>
               <w:rPr/>
             </w:pPr>
-            <w:bookmarkStart w:colFirst="0" w:colLast="0" w:name="_s02bvnvrdurr" w:id="12"/>
+            <w:bookmarkStart w:colFirst="0" w:colLast="0" w:name="_heading=h.fzx7ucki5vwl" w:id="12"/>
             <w:bookmarkEnd w:id="12"/>
             <w:r>
               <w:rPr>
@@ -523,7 +540,7 @@
               <w:pStyle w:val="Heading2"/>
               <w:rPr/>
             </w:pPr>
-            <w:bookmarkStart w:colFirst="0" w:colLast="0" w:name="_6r2gcite14y0" w:id="13"/>
+            <w:bookmarkStart w:colFirst="0" w:colLast="0" w:name="_heading=h.6hzgxosgrfxm" w:id="13"/>
             <w:bookmarkEnd w:id="13"/>
             <w:r>
               <w:rPr>
@@ -544,7 +561,13 @@
             </w:r>
           </w:p>
           <w:p>
-            <w:r>
+            <w:pPr>
+              <w:rPr/>
+            </w:pPr>
+            <w:r>
+              <w:rPr>
+                <w:rtl w:val="0"/>
+              </w:rPr>
               <w:t xml:space="preserve">{#responsibilities}</w:t>
             </w:r>
           </w:p>
@@ -565,14 +588,41 @@
               </w:rPr>
               <w:t xml:space="preserve">{.}</w:t>
             </w:r>
-          </w:p>
-          <w:p>
-            <w:r>
+            <w:r>
+              <w:rPr>
+                <w:rtl w:val="0"/>
+              </w:rPr>
+            </w:r>
+          </w:p>
+          <w:p>
+            <w:pPr>
+              <w:rPr/>
+            </w:pPr>
+            <w:r>
+              <w:rPr>
+                <w:rtl w:val="0"/>
+              </w:rPr>
               <w:t xml:space="preserve">{/responsibilities}</w:t>
             </w:r>
           </w:p>
           <w:p>
-            <w:r>
+            <w:pPr>
+              <w:rPr/>
+            </w:pPr>
+            <w:r>
+              <w:rPr>
+                <w:rtl w:val="0"/>
+              </w:rPr>
+            </w:r>
+          </w:p>
+          <w:p>
+            <w:pPr>
+              <w:rPr/>
+            </w:pPr>
+            <w:r>
+              <w:rPr>
+                <w:rtl w:val="0"/>
+              </w:rPr>
               <w:t xml:space="preserve">{/projects}</w:t>
             </w:r>
           </w:p>
@@ -678,8 +728,8 @@
               <w:jc w:val="left"/>
               <w:rPr/>
             </w:pPr>
-            <w:bookmarkStart w:colFirst="0" w:colLast="0" w:name="_54e5r9qx3s2x" w:id="22"/>
-            <w:bookmarkEnd w:id="22"/>
+            <w:bookmarkStart w:colFirst="0" w:colLast="0" w:name="_heading=h.97aib0yl5kgt" w:id="14"/>
+            <w:bookmarkEnd w:id="14"/>
             <w:r>
               <w:rPr>
                 <w:rtl w:val="0"/>
@@ -688,7 +738,13 @@
             </w:r>
           </w:p>
           <w:p>
-            <w:r>
+            <w:pPr>
+              <w:rPr/>
+            </w:pPr>
+            <w:r>
+              <w:rPr>
+                <w:rtl w:val="0"/>
+              </w:rPr>
               <w:t xml:space="preserve">{#skills}</w:t>
             </w:r>
           </w:p>
@@ -698,8 +754,8 @@
               <w:jc w:val="left"/>
               <w:rPr/>
             </w:pPr>
-            <w:bookmarkStart w:colFirst="0" w:colLast="0" w:name="_okpfpohfq966" w:id="23"/>
-            <w:bookmarkEnd w:id="23"/>
+            <w:bookmarkStart w:colFirst="0" w:colLast="0" w:name="_heading=h.igfifnl7ztsc" w:id="15"/>
+            <w:bookmarkEnd w:id="15"/>
             <w:r>
               <w:rPr>
                 <w:rtl w:val="0"/>
@@ -721,7 +777,6 @@
           </w:p>
           <w:p>
             <w:pPr>
-              <w:pageBreakBefore w:val="0"/>
               <w:spacing w:before="0" w:line="276" w:lineRule="auto"/>
               <w:ind w:right="300"/>
               <w:jc w:val="left"/>
@@ -738,14 +793,19 @@
             </w:r>
           </w:p>
           <w:p>
-            <w:r>
+            <w:pPr>
+              <w:rPr/>
+            </w:pPr>
+            <w:r>
+              <w:rPr>
+                <w:rtl w:val="0"/>
+              </w:rPr>
               <w:t xml:space="preserve">{/skills}</w:t>
             </w:r>
           </w:p>
           <w:p>
             <w:pPr>
               <w:pStyle w:val="Heading1"/>
-              <w:pageBreakBefore w:val="0"/>
               <w:ind w:right="300"/>
               <w:jc w:val="left"/>
               <w:rPr>
@@ -757,8 +817,8 @@
                 <w:szCs w:val="20"/>
               </w:rPr>
             </w:pPr>
-            <w:bookmarkStart w:colFirst="0" w:colLast="0" w:name="_u3bb9rugzxju" w:id="34"/>
-            <w:bookmarkEnd w:id="34"/>
+            <w:bookmarkStart w:colFirst="0" w:colLast="0" w:name="_heading=h.og8mw2ilbr8h" w:id="16"/>
+            <w:bookmarkEnd w:id="16"/>
             <w:r>
               <w:rPr>
                 <w:rtl w:val="0"/>
@@ -771,8 +831,8 @@
               <w:jc w:val="left"/>
               <w:rPr/>
             </w:pPr>
-            <w:bookmarkStart w:colFirst="0" w:colLast="0" w:name="_qp9efw6yigv6" w:id="35"/>
-            <w:bookmarkEnd w:id="35"/>
+            <w:bookmarkStart w:colFirst="0" w:colLast="0" w:name="_heading=h.6na9de6f3pz8" w:id="17"/>
+            <w:bookmarkEnd w:id="17"/>
             <w:r>
               <w:rPr>
                 <w:rtl w:val="0"/>
@@ -781,8 +841,98 @@
             </w:r>
           </w:p>
           <w:p>
-            <w:r>
+            <w:pPr>
+              <w:rPr/>
+            </w:pPr>
+            <w:r>
+              <w:rPr>
+                <w:rtl w:val="0"/>
+              </w:rPr>
               <w:t xml:space="preserve">{#certifications}</w:t>
+            </w:r>
+          </w:p>
+          <w:p>
+            <w:pPr>
+              <w:ind w:left="0" w:firstLine="0"/>
+              <w:jc w:val="left"/>
+              <w:rPr>
+                <w:color w:val="231f20"/>
+                <w:sz w:val="22"/>
+                <w:szCs w:val="22"/>
+              </w:rPr>
+            </w:pPr>
+            <w:r>
+              <w:rPr>
+                <w:color w:val="231f20"/>
+                <w:rtl w:val="0"/>
+              </w:rPr>
+              <w:t xml:space="preserve">{.}</w:t>
+            </w:r>
+            <w:r>
+              <w:rPr>
+                <w:rtl w:val="0"/>
+              </w:rPr>
+            </w:r>
+          </w:p>
+          <w:p>
+            <w:pPr>
+              <w:rPr/>
+            </w:pPr>
+            <w:r>
+              <w:rPr>
+                <w:rtl w:val="0"/>
+              </w:rPr>
+              <w:t xml:space="preserve">{/certifications}</w:t>
+            </w:r>
+          </w:p>
+          <w:p>
+            <w:pPr>
+              <w:jc w:val="left"/>
+              <w:rPr>
+                <w:color w:val="231f20"/>
+              </w:rPr>
+            </w:pPr>
+            <w:r>
+              <w:rPr>
+                <w:rtl w:val="0"/>
+              </w:rPr>
+            </w:r>
+          </w:p>
+          <w:p>
+            <w:pPr>
+              <w:pStyle w:val="Heading1"/>
+              <w:jc w:val="left"/>
+              <w:rPr/>
+            </w:pPr>
+            <w:bookmarkStart w:colFirst="0" w:colLast="0" w:name="_heading=h.zhpjr36mekt1" w:id="18"/>
+            <w:bookmarkEnd w:id="18"/>
+            <w:r>
+              <w:rPr>
+                <w:rtl w:val="0"/>
+              </w:rPr>
+              <w:t xml:space="preserve">Tools</w:t>
+            </w:r>
+          </w:p>
+          <w:p>
+            <w:pPr>
+              <w:ind w:left="0" w:right="300" w:firstLine="0"/>
+              <w:jc w:val="left"/>
+              <w:rPr>
+                <w:rFonts w:ascii="Lexend Light" w:cs="Lexend Light" w:eastAsia="Lexend Light" w:hAnsi="Lexend Light"/>
+                <w:color w:val="231f20"/>
+                <w:sz w:val="22"/>
+                <w:szCs w:val="22"/>
+              </w:rPr>
+            </w:pPr>
+            <w:r>
+              <w:rPr>
+                <w:rFonts w:ascii="Lexend Light" w:cs="Lexend Light" w:eastAsia="Lexend Light" w:hAnsi="Lexend Light"/>
+                <w:color w:val="231f20"/>
+                <w:sz w:val="22"/>
+                <w:szCs w:val="22"/>
+                <w:rtl w:val="0"/>
+              </w:rPr>
+              <w:t xml:space="preserve">{tools}</w:t>
             </w:r>
           </w:p>
           <w:p>
@@ -791,35 +941,16 @@
                 <w:ilvl w:val="0"/>
                 <w:numId w:val="2"/>
               </w:numPr>
+              <w:ind w:left="720" w:right="300" w:hanging="360"/>
               <w:jc w:val="left"/>
               <w:rPr>
-                <w:color w:val="231f20"/>
+                <w:rFonts w:ascii="Lexend Light" w:cs="Lexend Light" w:eastAsia="Lexend Light" w:hAnsi="Lexend Light"/>
                 <w:sz w:val="22"/>
                 <w:szCs w:val="22"/>
               </w:rPr>
             </w:pPr>
             <w:r>
               <w:rPr>
-                <w:color w:val="231f20"/>
-                <w:rtl w:val="0"/>
-              </w:rPr>
-              <w:t xml:space="preserve">{.}</w:t>
-            </w:r>
-          </w:p>
-          <w:p>
-            <w:r>
-              <w:t xml:space="preserve">{/certifications}</w:t>
-            </w:r>
-          </w:p>
-          <w:p>
-            <w:pPr>
-              <w:jc w:val="left"/>
-              <w:rPr>
-                <w:color w:val="231f20"/>
-              </w:rPr>
-            </w:pPr>
-            <w:r>
-              <w:rPr>
                 <w:rtl w:val="0"/>
               </w:rPr>
             </w:r>
@@ -830,162 +961,122 @@
               <w:jc w:val="left"/>
               <w:rPr/>
             </w:pPr>
-            <w:bookmarkStart w:colFirst="0" w:colLast="0" w:name="_tdpwkwm8oxja" w:id="36"/>
-            <w:bookmarkEnd w:id="36"/>
-            <w:r>
-              <w:rPr>
-                <w:rtl w:val="0"/>
-              </w:rPr>
-              <w:t xml:space="preserve">Tools</w:t>
-            </w:r>
-          </w:p>
-          <w:p>
-            <w:pPr>
-              <w:pageBreakBefore w:val="0"/>
+            <w:bookmarkStart w:colFirst="0" w:colLast="0" w:name="_heading=h.aa9ocaqw24p1" w:id="19"/>
+            <w:bookmarkEnd w:id="19"/>
+            <w:r>
+              <w:rPr>
+                <w:rtl w:val="0"/>
+              </w:rPr>
+              <w:t xml:space="preserve">Managerial Experience</w:t>
+            </w:r>
+          </w:p>
+          <w:p>
+            <w:pPr>
+              <w:rPr/>
+            </w:pPr>
+            <w:r>
+              <w:rPr>
+                <w:rtl w:val="0"/>
+              </w:rPr>
+              <w:t xml:space="preserve">{#managerialExperience}</w:t>
+            </w:r>
+          </w:p>
+          <w:p>
+            <w:pPr>
+              <w:spacing w:line="312" w:lineRule="auto"/>
+              <w:jc w:val="left"/>
+              <w:rPr/>
+            </w:pPr>
+            <w:r>
+              <w:rPr>
+                <w:rtl w:val="0"/>
+              </w:rPr>
+              <w:t xml:space="preserve">{.}</w:t>
+            </w:r>
+          </w:p>
+          <w:p>
+            <w:pPr>
+              <w:rPr/>
+            </w:pPr>
+            <w:r>
+              <w:rPr>
+                <w:rtl w:val="0"/>
+              </w:rPr>
+              <w:t xml:space="preserve">{/managerialExperience}</w:t>
+            </w:r>
+          </w:p>
+          <w:p>
+            <w:pPr>
+              <w:pStyle w:val="Heading1"/>
+              <w:jc w:val="left"/>
+              <w:rPr/>
+            </w:pPr>
+            <w:bookmarkStart w:colFirst="0" w:colLast="0" w:name="_heading=h.4o5qa5nig0r" w:id="20"/>
+            <w:bookmarkEnd w:id="20"/>
+            <w:r>
+              <w:rPr>
+                <w:rtl w:val="0"/>
+              </w:rPr>
+            </w:r>
+          </w:p>
+          <w:p>
+            <w:pPr>
+              <w:pStyle w:val="Heading1"/>
+              <w:jc w:val="left"/>
+              <w:rPr/>
+            </w:pPr>
+            <w:bookmarkStart w:colFirst="0" w:colLast="0" w:name="_heading=h.6vcsc7v14uh8" w:id="21"/>
+            <w:bookmarkEnd w:id="21"/>
+            <w:r>
+              <w:rPr>
+                <w:rtl w:val="0"/>
+              </w:rPr>
+              <w:t xml:space="preserve">Domain</w:t>
+            </w:r>
+          </w:p>
+          <w:p>
+            <w:pPr>
+              <w:rPr/>
+            </w:pPr>
+            <w:r>
+              <w:rPr>
+                <w:rtl w:val="0"/>
+              </w:rPr>
+              <w:t xml:space="preserve">{#domains}</w:t>
+            </w:r>
+          </w:p>
+          <w:p>
+            <w:pPr>
+              <w:spacing w:line="312" w:lineRule="auto"/>
+              <w:ind w:left="0" w:firstLine="0"/>
+              <w:jc w:val="left"/>
+              <w:rPr/>
+            </w:pPr>
+            <w:r>
+              <w:rPr>
+                <w:rtl w:val="0"/>
+              </w:rPr>
+              <w:t xml:space="preserve">{.}</w:t>
+            </w:r>
+          </w:p>
+          <w:p>
+            <w:pPr>
+              <w:rPr/>
+            </w:pPr>
+            <w:r>
+              <w:rPr>
+                <w:rtl w:val="0"/>
+              </w:rPr>
+              <w:t xml:space="preserve">{/domains}</w:t>
+            </w:r>
+          </w:p>
+          <w:p>
+            <w:pPr>
               <w:numPr>
                 <w:ilvl w:val="0"/>
                 <w:numId w:val="2"/>
               </w:numPr>
-              <w:ind w:right="300"/>
-              <w:jc w:val="left"/>
-              <w:rPr>
-                <w:rFonts w:ascii="Lexend Light" w:cs="Lexend Light" w:eastAsia="Lexend Light" w:hAnsi="Lexend Light"/>
-                <w:color w:val="231f20"/>
-                <w:sz w:val="22"/>
-                <w:szCs w:val="22"/>
-              </w:rPr>
-            </w:pPr>
-            <w:r>
-              <w:rPr>
-                <w:rFonts w:ascii="Lexend Light" w:cs="Lexend Light" w:eastAsia="Lexend Light" w:hAnsi="Lexend Light"/>
-                <w:color w:val="231f20"/>
-                <w:sz w:val="22"/>
-                <w:szCs w:val="22"/>
-                <w:rtl w:val="0"/>
-              </w:rPr>
-              <w:t xml:space="preserve">{tools}</w:t>
-            </w:r>
-          </w:p>
-          <w:p>
-            <w:pPr>
-              <w:pageBreakBefore w:val="0"/>
-              <w:numPr>
-                <w:ilvl w:val="0"/>
-                <w:numId w:val="2"/>
-              </w:numPr>
-              <w:ind w:right="300"/>
-              <w:jc w:val="left"/>
-              <w:rPr>
-                <w:rFonts w:ascii="Lexend Light" w:cs="Lexend Light" w:eastAsia="Lexend Light" w:hAnsi="Lexend Light"/>
-                <w:sz w:val="22"/>
-                <w:szCs w:val="22"/>
-              </w:rPr>
-            </w:pPr>
-            <w:r>
-              <w:rPr>
-                <w:rtl w:val="0"/>
-              </w:rPr>
-            </w:r>
-          </w:p>
-          <w:p>
-            <w:pPr>
-              <w:pStyle w:val="Heading1"/>
-              <w:jc w:val="left"/>
-              <w:rPr/>
-            </w:pPr>
-            <w:bookmarkStart w:colFirst="0" w:colLast="0" w:name="_6ss1ldcg9sb" w:id="37"/>
-            <w:bookmarkEnd w:id="37"/>
-            <w:r>
-              <w:rPr>
-                <w:rtl w:val="0"/>
-              </w:rPr>
-              <w:t xml:space="preserve">Managerial Experience</w:t>
-            </w:r>
-          </w:p>
-          <w:p>
-            <w:r>
-              <w:t xml:space="preserve">{#managerialExperience}</w:t>
-            </w:r>
-          </w:p>
-          <w:p>
-            <w:pPr>
-              <w:spacing w:line="312" w:lineRule="auto"/>
-              <w:jc w:val="left"/>
-              <w:rPr/>
-            </w:pPr>
-            <w:r>
-              <w:rPr>
-                <w:rtl w:val="0"/>
-              </w:rPr>
-              <w:t xml:space="preserve">{.}</w:t>
-            </w:r>
-          </w:p>
-          <w:p>
-            <w:r>
-              <w:t xml:space="preserve">{/managerialExperience}</w:t>
-            </w:r>
-          </w:p>
-          <w:p>
-            <w:pPr>
-              <w:pStyle w:val="Heading1"/>
-              <w:jc w:val="left"/>
-              <w:rPr/>
-            </w:pPr>
-            <w:bookmarkStart w:colFirst="0" w:colLast="0" w:name="_38qo8bmabk6p" w:id="38"/>
-            <w:bookmarkEnd w:id="38"/>
-            <w:r>
-              <w:rPr>
-                <w:rtl w:val="0"/>
-              </w:rPr>
-            </w:r>
-          </w:p>
-          <w:p>
-            <w:pPr>
-              <w:pStyle w:val="Heading1"/>
-              <w:jc w:val="left"/>
-              <w:rPr/>
-            </w:pPr>
-            <w:bookmarkStart w:colFirst="0" w:colLast="0" w:name="_jheiv7ka0yr2" w:id="39"/>
-            <w:bookmarkEnd w:id="39"/>
-            <w:r>
-              <w:rPr>
-                <w:rtl w:val="0"/>
-              </w:rPr>
-              <w:t xml:space="preserve">Domain</w:t>
-            </w:r>
-          </w:p>
-          <w:p>
-            <w:r>
-              <w:t xml:space="preserve">{#domains}</w:t>
-            </w:r>
-          </w:p>
-          <w:p>
-            <w:pPr>
-              <w:spacing w:line="312" w:lineRule="auto"/>
-              <w:ind w:left="0" w:firstLine="0"/>
-              <w:jc w:val="left"/>
-              <w:rPr/>
-            </w:pPr>
-            <w:r>
-              <w:rPr>
-                <w:rtl w:val="0"/>
-              </w:rPr>
-              <w:t xml:space="preserve">{.}</w:t>
-            </w:r>
-          </w:p>
-          <w:p>
-            <w:r>
-              <w:t xml:space="preserve">{/domains}</w:t>
-            </w:r>
-          </w:p>
-          <w:p>
-            <w:pPr>
-              <w:pageBreakBefore w:val="0"/>
-              <w:numPr>
-                <w:ilvl w:val="0"/>
-                <w:numId w:val="2"/>
-              </w:numPr>
-              <w:ind w:right="300"/>
+              <w:ind w:left="720" w:right="300" w:hanging="360"/>
               <w:jc w:val="left"/>
               <w:rPr>
                 <w:rFonts w:ascii="Lexend Light" w:cs="Lexend Light" w:eastAsia="Lexend Light" w:hAnsi="Lexend Light"/>
@@ -1004,8 +1095,8 @@
               <w:jc w:val="left"/>
               <w:rPr/>
             </w:pPr>
-            <w:bookmarkStart w:colFirst="0" w:colLast="0" w:name="_z0t9ghvt0kxt" w:id="40"/>
-            <w:bookmarkEnd w:id="40"/>
+            <w:bookmarkStart w:colFirst="0" w:colLast="0" w:name="_heading=h.ng72x4maxm3v" w:id="22"/>
+            <w:bookmarkEnd w:id="22"/>
             <w:r>
               <w:rPr>
                 <w:rtl w:val="0"/>
@@ -1014,7 +1105,13 @@
             </w:r>
           </w:p>
           <w:p>
-            <w:r>
+            <w:pPr>
+              <w:rPr/>
+            </w:pPr>
+            <w:r>
+              <w:rPr>
+                <w:rtl w:val="0"/>
+              </w:rPr>
               <w:t xml:space="preserve">{#languages}</w:t>
             </w:r>
           </w:p>
@@ -1032,13 +1129,18 @@
             </w:r>
           </w:p>
           <w:p>
-            <w:r>
+            <w:pPr>
+              <w:rPr/>
+            </w:pPr>
+            <w:r>
+              <w:rPr>
+                <w:rtl w:val="0"/>
+              </w:rPr>
               <w:t xml:space="preserve">{/languages}</w:t>
             </w:r>
           </w:p>
           <w:p>
             <w:pPr>
-              <w:pageBreakBefore w:val="0"/>
               <w:ind w:right="300"/>
               <w:jc w:val="left"/>
               <w:rPr>
@@ -1056,7 +1158,6 @@
           </w:p>
           <w:p>
             <w:pPr>
-              <w:pageBreakBefore w:val="0"/>
               <w:spacing w:before="0" w:line="240" w:lineRule="auto"/>
               <w:ind w:left="0" w:right="300" w:firstLine="0"/>
               <w:jc w:val="left"/>
@@ -1083,8 +1184,8 @@
         <w:ind w:left="0" w:firstLine="0"/>
         <w:rPr/>
       </w:pPr>
-      <w:bookmarkStart w:colFirst="0" w:colLast="0" w:name="_4oqydkq9efmh" w:id="41"/>
-      <w:bookmarkEnd w:id="41"/>
+      <w:bookmarkStart w:colFirst="0" w:colLast="0" w:name="_heading=h.bf3jf7x4r34e" w:id="23"/>
+      <w:bookmarkEnd w:id="23"/>
       <w:r>
         <w:rPr>
           <w:rFonts w:ascii="Lexend Light" w:cs="Lexend Light" w:eastAsia="Lexend Light" w:hAnsi="Lexend Light"/>
@@ -1101,8 +1202,8 @@
       </w:r>
     </w:p>
     <w:sectPr>
-      <w:headerReference r:id="rId7" w:type="default"/>
-      <w:footerReference r:id="rId8" w:type="default"/>
+      <w:headerReference r:id="rId8" w:type="default"/>
+      <w:footerReference r:id="rId9" w:type="default"/>
       <w:pgSz w:h="15840" w:w="12240" w:orient="portrait"/>
       <w:pgMar w:bottom="863.9999999999999" w:top="576" w:left="863.9999999999999" w:right="863.9999999999999" w:header="0" w:footer="720"/>
       <w:pgNumType w:start="1"/>
@@ -1115,7 +1216,6 @@
 <w:ftr xmlns:mc="http://schemas.openxmlformats.org/markup-compatibility/2006" xmlns:o="urn:schemas-microsoft-com:office:office" xmlns:r="http://schemas.openxmlformats.org/officeDocument/2006/relationships" xmlns:m="http://schemas.openxmlformats.org/officeDocument/2006/math" xmlns:v="urn:schemas-microsoft-com:vml" xmlns:wp="http://schemas.openxmlformats.org/drawingml/2006/wordprocessingDrawing" xmlns:w10="urn:schemas-microsoft-com:office:word" xmlns:w="http://schemas.openxmlformats.org/wordprocessingml/2006/main" xmlns:wne="http://schemas.microsoft.com/office/word/2006/wordml" xmlns:sl="http://schemas.openxmlformats.org/schemaLibrary/2006/main" xmlns:a="http://schemas.openxmlformats.org/drawingml/2006/main" xmlns:pic="http://schemas.openxmlformats.org/drawingml/2006/picture" xmlns:c="http://schemas.openxmlformats.org/drawingml/2006/chart" xmlns:lc="http://schemas.openxmlformats.org/drawingml/2006/lockedCanvas" xmlns:dgm="http://schemas.openxmlformats.org/drawingml/2006/diagram" xmlns:wps="http://schemas.microsoft.com/office/word/2010/wordprocessingShape" xmlns:wpg="http://schemas.microsoft.com/office/word/2010/wordprocessingGroup" xmlns:w14="http://schemas.microsoft.com/office/word/2010/wordml" xmlns:w15="http://schemas.microsoft.com/office/word/2012/wordml" xmlns:w16="http://schemas.microsoft.com/office/word/2018/wordml" xmlns:w16cex="http://schemas.microsoft.com/office/word/2018/wordml/cex" xmlns:w16cid="http://schemas.microsoft.com/office/word/2016/wordml/cid" xmlns="http://schemas.microsoft.com/office/tasks/2019/documenttasks" xmlns:cr="http://schemas.microsoft.com/office/comments/2020/reactions">
   <w:p>
     <w:pPr>
-      <w:pageBreakBefore w:val="0"/>
       <w:rPr>
         <w:color w:val="231f20"/>
         <w:sz w:val="28"/>
@@ -1131,7 +1231,7 @@
         <wp:inline distB="114300" distT="114300" distL="114300" distR="114300">
           <wp:extent cx="309563" cy="190500"/>
           <wp:effectExtent b="0" l="0" r="0" t="0"/>
-          <wp:docPr id="1" name="image2.jpg"/>
+          <wp:docPr id="2" name="image2.jpg"/>
           <a:graphic>
             <a:graphicData uri="http://schemas.openxmlformats.org/drawingml/2006/picture">
               <pic:pic>
@@ -1200,7 +1300,6 @@
   </w:p>
   <w:p>
     <w:pPr>
-      <w:pageBreakBefore w:val="0"/>
       <w:rPr>
         <w:color w:val="231f20"/>
         <w:sz w:val="28"/>
@@ -1243,7 +1342,6 @@
 <w:hdr xmlns:mc="http://schemas.openxmlformats.org/markup-compatibility/2006" xmlns:o="urn:schemas-microsoft-com:office:office" xmlns:r="http://schemas.openxmlformats.org/officeDocument/2006/relationships" xmlns:m="http://schemas.openxmlformats.org/officeDocument/2006/math" xmlns:v="urn:schemas-microsoft-com:vml" xmlns:wp="http://schemas.openxmlformats.org/drawingml/2006/wordprocessingDrawing" xmlns:w10="urn:schemas-microsoft-com:office:word" xmlns:w="http://schemas.openxmlformats.org/wordprocessingml/2006/main" xmlns:wne="http://schemas.microsoft.com/office/word/2006/wordml" xmlns:sl="http://schemas.openxmlformats.org/schemaLibrary/2006/main" xmlns:a="http://schemas.openxmlformats.org/drawingml/2006/main" xmlns:pic="http://schemas.openxmlformats.org/drawingml/2006/picture" xmlns:c="http://schemas.openxmlformats.org/drawingml/2006/chart" xmlns:lc="http://schemas.openxmlformats.org/drawingml/2006/lockedCanvas" xmlns:dgm="http://schemas.openxmlformats.org/drawingml/2006/diagram" xmlns:wps="http://schemas.microsoft.com/office/word/2010/wordprocessingShape" xmlns:wpg="http://schemas.microsoft.com/office/word/2010/wordprocessingGroup" xmlns:w14="http://schemas.microsoft.com/office/word/2010/wordml" xmlns:w15="http://schemas.microsoft.com/office/word/2012/wordml" xmlns:w16="http://schemas.microsoft.com/office/word/2018/wordml" xmlns:w16cex="http://schemas.microsoft.com/office/word/2018/wordml/cex" xmlns:w16cid="http://schemas.microsoft.com/office/word/2016/wordml/cid" xmlns="http://schemas.microsoft.com/office/tasks/2019/documenttasks" xmlns:cr="http://schemas.microsoft.com/office/comments/2020/reactions">
   <w:p>
     <w:pPr>
-      <w:pageBreakBefore w:val="0"/>
       <w:rPr>
         <w:vertAlign w:val="superscript"/>
       </w:rPr>
@@ -1481,126 +1579,11 @@
       </w:rPr>
     </w:lvl>
   </w:abstractNum>
-  <w:abstractNum w:abstractNumId="3">
-    <w:lvl w:ilvl="0">
-      <w:start w:val="1"/>
-      <w:numFmt w:val="bullet"/>
-      <w:lvlText w:val="●"/>
-      <w:lvlJc w:val="left"/>
-      <w:pPr>
-        <w:ind w:left="720" w:hanging="360"/>
-      </w:pPr>
-      <w:rPr>
-        <w:sz w:val="18"/>
-        <w:szCs w:val="18"/>
-        <w:u w:val="none"/>
-      </w:rPr>
-    </w:lvl>
-    <w:lvl w:ilvl="1">
-      <w:start w:val="1"/>
-      <w:numFmt w:val="bullet"/>
-      <w:lvlText w:val="○"/>
-      <w:lvlJc w:val="left"/>
-      <w:pPr>
-        <w:ind w:left="1440" w:hanging="360"/>
-      </w:pPr>
-      <w:rPr>
-        <w:u w:val="none"/>
-      </w:rPr>
-    </w:lvl>
-    <w:lvl w:ilvl="2">
-      <w:start w:val="1"/>
-      <w:numFmt w:val="bullet"/>
-      <w:lvlText w:val="■"/>
-      <w:lvlJc w:val="left"/>
-      <w:pPr>
-        <w:ind w:left="2160" w:hanging="360"/>
-      </w:pPr>
-      <w:rPr>
-        <w:u w:val="none"/>
-      </w:rPr>
-    </w:lvl>
-    <w:lvl w:ilvl="3">
-      <w:start w:val="1"/>
-      <w:numFmt w:val="bullet"/>
-      <w:lvlText w:val="●"/>
-      <w:lvlJc w:val="left"/>
-      <w:pPr>
-        <w:ind w:left="2880" w:hanging="360"/>
-      </w:pPr>
-      <w:rPr>
-        <w:u w:val="none"/>
-      </w:rPr>
-    </w:lvl>
-    <w:lvl w:ilvl="4">
-      <w:start w:val="1"/>
-      <w:numFmt w:val="bullet"/>
-      <w:lvlText w:val="○"/>
-      <w:lvlJc w:val="left"/>
-      <w:pPr>
-        <w:ind w:left="3600" w:hanging="360"/>
-      </w:pPr>
-      <w:rPr>
-        <w:u w:val="none"/>
-      </w:rPr>
-    </w:lvl>
-    <w:lvl w:ilvl="5">
-      <w:start w:val="1"/>
-      <w:numFmt w:val="bullet"/>
-      <w:lvlText w:val="■"/>
-      <w:lvlJc w:val="left"/>
-      <w:pPr>
-        <w:ind w:left="4320" w:hanging="360"/>
-      </w:pPr>
-      <w:rPr>
-        <w:u w:val="none"/>
-      </w:rPr>
-    </w:lvl>
-    <w:lvl w:ilvl="6">
-      <w:start w:val="1"/>
-      <w:numFmt w:val="bullet"/>
-      <w:lvlText w:val="●"/>
-      <w:lvlJc w:val="left"/>
-      <w:pPr>
-        <w:ind w:left="5040" w:hanging="360"/>
-      </w:pPr>
-      <w:rPr>
-        <w:u w:val="none"/>
-      </w:rPr>
-    </w:lvl>
-    <w:lvl w:ilvl="7">
-      <w:start w:val="1"/>
-      <w:numFmt w:val="bullet"/>
-      <w:lvlText w:val="○"/>
-      <w:lvlJc w:val="left"/>
-      <w:pPr>
-        <w:ind w:left="5760" w:hanging="360"/>
-      </w:pPr>
-      <w:rPr>
-        <w:u w:val="none"/>
-      </w:rPr>
-    </w:lvl>
-    <w:lvl w:ilvl="8">
-      <w:start w:val="1"/>
-      <w:numFmt w:val="bullet"/>
-      <w:lvlText w:val="■"/>
-      <w:lvlJc w:val="left"/>
-      <w:pPr>
-        <w:ind w:left="6480" w:hanging="360"/>
-      </w:pPr>
-      <w:rPr>
-        <w:u w:val="none"/>
-      </w:rPr>
-    </w:lvl>
-  </w:abstractNum>
   <w:num w:numId="1">
     <w:abstractNumId w:val="1"/>
   </w:num>
   <w:num w:numId="2">
     <w:abstractNumId w:val="2"/>
-  </w:num>
-  <w:num w:numId="3">
-    <w:abstractNumId w:val="3"/>
   </w:num>
 </w:numbering>
 </file>
@@ -2087,4 +2070,19 @@
   </a:objectDefaults>
   <a:extraClrSchemeLst/>
 </a:theme>
+</file>
+
+<file path=customXML/item1.xml><?xml version="1.0" encoding="utf-8"?>
+<go:gDocsCustomXmlDataStorage xmlns:go="http://customooxmlschemas.google.com/" xmlns:r="http://schemas.openxmlformats.org/officeDocument/2006/relationships" uri="GoogleDocsCustomDataVersion2">
+  <go:docsCustomData xmlns:go="http://customooxmlschemas.google.com/" roundtripDataSignature="AMtx7mjAv4CQCsx7bR1WwN2N7LnwBRvDfw==">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</go:docsCustomData>
+</go:gDocsCustomXmlDataStorage>
+</file>
+
+<file path=customXML/itemProps1.xml><?xml version="1.0" encoding="utf-8"?>
+<ds:datastoreItem xmlns:ds="http://schemas.openxmlformats.org/officeDocument/2006/customXml" ds:itemID="{11111111-1234-1234-1234-123412341234}">
+  <ds:schemaRefs>
+    <ds:schemaRef ds:uri="http://schemas.openxmlformats.org/officeDocument/2006/relationships"/>
+    <ds:schemaRef ds:uri="http://customooxmlschemas.google.com/"/>
+  </ds:schemaRefs>
+</ds:datastoreItem>
 </file>
--- a/public/templates/internal.docx
+++ b/public/templates/internal.docx
@@ -7,7 +7,7 @@
         <w:pStyle w:val="Heading3"/>
         <w:rPr/>
       </w:pPr>
-      <w:bookmarkStart w:colFirst="0" w:colLast="0" w:name="_heading=h.e1grmvr8wtdf" w:id="0"/>
+      <w:bookmarkStart w:colFirst="0" w:colLast="0" w:name="_nrxbeu7kyqa2" w:id="0"/>
       <w:bookmarkEnd w:id="0"/>
       <w:r>
         <w:rPr>
@@ -55,9 +55,7 @@
       </w:tblGrid>
       <w:tr>
         <w:trPr>
-          <w:cantSplit w:val="0"/>
           <w:trHeight w:val="2140" w:hRule="atLeast"/>
-          <w:tblHeader w:val="0"/>
         </w:trPr>
         <w:tc>
           <w:tcPr>
@@ -80,6 +78,7 @@
           <w:p>
             <w:pPr>
               <w:pStyle w:val="Title"/>
+              <w:pageBreakBefore w:val="0"/>
               <w:ind w:right="300"/>
               <w:rPr>
                 <w:rFonts w:ascii="Lexend Medium" w:cs="Lexend Medium" w:eastAsia="Lexend Medium" w:hAnsi="Lexend Medium"/>
@@ -90,7 +89,7 @@
                 <w:szCs w:val="48"/>
               </w:rPr>
             </w:pPr>
-            <w:bookmarkStart w:colFirst="0" w:colLast="0" w:name="_heading=h.f9talcrxhfej" w:id="1"/>
+            <w:bookmarkStart w:colFirst="0" w:colLast="0" w:name="_x8fm1uorkbaw" w:id="1"/>
             <w:bookmarkEnd w:id="1"/>
             <w:r>
               <w:rPr>
@@ -112,12 +111,12 @@
                     <wp:posOffset>4352925</wp:posOffset>
                   </wp:positionH>
                   <wp:positionV relativeFrom="paragraph">
-                    <wp:posOffset>19052</wp:posOffset>
+                    <wp:posOffset>19051</wp:posOffset>
                   </wp:positionV>
                   <wp:extent cx="1897074" cy="610553"/>
                   <wp:effectExtent b="0" l="0" r="0" t="0"/>
                   <wp:wrapSquare wrapText="bothSides" distB="114300" distT="114300" distL="114300" distR="114300"/>
-                  <wp:docPr id="1" name="image1.png"/>
+                  <wp:docPr id="2" name="image1.png"/>
                   <a:graphic>
                     <a:graphicData uri="http://schemas.openxmlformats.org/drawingml/2006/picture">
                       <pic:pic>
@@ -126,7 +125,7 @@
                           <pic:cNvPicPr preferRelativeResize="0"/>
                         </pic:nvPicPr>
                         <pic:blipFill>
-                          <a:blip r:embed="rId7"/>
+                          <a:blip r:embed="rId6"/>
                           <a:srcRect b="18103" l="0" r="0" t="18103"/>
                           <a:stretch>
                             <a:fillRect/>
@@ -150,6 +149,7 @@
           <w:p>
             <w:pPr>
               <w:pStyle w:val="Subtitle"/>
+              <w:pageBreakBefore w:val="0"/>
               <w:tabs>
                 <w:tab w:val="left" w:leader="none" w:pos="1260"/>
               </w:tabs>
@@ -161,7 +161,7 @@
                 <w:szCs w:val="24"/>
               </w:rPr>
             </w:pPr>
-            <w:bookmarkStart w:colFirst="0" w:colLast="0" w:name="_heading=h.8jeocrwob5of" w:id="2"/>
+            <w:bookmarkStart w:colFirst="0" w:colLast="0" w:name="_ymi089liagec" w:id="2"/>
             <w:bookmarkEnd w:id="2"/>
             <w:r>
               <w:rPr>
@@ -201,10 +201,7 @@
         </w:tc>
       </w:tr>
       <w:tr>
-        <w:trPr>
-          <w:cantSplit w:val="0"/>
-          <w:tblHeader w:val="0"/>
-        </w:trPr>
+        <w:trPr/>
         <w:tc>
           <w:tcPr>
             <w:tcBorders>
@@ -227,7 +224,7 @@
               <w:pStyle w:val="Heading1"/>
               <w:rPr/>
             </w:pPr>
-            <w:bookmarkStart w:colFirst="0" w:colLast="0" w:name="_heading=h.nkrekqdnq7l5" w:id="3"/>
+            <w:bookmarkStart w:colFirst="0" w:colLast="0" w:name="_lqutwejei0p6" w:id="3"/>
             <w:bookmarkEnd w:id="3"/>
             <w:r>
               <w:rPr>
@@ -254,7 +251,7 @@
               <w:pStyle w:val="Heading1"/>
               <w:rPr/>
             </w:pPr>
-            <w:bookmarkStart w:colFirst="0" w:colLast="0" w:name="_heading=h.iip1wogo834g" w:id="4"/>
+            <w:bookmarkStart w:colFirst="0" w:colLast="0" w:name="_lucb2x1sdisx" w:id="4"/>
             <w:bookmarkEnd w:id="4"/>
             <w:r>
               <w:rPr>
@@ -264,13 +261,7 @@
             </w:r>
           </w:p>
           <w:p>
-            <w:pPr>
-              <w:rPr/>
-            </w:pPr>
-            <w:r>
-              <w:rPr>
-                <w:rtl w:val="0"/>
-              </w:rPr>
+            <w:r>
               <w:t xml:space="preserve">{#education}</w:t>
             </w:r>
           </w:p>
@@ -279,7 +270,7 @@
               <w:pStyle w:val="Heading2"/>
               <w:rPr/>
             </w:pPr>
-            <w:bookmarkStart w:colFirst="0" w:colLast="0" w:name="_heading=h.3sdtca424rw3" w:id="5"/>
+            <w:bookmarkStart w:colFirst="0" w:colLast="0" w:name="_6yjxhzsiz8ii" w:id="5"/>
             <w:bookmarkEnd w:id="5"/>
             <w:r>
               <w:rPr>
@@ -313,22 +304,21 @@
             </w:r>
           </w:p>
           <w:p>
-            <w:pPr>
-              <w:rPr/>
-            </w:pPr>
-            <w:r>
-              <w:rPr>
-                <w:rtl w:val="0"/>
-              </w:rPr>
+            <w:r>
               <w:t xml:space="preserve">{/education}</w:t>
             </w:r>
           </w:p>
           <w:p>
+            <w:r>
+              <w:t xml:space="preserve">{#hasProjects}</w:t>
+            </w:r>
+          </w:p>
+          <w:p>
             <w:pPr>
               <w:pStyle w:val="Heading1"/>
               <w:rPr/>
             </w:pPr>
-            <w:bookmarkStart w:colFirst="0" w:colLast="0" w:name="_heading=h.2tqk55xxfofa" w:id="6"/>
+            <w:bookmarkStart w:colFirst="0" w:colLast="0" w:name="_fs9jdw7quqer" w:id="6"/>
             <w:bookmarkEnd w:id="6"/>
             <w:r>
               <w:rPr>
@@ -338,13 +328,12 @@
             </w:r>
           </w:p>
           <w:p>
-            <w:pPr>
-              <w:rPr/>
-            </w:pPr>
-            <w:r>
-              <w:rPr>
-                <w:rtl w:val="0"/>
-              </w:rPr>
+            <w:r>
+              <w:t xml:space="preserve">{/hasProjects}</w:t>
+            </w:r>
+          </w:p>
+          <w:p>
+            <w:r>
               <w:t xml:space="preserve">{#projects}</w:t>
             </w:r>
           </w:p>
@@ -353,7 +342,7 @@
               <w:pStyle w:val="Heading2"/>
               <w:rPr/>
             </w:pPr>
-            <w:bookmarkStart w:colFirst="0" w:colLast="0" w:name="_heading=h.hs1f38gx7duy" w:id="7"/>
+            <w:bookmarkStart w:colFirst="0" w:colLast="0" w:name="_gfiut3vv9g0y" w:id="7"/>
             <w:bookmarkEnd w:id="7"/>
             <w:r>
               <w:rPr>
@@ -375,6 +364,7 @@
           </w:p>
           <w:p>
             <w:pPr>
+              <w:pageBreakBefore w:val="0"/>
               <w:spacing w:before="0" w:line="240" w:lineRule="auto"/>
               <w:rPr>
                 <w:rFonts w:ascii="Lexend Light" w:cs="Lexend Light" w:eastAsia="Lexend Light" w:hAnsi="Lexend Light"/>
@@ -392,7 +382,7 @@
               <w:pStyle w:val="Heading2"/>
               <w:rPr/>
             </w:pPr>
-            <w:bookmarkStart w:colFirst="0" w:colLast="0" w:name="_heading=h.cp1qz53yzs7o" w:id="8"/>
+            <w:bookmarkStart w:colFirst="0" w:colLast="0" w:name="_h7ijueto5on7" w:id="8"/>
             <w:bookmarkEnd w:id="8"/>
             <w:r>
               <w:rPr>
@@ -419,7 +409,7 @@
               <w:spacing w:line="276" w:lineRule="auto"/>
               <w:rPr/>
             </w:pPr>
-            <w:bookmarkStart w:colFirst="0" w:colLast="0" w:name="_heading=h.ucttpom2hawl" w:id="9"/>
+            <w:bookmarkStart w:colFirst="0" w:colLast="0" w:name="_x1bleti8j1zr" w:id="9"/>
             <w:bookmarkEnd w:id="9"/>
             <w:r>
               <w:rPr>
@@ -432,7 +422,7 @@
               <w:pStyle w:val="Heading2"/>
               <w:rPr/>
             </w:pPr>
-            <w:bookmarkStart w:colFirst="0" w:colLast="0" w:name="_heading=h.73wpg1b2a85s" w:id="10"/>
+            <w:bookmarkStart w:colFirst="0" w:colLast="0" w:name="_9od6fabn16ka" w:id="10"/>
             <w:bookmarkEnd w:id="10"/>
             <w:r>
               <w:rPr>
@@ -443,6 +433,7 @@
           </w:p>
           <w:p>
             <w:pPr>
+              <w:pageBreakBefore w:val="0"/>
               <w:widowControl w:val="1"/>
               <w:spacing w:before="0" w:line="312" w:lineRule="auto"/>
               <w:jc w:val="both"/>
@@ -466,6 +457,7 @@
           </w:p>
           <w:p>
             <w:pPr>
+              <w:pageBreakBefore w:val="0"/>
               <w:widowControl w:val="1"/>
               <w:spacing w:before="0" w:line="240" w:lineRule="auto"/>
               <w:jc w:val="both"/>
@@ -485,7 +477,7 @@
               <w:pStyle w:val="Heading2"/>
               <w:rPr/>
             </w:pPr>
-            <w:bookmarkStart w:colFirst="0" w:colLast="0" w:name="_heading=h.njxz0i6q0rnd" w:id="11"/>
+            <w:bookmarkStart w:colFirst="0" w:colLast="0" w:name="_nz2qmo5h7xyq" w:id="11"/>
             <w:bookmarkEnd w:id="11"/>
             <w:r>
               <w:rPr>
@@ -507,6 +499,7 @@
           </w:p>
           <w:p>
             <w:pPr>
+              <w:pageBreakBefore w:val="0"/>
               <w:widowControl w:val="1"/>
               <w:spacing w:before="0" w:line="240" w:lineRule="auto"/>
               <w:jc w:val="both"/>
@@ -526,7 +519,7 @@
               <w:pStyle w:val="Heading2"/>
               <w:rPr/>
             </w:pPr>
-            <w:bookmarkStart w:colFirst="0" w:colLast="0" w:name="_heading=h.fzx7ucki5vwl" w:id="12"/>
+            <w:bookmarkStart w:colFirst="0" w:colLast="0" w:name="_s02bvnvrdurr" w:id="12"/>
             <w:bookmarkEnd w:id="12"/>
             <w:r>
               <w:rPr>
@@ -540,7 +533,7 @@
               <w:pStyle w:val="Heading2"/>
               <w:rPr/>
             </w:pPr>
-            <w:bookmarkStart w:colFirst="0" w:colLast="0" w:name="_heading=h.6hzgxosgrfxm" w:id="13"/>
+            <w:bookmarkStart w:colFirst="0" w:colLast="0" w:name="_6r2gcite14y0" w:id="13"/>
             <w:bookmarkEnd w:id="13"/>
             <w:r>
               <w:rPr>
@@ -561,13 +554,7 @@
             </w:r>
           </w:p>
           <w:p>
-            <w:pPr>
-              <w:rPr/>
-            </w:pPr>
-            <w:r>
-              <w:rPr>
-                <w:rtl w:val="0"/>
-              </w:rPr>
+            <w:r>
               <w:t xml:space="preserve">{#responsibilities}</w:t>
             </w:r>
           </w:p>
@@ -588,41 +575,19 @@
               </w:rPr>
               <w:t xml:space="preserve">{.}</w:t>
             </w:r>
-            <w:r>
-              <w:rPr>
-                <w:rtl w:val="0"/>
-              </w:rPr>
-            </w:r>
-          </w:p>
-          <w:p>
-            <w:pPr>
-              <w:rPr/>
-            </w:pPr>
-            <w:r>
-              <w:rPr>
-                <w:rtl w:val="0"/>
-              </w:rPr>
+          </w:p>
+          <w:p>
+            <w:r>
               <w:t xml:space="preserve">{/responsibilities}</w:t>
             </w:r>
           </w:p>
           <w:p>
-            <w:pPr>
-              <w:rPr/>
-            </w:pPr>
-            <w:r>
-              <w:rPr>
-                <w:rtl w:val="0"/>
-              </w:rPr>
-            </w:r>
-          </w:p>
-          <w:p>
-            <w:pPr>
-              <w:rPr/>
-            </w:pPr>
-            <w:r>
-              <w:rPr>
-                <w:rtl w:val="0"/>
-              </w:rPr>
+            <w:r>
+              <w:t xml:space="preserve"/>
+            </w:r>
+          </w:p>
+          <w:p>
+            <w:r>
               <w:t xml:space="preserve">{/projects}</w:t>
             </w:r>
           </w:p>
@@ -728,8 +693,8 @@
               <w:jc w:val="left"/>
               <w:rPr/>
             </w:pPr>
-            <w:bookmarkStart w:colFirst="0" w:colLast="0" w:name="_heading=h.97aib0yl5kgt" w:id="14"/>
-            <w:bookmarkEnd w:id="14"/>
+            <w:bookmarkStart w:colFirst="0" w:colLast="0" w:name="_54e5r9qx3s2x" w:id="22"/>
+            <w:bookmarkEnd w:id="22"/>
             <w:r>
               <w:rPr>
                 <w:rtl w:val="0"/>
@@ -738,13 +703,7 @@
             </w:r>
           </w:p>
           <w:p>
-            <w:pPr>
-              <w:rPr/>
-            </w:pPr>
-            <w:r>
-              <w:rPr>
-                <w:rtl w:val="0"/>
-              </w:rPr>
+            <w:r>
               <w:t xml:space="preserve">{#skills}</w:t>
             </w:r>
           </w:p>
@@ -754,8 +713,8 @@
               <w:jc w:val="left"/>
               <w:rPr/>
             </w:pPr>
-            <w:bookmarkStart w:colFirst="0" w:colLast="0" w:name="_heading=h.igfifnl7ztsc" w:id="15"/>
-            <w:bookmarkEnd w:id="15"/>
+            <w:bookmarkStart w:colFirst="0" w:colLast="0" w:name="_okpfpohfq966" w:id="23"/>
+            <w:bookmarkEnd w:id="23"/>
             <w:r>
               <w:rPr>
                 <w:rtl w:val="0"/>
@@ -777,6 +736,7 @@
           </w:p>
           <w:p>
             <w:pPr>
+              <w:pageBreakBefore w:val="0"/>
               <w:spacing w:before="0" w:line="276" w:lineRule="auto"/>
               <w:ind w:right="300"/>
               <w:jc w:val="left"/>
@@ -793,19 +753,14 @@
             </w:r>
           </w:p>
           <w:p>
-            <w:pPr>
-              <w:rPr/>
-            </w:pPr>
-            <w:r>
-              <w:rPr>
-                <w:rtl w:val="0"/>
-              </w:rPr>
+            <w:r>
               <w:t xml:space="preserve">{/skills}</w:t>
             </w:r>
           </w:p>
           <w:p>
             <w:pPr>
               <w:pStyle w:val="Heading1"/>
+              <w:pageBreakBefore w:val="0"/>
               <w:ind w:right="300"/>
               <w:jc w:val="left"/>
               <w:rPr>
@@ -817,8 +772,8 @@
                 <w:szCs w:val="20"/>
               </w:rPr>
             </w:pPr>
-            <w:bookmarkStart w:colFirst="0" w:colLast="0" w:name="_heading=h.og8mw2ilbr8h" w:id="16"/>
-            <w:bookmarkEnd w:id="16"/>
+            <w:bookmarkStart w:colFirst="0" w:colLast="0" w:name="_u3bb9rugzxju" w:id="34"/>
+            <w:bookmarkEnd w:id="34"/>
             <w:r>
               <w:rPr>
                 <w:rtl w:val="0"/>
@@ -831,8 +786,8 @@
               <w:jc w:val="left"/>
               <w:rPr/>
             </w:pPr>
-            <w:bookmarkStart w:colFirst="0" w:colLast="0" w:name="_heading=h.6na9de6f3pz8" w:id="17"/>
-            <w:bookmarkEnd w:id="17"/>
+            <w:bookmarkStart w:colFirst="0" w:colLast="0" w:name="_qp9efw6yigv6" w:id="35"/>
+            <w:bookmarkEnd w:id="35"/>
             <w:r>
               <w:rPr>
                 <w:rtl w:val="0"/>
@@ -841,19 +796,16 @@
             </w:r>
           </w:p>
           <w:p>
-            <w:pPr>
-              <w:rPr/>
-            </w:pPr>
-            <w:r>
-              <w:rPr>
-                <w:rtl w:val="0"/>
-              </w:rPr>
+            <w:r>
               <w:t xml:space="preserve">{#certifications}</w:t>
             </w:r>
           </w:p>
           <w:p>
             <w:pPr>
-              <w:ind w:left="0" w:firstLine="0"/>
+              <w:numPr>
+                <w:ilvl w:val="0"/>
+                <w:numId w:val="2"/>
+              </w:numPr>
               <w:jc w:val="left"/>
               <w:rPr>
                 <w:color w:val="231f20"/>
@@ -868,20 +820,9 @@
               </w:rPr>
               <w:t xml:space="preserve">{.}</w:t>
             </w:r>
-            <w:r>
-              <w:rPr>
-                <w:rtl w:val="0"/>
-              </w:rPr>
-            </w:r>
-          </w:p>
-          <w:p>
-            <w:pPr>
-              <w:rPr/>
-            </w:pPr>
-            <w:r>
-              <w:rPr>
-                <w:rtl w:val="0"/>
-              </w:rPr>
+          </w:p>
+          <w:p>
+            <w:r>
               <w:t xml:space="preserve">{/certifications}</w:t>
             </w:r>
           </w:p>
@@ -904,8 +845,8 @@
               <w:jc w:val="left"/>
               <w:rPr/>
             </w:pPr>
-            <w:bookmarkStart w:colFirst="0" w:colLast="0" w:name="_heading=h.zhpjr36mekt1" w:id="18"/>
-            <w:bookmarkEnd w:id="18"/>
+            <w:bookmarkStart w:colFirst="0" w:colLast="0" w:name="_tdpwkwm8oxja" w:id="36"/>
+            <w:bookmarkEnd w:id="36"/>
             <w:r>
               <w:rPr>
                 <w:rtl w:val="0"/>
@@ -915,7 +856,12 @@
           </w:p>
           <w:p>
             <w:pPr>
-              <w:ind w:left="0" w:right="300" w:firstLine="0"/>
+              <w:pageBreakBefore w:val="0"/>
+              <w:numPr>
+                <w:ilvl w:val="0"/>
+                <w:numId w:val="2"/>
+              </w:numPr>
+              <w:ind w:right="300"/>
               <w:jc w:val="left"/>
               <w:rPr>
                 <w:rFonts w:ascii="Lexend Light" w:cs="Lexend Light" w:eastAsia="Lexend Light" w:hAnsi="Lexend Light"/>
@@ -937,11 +883,12 @@
           </w:p>
           <w:p>
             <w:pPr>
+              <w:pageBreakBefore w:val="0"/>
               <w:numPr>
                 <w:ilvl w:val="0"/>
                 <w:numId w:val="2"/>
               </w:numPr>
-              <w:ind w:left="720" w:right="300" w:hanging="360"/>
+              <w:ind w:right="300"/>
               <w:jc w:val="left"/>
               <w:rPr>
                 <w:rFonts w:ascii="Lexend Light" w:cs="Lexend Light" w:eastAsia="Lexend Light" w:hAnsi="Lexend Light"/>
@@ -961,8 +908,8 @@
               <w:jc w:val="left"/>
               <w:rPr/>
             </w:pPr>
-            <w:bookmarkStart w:colFirst="0" w:colLast="0" w:name="_heading=h.aa9ocaqw24p1" w:id="19"/>
-            <w:bookmarkEnd w:id="19"/>
+            <w:bookmarkStart w:colFirst="0" w:colLast="0" w:name="_6ss1ldcg9sb" w:id="37"/>
+            <w:bookmarkEnd w:id="37"/>
             <w:r>
               <w:rPr>
                 <w:rtl w:val="0"/>
@@ -971,13 +918,7 @@
             </w:r>
           </w:p>
           <w:p>
-            <w:pPr>
-              <w:rPr/>
-            </w:pPr>
-            <w:r>
-              <w:rPr>
-                <w:rtl w:val="0"/>
-              </w:rPr>
+            <w:r>
               <w:t xml:space="preserve">{#managerialExperience}</w:t>
             </w:r>
           </w:p>
@@ -995,13 +936,7 @@
             </w:r>
           </w:p>
           <w:p>
-            <w:pPr>
-              <w:rPr/>
-            </w:pPr>
-            <w:r>
-              <w:rPr>
-                <w:rtl w:val="0"/>
-              </w:rPr>
+            <w:r>
               <w:t xml:space="preserve">{/managerialExperience}</w:t>
             </w:r>
           </w:p>
@@ -1011,8 +946,8 @@
               <w:jc w:val="left"/>
               <w:rPr/>
             </w:pPr>
-            <w:bookmarkStart w:colFirst="0" w:colLast="0" w:name="_heading=h.4o5qa5nig0r" w:id="20"/>
-            <w:bookmarkEnd w:id="20"/>
+            <w:bookmarkStart w:colFirst="0" w:colLast="0" w:name="_38qo8bmabk6p" w:id="38"/>
+            <w:bookmarkEnd w:id="38"/>
             <w:r>
               <w:rPr>
                 <w:rtl w:val="0"/>
@@ -1025,8 +960,8 @@
               <w:jc w:val="left"/>
               <w:rPr/>
             </w:pPr>
-            <w:bookmarkStart w:colFirst="0" w:colLast="0" w:name="_heading=h.6vcsc7v14uh8" w:id="21"/>
-            <w:bookmarkEnd w:id="21"/>
+            <w:bookmarkStart w:colFirst="0" w:colLast="0" w:name="_jheiv7ka0yr2" w:id="39"/>
+            <w:bookmarkEnd w:id="39"/>
             <w:r>
               <w:rPr>
                 <w:rtl w:val="0"/>
@@ -1035,13 +970,7 @@
             </w:r>
           </w:p>
           <w:p>
-            <w:pPr>
-              <w:rPr/>
-            </w:pPr>
-            <w:r>
-              <w:rPr>
-                <w:rtl w:val="0"/>
-              </w:rPr>
+            <w:r>
               <w:t xml:space="preserve">{#domains}</w:t>
             </w:r>
           </w:p>
@@ -1060,23 +989,18 @@
             </w:r>
           </w:p>
           <w:p>
-            <w:pPr>
-              <w:rPr/>
-            </w:pPr>
-            <w:r>
-              <w:rPr>
-                <w:rtl w:val="0"/>
-              </w:rPr>
+            <w:r>
               <w:t xml:space="preserve">{/domains}</w:t>
             </w:r>
           </w:p>
           <w:p>
             <w:pPr>
+              <w:pageBreakBefore w:val="0"/>
               <w:numPr>
                 <w:ilvl w:val="0"/>
                 <w:numId w:val="2"/>
               </w:numPr>
-              <w:ind w:left="720" w:right="300" w:hanging="360"/>
+              <w:ind w:right="300"/>
               <w:jc w:val="left"/>
               <w:rPr>
                 <w:rFonts w:ascii="Lexend Light" w:cs="Lexend Light" w:eastAsia="Lexend Light" w:hAnsi="Lexend Light"/>
@@ -1095,8 +1019,8 @@
               <w:jc w:val="left"/>
               <w:rPr/>
             </w:pPr>
-            <w:bookmarkStart w:colFirst="0" w:colLast="0" w:name="_heading=h.ng72x4maxm3v" w:id="22"/>
-            <w:bookmarkEnd w:id="22"/>
+            <w:bookmarkStart w:colFirst="0" w:colLast="0" w:name="_z0t9ghvt0kxt" w:id="40"/>
+            <w:bookmarkEnd w:id="40"/>
             <w:r>
               <w:rPr>
                 <w:rtl w:val="0"/>
@@ -1105,13 +1029,7 @@
             </w:r>
           </w:p>
           <w:p>
-            <w:pPr>
-              <w:rPr/>
-            </w:pPr>
-            <w:r>
-              <w:rPr>
-                <w:rtl w:val="0"/>
-              </w:rPr>
+            <w:r>
               <w:t xml:space="preserve">{#languages}</w:t>
             </w:r>
           </w:p>
@@ -1129,18 +1047,13 @@
             </w:r>
           </w:p>
           <w:p>
-            <w:pPr>
-              <w:rPr/>
-            </w:pPr>
-            <w:r>
-              <w:rPr>
-                <w:rtl w:val="0"/>
-              </w:rPr>
+            <w:r>
               <w:t xml:space="preserve">{/languages}</w:t>
             </w:r>
           </w:p>
           <w:p>
             <w:pPr>
+              <w:pageBreakBefore w:val="0"/>
               <w:ind w:right="300"/>
               <w:jc w:val="left"/>
               <w:rPr>
@@ -1158,6 +1071,7 @@
           </w:p>
           <w:p>
             <w:pPr>
+              <w:pageBreakBefore w:val="0"/>
               <w:spacing w:before="0" w:line="240" w:lineRule="auto"/>
               <w:ind w:left="0" w:right="300" w:firstLine="0"/>
               <w:jc w:val="left"/>
@@ -1184,8 +1098,8 @@
         <w:ind w:left="0" w:firstLine="0"/>
         <w:rPr/>
       </w:pPr>
-      <w:bookmarkStart w:colFirst="0" w:colLast="0" w:name="_heading=h.bf3jf7x4r34e" w:id="23"/>
-      <w:bookmarkEnd w:id="23"/>
+      <w:bookmarkStart w:colFirst="0" w:colLast="0" w:name="_4oqydkq9efmh" w:id="41"/>
+      <w:bookmarkEnd w:id="41"/>
       <w:r>
         <w:rPr>
           <w:rFonts w:ascii="Lexend Light" w:cs="Lexend Light" w:eastAsia="Lexend Light" w:hAnsi="Lexend Light"/>
@@ -1202,8 +1116,8 @@
       </w:r>
     </w:p>
     <w:sectPr>
-      <w:headerReference r:id="rId8" w:type="default"/>
-      <w:footerReference r:id="rId9" w:type="default"/>
+      <w:headerReference r:id="rId7" w:type="default"/>
+      <w:footerReference r:id="rId8" w:type="default"/>
       <w:pgSz w:h="15840" w:w="12240" w:orient="portrait"/>
       <w:pgMar w:bottom="863.9999999999999" w:top="576" w:left="863.9999999999999" w:right="863.9999999999999" w:header="0" w:footer="720"/>
       <w:pgNumType w:start="1"/>
@@ -1216,6 +1130,7 @@
 <w:ftr xmlns:mc="http://schemas.openxmlformats.org/markup-compatibility/2006" xmlns:o="urn:schemas-microsoft-com:office:office" xmlns:r="http://schemas.openxmlformats.org/officeDocument/2006/relationships" xmlns:m="http://schemas.openxmlformats.org/officeDocument/2006/math" xmlns:v="urn:schemas-microsoft-com:vml" xmlns:wp="http://schemas.openxmlformats.org/drawingml/2006/wordprocessingDrawing" xmlns:w10="urn:schemas-microsoft-com:office:word" xmlns:w="http://schemas.openxmlformats.org/wordprocessingml/2006/main" xmlns:wne="http://schemas.microsoft.com/office/word/2006/wordml" xmlns:sl="http://schemas.openxmlformats.org/schemaLibrary/2006/main" xmlns:a="http://schemas.openxmlformats.org/drawingml/2006/main" xmlns:pic="http://schemas.openxmlformats.org/drawingml/2006/picture" xmlns:c="http://schemas.openxmlformats.org/drawingml/2006/chart" xmlns:lc="http://schemas.openxmlformats.org/drawingml/2006/lockedCanvas" xmlns:dgm="http://schemas.openxmlformats.org/drawingml/2006/diagram" xmlns:wps="http://schemas.microsoft.com/office/word/2010/wordprocessingShape" xmlns:wpg="http://schemas.microsoft.com/office/word/2010/wordprocessingGroup" xmlns:w14="http://schemas.microsoft.com/office/word/2010/wordml" xmlns:w15="http://schemas.microsoft.com/office/word/2012/wordml" xmlns:w16="http://schemas.microsoft.com/office/word/2018/wordml" xmlns:w16cex="http://schemas.microsoft.com/office/word/2018/wordml/cex" xmlns:w16cid="http://schemas.microsoft.com/office/word/2016/wordml/cid" xmlns="http://schemas.microsoft.com/office/tasks/2019/documenttasks" xmlns:cr="http://schemas.microsoft.com/office/comments/2020/reactions">
   <w:p>
     <w:pPr>
+      <w:pageBreakBefore w:val="0"/>
       <w:rPr>
         <w:color w:val="231f20"/>
         <w:sz w:val="28"/>
@@ -1231,7 +1146,7 @@
         <wp:inline distB="114300" distT="114300" distL="114300" distR="114300">
           <wp:extent cx="309563" cy="190500"/>
           <wp:effectExtent b="0" l="0" r="0" t="0"/>
-          <wp:docPr id="2" name="image2.jpg"/>
+          <wp:docPr id="1" name="image2.jpg"/>
           <a:graphic>
             <a:graphicData uri="http://schemas.openxmlformats.org/drawingml/2006/picture">
               <pic:pic>
@@ -1300,6 +1215,7 @@
   </w:p>
   <w:p>
     <w:pPr>
+      <w:pageBreakBefore w:val="0"/>
       <w:rPr>
         <w:color w:val="231f20"/>
         <w:sz w:val="28"/>
@@ -1342,6 +1258,7 @@
 <w:hdr xmlns:mc="http://schemas.openxmlformats.org/markup-compatibility/2006" xmlns:o="urn:schemas-microsoft-com:office:office" xmlns:r="http://schemas.openxmlformats.org/officeDocument/2006/relationships" xmlns:m="http://schemas.openxmlformats.org/officeDocument/2006/math" xmlns:v="urn:schemas-microsoft-com:vml" xmlns:wp="http://schemas.openxmlformats.org/drawingml/2006/wordprocessingDrawing" xmlns:w10="urn:schemas-microsoft-com:office:word" xmlns:w="http://schemas.openxmlformats.org/wordprocessingml/2006/main" xmlns:wne="http://schemas.microsoft.com/office/word/2006/wordml" xmlns:sl="http://schemas.openxmlformats.org/schemaLibrary/2006/main" xmlns:a="http://schemas.openxmlformats.org/drawingml/2006/main" xmlns:pic="http://schemas.openxmlformats.org/drawingml/2006/picture" xmlns:c="http://schemas.openxmlformats.org/drawingml/2006/chart" xmlns:lc="http://schemas.openxmlformats.org/drawingml/2006/lockedCanvas" xmlns:dgm="http://schemas.openxmlformats.org/drawingml/2006/diagram" xmlns:wps="http://schemas.microsoft.com/office/word/2010/wordprocessingShape" xmlns:wpg="http://schemas.microsoft.com/office/word/2010/wordprocessingGroup" xmlns:w14="http://schemas.microsoft.com/office/word/2010/wordml" xmlns:w15="http://schemas.microsoft.com/office/word/2012/wordml" xmlns:w16="http://schemas.microsoft.com/office/word/2018/wordml" xmlns:w16cex="http://schemas.microsoft.com/office/word/2018/wordml/cex" xmlns:w16cid="http://schemas.microsoft.com/office/word/2016/wordml/cid" xmlns="http://schemas.microsoft.com/office/tasks/2019/documenttasks" xmlns:cr="http://schemas.microsoft.com/office/comments/2020/reactions">
   <w:p>
     <w:pPr>
+      <w:pageBreakBefore w:val="0"/>
       <w:rPr>
         <w:vertAlign w:val="superscript"/>
       </w:rPr>
@@ -1579,11 +1496,126 @@
       </w:rPr>
     </w:lvl>
   </w:abstractNum>
+  <w:abstractNum w:abstractNumId="3">
+    <w:lvl w:ilvl="0">
+      <w:start w:val="1"/>
+      <w:numFmt w:val="bullet"/>
+      <w:lvlText w:val="●"/>
+      <w:lvlJc w:val="left"/>
+      <w:pPr>
+        <w:ind w:left="720" w:hanging="360"/>
+      </w:pPr>
+      <w:rPr>
+        <w:sz w:val="18"/>
+        <w:szCs w:val="18"/>
+        <w:u w:val="none"/>
+      </w:rPr>
+    </w:lvl>
+    <w:lvl w:ilvl="1">
+      <w:start w:val="1"/>
+      <w:numFmt w:val="bullet"/>
+      <w:lvlText w:val="○"/>
+      <w:lvlJc w:val="left"/>
+      <w:pPr>
+        <w:ind w:left="1440" w:hanging="360"/>
+      </w:pPr>
+      <w:rPr>
+        <w:u w:val="none"/>
+      </w:rPr>
+    </w:lvl>
+    <w:lvl w:ilvl="2">
+      <w:start w:val="1"/>
+      <w:numFmt w:val="bullet"/>
+      <w:lvlText w:val="■"/>
+      <w:lvlJc w:val="left"/>
+      <w:pPr>
+        <w:ind w:left="2160" w:hanging="360"/>
+      </w:pPr>
+      <w:rPr>
+        <w:u w:val="none"/>
+      </w:rPr>
+    </w:lvl>
+    <w:lvl w:ilvl="3">
+      <w:start w:val="1"/>
+      <w:numFmt w:val="bullet"/>
+      <w:lvlText w:val="●"/>
+      <w:lvlJc w:val="left"/>
+      <w:pPr>
+        <w:ind w:left="2880" w:hanging="360"/>
+      </w:pPr>
+      <w:rPr>
+        <w:u w:val="none"/>
+      </w:rPr>
+    </w:lvl>
+    <w:lvl w:ilvl="4">
+      <w:start w:val="1"/>
+      <w:numFmt w:val="bullet"/>
+      <w:lvlText w:val="○"/>
+      <w:lvlJc w:val="left"/>
+      <w:pPr>
+        <w:ind w:left="3600" w:hanging="360"/>
+      </w:pPr>
+      <w:rPr>
+        <w:u w:val="none"/>
+      </w:rPr>
+    </w:lvl>
+    <w:lvl w:ilvl="5">
+      <w:start w:val="1"/>
+      <w:numFmt w:val="bullet"/>
+      <w:lvlText w:val="■"/>
+      <w:lvlJc w:val="left"/>
+      <w:pPr>
+        <w:ind w:left="4320" w:hanging="360"/>
+      </w:pPr>
+      <w:rPr>
+        <w:u w:val="none"/>
+      </w:rPr>
+    </w:lvl>
+    <w:lvl w:ilvl="6">
+      <w:start w:val="1"/>
+      <w:numFmt w:val="bullet"/>
+      <w:lvlText w:val="●"/>
+      <w:lvlJc w:val="left"/>
+      <w:pPr>
+        <w:ind w:left="5040" w:hanging="360"/>
+      </w:pPr>
+      <w:rPr>
+        <w:u w:val="none"/>
+      </w:rPr>
+    </w:lvl>
+    <w:lvl w:ilvl="7">
+      <w:start w:val="1"/>
+      <w:numFmt w:val="bullet"/>
+      <w:lvlText w:val="○"/>
+      <w:lvlJc w:val="left"/>
+      <w:pPr>
+        <w:ind w:left="5760" w:hanging="360"/>
+      </w:pPr>
+      <w:rPr>
+        <w:u w:val="none"/>
+      </w:rPr>
+    </w:lvl>
+    <w:lvl w:ilvl="8">
+      <w:start w:val="1"/>
+      <w:numFmt w:val="bullet"/>
+      <w:lvlText w:val="■"/>
+      <w:lvlJc w:val="left"/>
+      <w:pPr>
+        <w:ind w:left="6480" w:hanging="360"/>
+      </w:pPr>
+      <w:rPr>
+        <w:u w:val="none"/>
+      </w:rPr>
+    </w:lvl>
+  </w:abstractNum>
   <w:num w:numId="1">
     <w:abstractNumId w:val="1"/>
   </w:num>
   <w:num w:numId="2">
     <w:abstractNumId w:val="2"/>
+  </w:num>
+  <w:num w:numId="3">
+    <w:abstractNumId w:val="3"/>
   </w:num>
 </w:numbering>
 </file>
@@ -2070,19 +2102,4 @@
   </a:objectDefaults>
   <a:extraClrSchemeLst/>
 </a:theme>
-</file>
-
-<file path=customXML/item1.xml><?xml version="1.0" encoding="utf-8"?>
-<go:gDocsCustomXmlDataStorage xmlns:go="http://customooxmlschemas.google.com/" xmlns:r="http://schemas.openxmlformats.org/officeDocument/2006/relationships" uri="GoogleDocsCustomDataVersion2">
-  <go:docsCustomData xmlns:go="http://customooxmlschemas.google.com/" roundtripDataSignature="AMtx7mjAv4CQCsx7bR1WwN2N7LnwBRvDfw==">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</go:docsCustomData>
-</go:gDocsCustomXmlDataStorage>
-</file>
-
-<file path=customXML/itemProps1.xml><?xml version="1.0" encoding="utf-8"?>
-<ds:datastoreItem xmlns:ds="http://schemas.openxmlformats.org/officeDocument/2006/customXml" ds:itemID="{11111111-1234-1234-1234-123412341234}">
-  <ds:schemaRefs>
-    <ds:schemaRef ds:uri="http://schemas.openxmlformats.org/officeDocument/2006/relationships"/>
-    <ds:schemaRef ds:uri="http://customooxmlschemas.google.com/"/>
-  </ds:schemaRefs>
-</ds:datastoreItem>
 </file>
--- a/public/templates/internal.docx
+++ b/public/templates/internal.docx
@@ -1756,7 +1756,7 @@
     <w:rPr>
       <w:b w:val="1"/>
       <w:bCs w:val="1"/>
-      <w:color w:val="000000"/>
+      <w:color w:val="373742"/>
       <w:sz w:val="72"/>
       <w:szCs w:val="72"/>
     </w:rPr>
@@ -1771,7 +1771,7 @@
     </w:pPr>
     <w:rPr>
       <w:rFonts w:ascii="Open Sans" w:cs="Open Sans" w:eastAsia="Open Sans" w:hAnsi="Open Sans"/>
-      <w:color w:val="000000"/>
+      <w:color w:val="373742"/>
     </w:rPr>
   </w:style>
   <w:style w:type="table" w:styleId="Table1">

--- a/public/templates/internal.docx
+++ b/public/templates/internal.docx
@@ -7,7 +7,7 @@
         <w:pStyle w:val="Heading3"/>
         <w:rPr/>
       </w:pPr>
-      <w:bookmarkStart w:colFirst="0" w:colLast="0" w:name="_nrxbeu7kyqa2" w:id="0"/>
+      <w:bookmarkStart w:colFirst="0" w:colLast="0" w:name="_heading=h.u1vzikawrz0t" w:id="0"/>
       <w:bookmarkEnd w:id="0"/>
       <w:r>
         <w:rPr>
@@ -55,7 +55,9 @@
       </w:tblGrid>
       <w:tr>
         <w:trPr>
+          <w:cantSplit w:val="0"/>
           <w:trHeight w:val="2140" w:hRule="atLeast"/>
+          <w:tblHeader w:val="0"/>
         </w:trPr>
         <w:tc>
           <w:tcPr>
@@ -78,7 +80,6 @@
           <w:p>
             <w:pPr>
               <w:pStyle w:val="Title"/>
-              <w:pageBreakBefore w:val="0"/>
               <w:ind w:right="300"/>
               <w:rPr>
                 <w:rFonts w:ascii="Lexend Medium" w:cs="Lexend Medium" w:eastAsia="Lexend Medium" w:hAnsi="Lexend Medium"/>
@@ -89,7 +90,7 @@
                 <w:szCs w:val="48"/>
               </w:rPr>
             </w:pPr>
-            <w:bookmarkStart w:colFirst="0" w:colLast="0" w:name="_x8fm1uorkbaw" w:id="1"/>
+            <w:bookmarkStart w:colFirst="0" w:colLast="0" w:name="_heading=h.2e6gg5j8v2h5" w:id="1"/>
             <w:bookmarkEnd w:id="1"/>
             <w:r>
               <w:rPr>
@@ -111,21 +112,21 @@
                     <wp:posOffset>4352925</wp:posOffset>
                   </wp:positionH>
                   <wp:positionV relativeFrom="paragraph">
-                    <wp:posOffset>19051</wp:posOffset>
+                    <wp:posOffset>19052</wp:posOffset>
                   </wp:positionV>
                   <wp:extent cx="1897074" cy="610553"/>
                   <wp:effectExtent b="0" l="0" r="0" t="0"/>
                   <wp:wrapSquare wrapText="bothSides" distB="114300" distT="114300" distL="114300" distR="114300"/>
-                  <wp:docPr id="2" name="image1.png"/>
+                  <wp:docPr id="1" name="image2.png"/>
                   <a:graphic>
                     <a:graphicData uri="http://schemas.openxmlformats.org/drawingml/2006/picture">
                       <pic:pic>
                         <pic:nvPicPr>
-                          <pic:cNvPr id="0" name="image1.png"/>
+                          <pic:cNvPr id="0" name="image2.png"/>
                           <pic:cNvPicPr preferRelativeResize="0"/>
                         </pic:nvPicPr>
                         <pic:blipFill>
-                          <a:blip r:embed="rId6"/>
+                          <a:blip r:embed="rId7"/>
                           <a:srcRect b="18103" l="0" r="0" t="18103"/>
                           <a:stretch>
                             <a:fillRect/>
@@ -149,7 +150,6 @@
           <w:p>
             <w:pPr>
               <w:pStyle w:val="Subtitle"/>
-              <w:pageBreakBefore w:val="0"/>
               <w:tabs>
                 <w:tab w:val="left" w:leader="none" w:pos="1260"/>
               </w:tabs>
@@ -161,7 +161,7 @@
                 <w:szCs w:val="24"/>
               </w:rPr>
             </w:pPr>
-            <w:bookmarkStart w:colFirst="0" w:colLast="0" w:name="_ymi089liagec" w:id="2"/>
+            <w:bookmarkStart w:colFirst="0" w:colLast="0" w:name="_heading=h.b6el584eioju" w:id="2"/>
             <w:bookmarkEnd w:id="2"/>
             <w:r>
               <w:rPr>
@@ -201,7 +201,10 @@
         </w:tc>
       </w:tr>
       <w:tr>
-        <w:trPr/>
+        <w:trPr>
+          <w:cantSplit w:val="0"/>
+          <w:tblHeader w:val="0"/>
+        </w:trPr>
         <w:tc>
           <w:tcPr>
             <w:tcBorders>
@@ -224,7 +227,7 @@
               <w:pStyle w:val="Heading1"/>
               <w:rPr/>
             </w:pPr>
-            <w:bookmarkStart w:colFirst="0" w:colLast="0" w:name="_lqutwejei0p6" w:id="3"/>
+            <w:bookmarkStart w:colFirst="0" w:colLast="0" w:name="_heading=h.rsaal37lrlif" w:id="3"/>
             <w:bookmarkEnd w:id="3"/>
             <w:r>
               <w:rPr>
@@ -251,7 +254,7 @@
               <w:pStyle w:val="Heading1"/>
               <w:rPr/>
             </w:pPr>
-            <w:bookmarkStart w:colFirst="0" w:colLast="0" w:name="_lucb2x1sdisx" w:id="4"/>
+            <w:bookmarkStart w:colFirst="0" w:colLast="0" w:name="_heading=h.vvhz8ddvfgcl" w:id="4"/>
             <w:bookmarkEnd w:id="4"/>
             <w:r>
               <w:rPr>
@@ -261,7 +264,13 @@
             </w:r>
           </w:p>
           <w:p>
-            <w:r>
+            <w:pPr>
+              <w:rPr/>
+            </w:pPr>
+            <w:r>
+              <w:rPr>
+                <w:rtl w:val="0"/>
+              </w:rPr>
               <w:t xml:space="preserve">{#education}</w:t>
             </w:r>
           </w:p>
@@ -270,7 +279,7 @@
               <w:pStyle w:val="Heading2"/>
               <w:rPr/>
             </w:pPr>
-            <w:bookmarkStart w:colFirst="0" w:colLast="0" w:name="_6yjxhzsiz8ii" w:id="5"/>
+            <w:bookmarkStart w:colFirst="0" w:colLast="0" w:name="_heading=h.sq9sha67clgo" w:id="5"/>
             <w:bookmarkEnd w:id="5"/>
             <w:r>
               <w:rPr>
@@ -304,12 +313,24 @@
             </w:r>
           </w:p>
           <w:p>
-            <w:r>
+            <w:pPr>
+              <w:rPr/>
+            </w:pPr>
+            <w:r>
+              <w:rPr>
+                <w:rtl w:val="0"/>
+              </w:rPr>
               <w:t xml:space="preserve">{/education}</w:t>
             </w:r>
           </w:p>
           <w:p>
-            <w:r>
+            <w:pPr>
+              <w:rPr/>
+            </w:pPr>
+            <w:r>
+              <w:rPr>
+                <w:rtl w:val="0"/>
+              </w:rPr>
               <w:t xml:space="preserve">{#hasProjects}</w:t>
             </w:r>
           </w:p>
@@ -318,7 +339,7 @@
               <w:pStyle w:val="Heading1"/>
               <w:rPr/>
             </w:pPr>
-            <w:bookmarkStart w:colFirst="0" w:colLast="0" w:name="_fs9jdw7quqer" w:id="6"/>
+            <w:bookmarkStart w:colFirst="0" w:colLast="0" w:name="_heading=h.4bct3omlr34g" w:id="6"/>
             <w:bookmarkEnd w:id="6"/>
             <w:r>
               <w:rPr>
@@ -328,12 +349,24 @@
             </w:r>
           </w:p>
           <w:p>
-            <w:r>
+            <w:pPr>
+              <w:rPr/>
+            </w:pPr>
+            <w:r>
+              <w:rPr>
+                <w:rtl w:val="0"/>
+              </w:rPr>
               <w:t xml:space="preserve">{/hasProjects}</w:t>
             </w:r>
           </w:p>
           <w:p>
-            <w:r>
+            <w:pPr>
+              <w:rPr/>
+            </w:pPr>
+            <w:r>
+              <w:rPr>
+                <w:rtl w:val="0"/>
+              </w:rPr>
               <w:t xml:space="preserve">{#projects}</w:t>
             </w:r>
           </w:p>
@@ -342,7 +375,7 @@
               <w:pStyle w:val="Heading2"/>
               <w:rPr/>
             </w:pPr>
-            <w:bookmarkStart w:colFirst="0" w:colLast="0" w:name="_gfiut3vv9g0y" w:id="7"/>
+            <w:bookmarkStart w:colFirst="0" w:colLast="0" w:name="_heading=h.o73gup5d8ama" w:id="7"/>
             <w:bookmarkEnd w:id="7"/>
             <w:r>
               <w:rPr>
@@ -364,7 +397,6 @@
           </w:p>
           <w:p>
             <w:pPr>
-              <w:pageBreakBefore w:val="0"/>
               <w:spacing w:before="0" w:line="240" w:lineRule="auto"/>
               <w:rPr>
                 <w:rFonts w:ascii="Lexend Light" w:cs="Lexend Light" w:eastAsia="Lexend Light" w:hAnsi="Lexend Light"/>
@@ -382,7 +414,7 @@
               <w:pStyle w:val="Heading2"/>
               <w:rPr/>
             </w:pPr>
-            <w:bookmarkStart w:colFirst="0" w:colLast="0" w:name="_h7ijueto5on7" w:id="8"/>
+            <w:bookmarkStart w:colFirst="0" w:colLast="0" w:name="_heading=h.rmidlam2xcpw" w:id="8"/>
             <w:bookmarkEnd w:id="8"/>
             <w:r>
               <w:rPr>
@@ -409,7 +441,7 @@
               <w:spacing w:line="276" w:lineRule="auto"/>
               <w:rPr/>
             </w:pPr>
-            <w:bookmarkStart w:colFirst="0" w:colLast="0" w:name="_x1bleti8j1zr" w:id="9"/>
+            <w:bookmarkStart w:colFirst="0" w:colLast="0" w:name="_heading=h.ycmmmd4c8vok" w:id="9"/>
             <w:bookmarkEnd w:id="9"/>
             <w:r>
               <w:rPr>
@@ -422,7 +454,7 @@
               <w:pStyle w:val="Heading2"/>
               <w:rPr/>
             </w:pPr>
-            <w:bookmarkStart w:colFirst="0" w:colLast="0" w:name="_9od6fabn16ka" w:id="10"/>
+            <w:bookmarkStart w:colFirst="0" w:colLast="0" w:name="_heading=h.lfu61g59hgai" w:id="10"/>
             <w:bookmarkEnd w:id="10"/>
             <w:r>
               <w:rPr>
@@ -433,7 +465,6 @@
           </w:p>
           <w:p>
             <w:pPr>
-              <w:pageBreakBefore w:val="0"/>
               <w:widowControl w:val="1"/>
               <w:spacing w:before="0" w:line="312" w:lineRule="auto"/>
               <w:jc w:val="both"/>
@@ -457,7 +488,6 @@
           </w:p>
           <w:p>
             <w:pPr>
-              <w:pageBreakBefore w:val="0"/>
               <w:widowControl w:val="1"/>
               <w:spacing w:before="0" w:line="240" w:lineRule="auto"/>
               <w:jc w:val="both"/>
@@ -477,7 +507,7 @@
               <w:pStyle w:val="Heading2"/>
               <w:rPr/>
             </w:pPr>
-            <w:bookmarkStart w:colFirst="0" w:colLast="0" w:name="_nz2qmo5h7xyq" w:id="11"/>
+            <w:bookmarkStart w:colFirst="0" w:colLast="0" w:name="_heading=h.jt246nqqlr0r" w:id="11"/>
             <w:bookmarkEnd w:id="11"/>
             <w:r>
               <w:rPr>
@@ -499,7 +529,6 @@
           </w:p>
           <w:p>
             <w:pPr>
-              <w:pageBreakBefore w:val="0"/>
               <w:widowControl w:val="1"/>
               <w:spacing w:before="0" w:line="240" w:lineRule="auto"/>
               <w:jc w:val="both"/>
@@ -519,7 +548,7 @@
               <w:pStyle w:val="Heading2"/>
               <w:rPr/>
             </w:pPr>
-            <w:bookmarkStart w:colFirst="0" w:colLast="0" w:name="_s02bvnvrdurr" w:id="12"/>
+            <w:bookmarkStart w:colFirst="0" w:colLast="0" w:name="_heading=h.98akomxo10s9" w:id="12"/>
             <w:bookmarkEnd w:id="12"/>
             <w:r>
               <w:rPr>
@@ -533,7 +562,7 @@
               <w:pStyle w:val="Heading2"/>
               <w:rPr/>
             </w:pPr>
-            <w:bookmarkStart w:colFirst="0" w:colLast="0" w:name="_6r2gcite14y0" w:id="13"/>
+            <w:bookmarkStart w:colFirst="0" w:colLast="0" w:name="_heading=h.sol8u3srzrz8" w:id="13"/>
             <w:bookmarkEnd w:id="13"/>
             <w:r>
               <w:rPr>
@@ -554,7 +583,13 @@
             </w:r>
           </w:p>
           <w:p>
-            <w:r>
+            <w:pPr>
+              <w:rPr/>
+            </w:pPr>
+            <w:r>
+              <w:rPr>
+                <w:rtl w:val="0"/>
+              </w:rPr>
               <w:t xml:space="preserve">{#responsibilities}</w:t>
             </w:r>
           </w:p>
@@ -575,19 +610,41 @@
               </w:rPr>
               <w:t xml:space="preserve">{.}</w:t>
             </w:r>
-          </w:p>
-          <w:p>
-            <w:r>
+            <w:r>
+              <w:rPr>
+                <w:rtl w:val="0"/>
+              </w:rPr>
+            </w:r>
+          </w:p>
+          <w:p>
+            <w:pPr>
+              <w:rPr/>
+            </w:pPr>
+            <w:r>
+              <w:rPr>
+                <w:rtl w:val="0"/>
+              </w:rPr>
               <w:t xml:space="preserve">{/responsibilities}</w:t>
             </w:r>
           </w:p>
           <w:p>
-            <w:r>
-              <w:t xml:space="preserve"/>
-            </w:r>
-          </w:p>
-          <w:p>
-            <w:r>
+            <w:pPr>
+              <w:rPr/>
+            </w:pPr>
+            <w:r>
+              <w:rPr>
+                <w:rtl w:val="0"/>
+              </w:rPr>
+            </w:r>
+          </w:p>
+          <w:p>
+            <w:pPr>
+              <w:rPr/>
+            </w:pPr>
+            <w:r>
+              <w:rPr>
+                <w:rtl w:val="0"/>
+              </w:rPr>
               <w:t xml:space="preserve">{/projects}</w:t>
             </w:r>
           </w:p>
@@ -693,8 +750,8 @@
               <w:jc w:val="left"/>
               <w:rPr/>
             </w:pPr>
-            <w:bookmarkStart w:colFirst="0" w:colLast="0" w:name="_54e5r9qx3s2x" w:id="22"/>
-            <w:bookmarkEnd w:id="22"/>
+            <w:bookmarkStart w:colFirst="0" w:colLast="0" w:name="_heading=h.ph6t8pbszc86" w:id="14"/>
+            <w:bookmarkEnd w:id="14"/>
             <w:r>
               <w:rPr>
                 <w:rtl w:val="0"/>
@@ -703,7 +760,13 @@
             </w:r>
           </w:p>
           <w:p>
-            <w:r>
+            <w:pPr>
+              <w:rPr/>
+            </w:pPr>
+            <w:r>
+              <w:rPr>
+                <w:rtl w:val="0"/>
+              </w:rPr>
               <w:t xml:space="preserve">{#skills}</w:t>
             </w:r>
           </w:p>
@@ -713,8 +776,8 @@
               <w:jc w:val="left"/>
               <w:rPr/>
             </w:pPr>
-            <w:bookmarkStart w:colFirst="0" w:colLast="0" w:name="_okpfpohfq966" w:id="23"/>
-            <w:bookmarkEnd w:id="23"/>
+            <w:bookmarkStart w:colFirst="0" w:colLast="0" w:name="_heading=h.4qqrepc3vu8f" w:id="15"/>
+            <w:bookmarkEnd w:id="15"/>
             <w:r>
               <w:rPr>
                 <w:rtl w:val="0"/>
@@ -736,7 +799,6 @@
           </w:p>
           <w:p>
             <w:pPr>
-              <w:pageBreakBefore w:val="0"/>
               <w:spacing w:before="0" w:line="276" w:lineRule="auto"/>
               <w:ind w:right="300"/>
               <w:jc w:val="left"/>
@@ -753,14 +815,19 @@
             </w:r>
           </w:p>
           <w:p>
-            <w:r>
+            <w:pPr>
+              <w:rPr/>
+            </w:pPr>
+            <w:r>
+              <w:rPr>
+                <w:rtl w:val="0"/>
+              </w:rPr>
               <w:t xml:space="preserve">{/skills}</w:t>
             </w:r>
           </w:p>
           <w:p>
             <w:pPr>
               <w:pStyle w:val="Heading1"/>
-              <w:pageBreakBefore w:val="0"/>
               <w:ind w:right="300"/>
               <w:jc w:val="left"/>
               <w:rPr>
@@ -772,8 +839,8 @@
                 <w:szCs w:val="20"/>
               </w:rPr>
             </w:pPr>
-            <w:bookmarkStart w:colFirst="0" w:colLast="0" w:name="_u3bb9rugzxju" w:id="34"/>
-            <w:bookmarkEnd w:id="34"/>
+            <w:bookmarkStart w:colFirst="0" w:colLast="0" w:name="_heading=h.9hga7pj0lepa" w:id="16"/>
+            <w:bookmarkEnd w:id="16"/>
             <w:r>
               <w:rPr>
                 <w:rtl w:val="0"/>
@@ -786,8 +853,8 @@
               <w:jc w:val="left"/>
               <w:rPr/>
             </w:pPr>
-            <w:bookmarkStart w:colFirst="0" w:colLast="0" w:name="_qp9efw6yigv6" w:id="35"/>
-            <w:bookmarkEnd w:id="35"/>
+            <w:bookmarkStart w:colFirst="0" w:colLast="0" w:name="_heading=h.rxmetfe35x6c" w:id="17"/>
+            <w:bookmarkEnd w:id="17"/>
             <w:r>
               <w:rPr>
                 <w:rtl w:val="0"/>
@@ -796,8 +863,98 @@
             </w:r>
           </w:p>
           <w:p>
-            <w:r>
+            <w:pPr>
+              <w:rPr/>
+            </w:pPr>
+            <w:r>
+              <w:rPr>
+                <w:rtl w:val="0"/>
+              </w:rPr>
               <w:t xml:space="preserve">{#certifications}</w:t>
+            </w:r>
+          </w:p>
+          <w:p>
+            <w:pPr>
+              <w:ind w:left="0" w:firstLine="0"/>
+              <w:jc w:val="left"/>
+              <w:rPr>
+                <w:color w:val="231f20"/>
+                <w:sz w:val="22"/>
+                <w:szCs w:val="22"/>
+              </w:rPr>
+            </w:pPr>
+            <w:r>
+              <w:rPr>
+                <w:color w:val="231f20"/>
+                <w:rtl w:val="0"/>
+              </w:rPr>
+              <w:t xml:space="preserve">{.}</w:t>
+            </w:r>
+            <w:r>
+              <w:rPr>
+                <w:rtl w:val="0"/>
+              </w:rPr>
+            </w:r>
+          </w:p>
+          <w:p>
+            <w:pPr>
+              <w:rPr/>
+            </w:pPr>
+            <w:r>
+              <w:rPr>
+                <w:rtl w:val="0"/>
+              </w:rPr>
+              <w:t xml:space="preserve">{/certifications}</w:t>
+            </w:r>
+          </w:p>
+          <w:p>
+            <w:pPr>
+              <w:jc w:val="left"/>
+              <w:rPr>
+                <w:color w:val="231f20"/>
+              </w:rPr>
+            </w:pPr>
+            <w:r>
+              <w:rPr>
+                <w:rtl w:val="0"/>
+              </w:rPr>
+            </w:r>
+          </w:p>
+          <w:p>
+            <w:pPr>
+              <w:pStyle w:val="Heading1"/>
+              <w:jc w:val="left"/>
+              <w:rPr/>
+            </w:pPr>
+            <w:bookmarkStart w:colFirst="0" w:colLast="0" w:name="_heading=h.2qtd6m19apto" w:id="18"/>
+            <w:bookmarkEnd w:id="18"/>
+            <w:r>
+              <w:rPr>
+                <w:rtl w:val="0"/>
+              </w:rPr>
+              <w:t xml:space="preserve">Tools</w:t>
+            </w:r>
+          </w:p>
+          <w:p>
+            <w:pPr>
+              <w:ind w:left="0" w:right="300" w:firstLine="0"/>
+              <w:jc w:val="left"/>
+              <w:rPr>
+                <w:rFonts w:ascii="Lexend Light" w:cs="Lexend Light" w:eastAsia="Lexend Light" w:hAnsi="Lexend Light"/>
+                <w:color w:val="231f20"/>
+                <w:sz w:val="22"/>
+                <w:szCs w:val="22"/>
+              </w:rPr>
+            </w:pPr>
+            <w:r>
+              <w:rPr>
+                <w:rFonts w:ascii="Lexend Light" w:cs="Lexend Light" w:eastAsia="Lexend Light" w:hAnsi="Lexend Light"/>
+                <w:color w:val="231f20"/>
+                <w:sz w:val="22"/>
+                <w:szCs w:val="22"/>
+                <w:rtl w:val="0"/>
+              </w:rPr>
+              <w:t xml:space="preserve">{tools}</w:t>
             </w:r>
           </w:p>
           <w:p>
@@ -806,35 +963,16 @@
                 <w:ilvl w:val="0"/>
                 <w:numId w:val="2"/>
               </w:numPr>
+              <w:ind w:left="720" w:right="300" w:hanging="360"/>
               <w:jc w:val="left"/>
               <w:rPr>
-                <w:color w:val="231f20"/>
+                <w:rFonts w:ascii="Lexend Light" w:cs="Lexend Light" w:eastAsia="Lexend Light" w:hAnsi="Lexend Light"/>
                 <w:sz w:val="22"/>
                 <w:szCs w:val="22"/>
               </w:rPr>
             </w:pPr>
             <w:r>
               <w:rPr>
-                <w:color w:val="231f20"/>
-                <w:rtl w:val="0"/>
-              </w:rPr>
-              <w:t xml:space="preserve">{.}</w:t>
-            </w:r>
-          </w:p>
-          <w:p>
-            <w:r>
-              <w:t xml:space="preserve">{/certifications}</w:t>
-            </w:r>
-          </w:p>
-          <w:p>
-            <w:pPr>
-              <w:jc w:val="left"/>
-              <w:rPr>
-                <w:color w:val="231f20"/>
-              </w:rPr>
-            </w:pPr>
-            <w:r>
-              <w:rPr>
                 <w:rtl w:val="0"/>
               </w:rPr>
             </w:r>
@@ -845,162 +983,122 @@
               <w:jc w:val="left"/>
               <w:rPr/>
             </w:pPr>
-            <w:bookmarkStart w:colFirst="0" w:colLast="0" w:name="_tdpwkwm8oxja" w:id="36"/>
-            <w:bookmarkEnd w:id="36"/>
-            <w:r>
-              <w:rPr>
-                <w:rtl w:val="0"/>
-              </w:rPr>
-              <w:t xml:space="preserve">Tools</w:t>
-            </w:r>
-          </w:p>
-          <w:p>
-            <w:pPr>
-              <w:pageBreakBefore w:val="0"/>
+            <w:bookmarkStart w:colFirst="0" w:colLast="0" w:name="_heading=h.3fjvfyhz5nut" w:id="19"/>
+            <w:bookmarkEnd w:id="19"/>
+            <w:r>
+              <w:rPr>
+                <w:rtl w:val="0"/>
+              </w:rPr>
+              <w:t xml:space="preserve">Managerial Experience</w:t>
+            </w:r>
+          </w:p>
+          <w:p>
+            <w:pPr>
+              <w:rPr/>
+            </w:pPr>
+            <w:r>
+              <w:rPr>
+                <w:rtl w:val="0"/>
+              </w:rPr>
+              <w:t xml:space="preserve">{#managerialExperience}</w:t>
+            </w:r>
+          </w:p>
+          <w:p>
+            <w:pPr>
+              <w:spacing w:line="312" w:lineRule="auto"/>
+              <w:jc w:val="left"/>
+              <w:rPr/>
+            </w:pPr>
+            <w:r>
+              <w:rPr>
+                <w:rtl w:val="0"/>
+              </w:rPr>
+              <w:t xml:space="preserve">{.}</w:t>
+            </w:r>
+          </w:p>
+          <w:p>
+            <w:pPr>
+              <w:rPr/>
+            </w:pPr>
+            <w:r>
+              <w:rPr>
+                <w:rtl w:val="0"/>
+              </w:rPr>
+              <w:t xml:space="preserve">{/managerialExperience}</w:t>
+            </w:r>
+          </w:p>
+          <w:p>
+            <w:pPr>
+              <w:pStyle w:val="Heading1"/>
+              <w:jc w:val="left"/>
+              <w:rPr/>
+            </w:pPr>
+            <w:bookmarkStart w:colFirst="0" w:colLast="0" w:name="_heading=h.fl6wd46whwsj" w:id="20"/>
+            <w:bookmarkEnd w:id="20"/>
+            <w:r>
+              <w:rPr>
+                <w:rtl w:val="0"/>
+              </w:rPr>
+            </w:r>
+          </w:p>
+          <w:p>
+            <w:pPr>
+              <w:pStyle w:val="Heading1"/>
+              <w:jc w:val="left"/>
+              <w:rPr/>
+            </w:pPr>
+            <w:bookmarkStart w:colFirst="0" w:colLast="0" w:name="_heading=h.hyb339ey4k7r" w:id="21"/>
+            <w:bookmarkEnd w:id="21"/>
+            <w:r>
+              <w:rPr>
+                <w:rtl w:val="0"/>
+              </w:rPr>
+              <w:t xml:space="preserve">Domain</w:t>
+            </w:r>
+          </w:p>
+          <w:p>
+            <w:pPr>
+              <w:rPr/>
+            </w:pPr>
+            <w:r>
+              <w:rPr>
+                <w:rtl w:val="0"/>
+              </w:rPr>
+              <w:t xml:space="preserve">{#domains}</w:t>
+            </w:r>
+          </w:p>
+          <w:p>
+            <w:pPr>
+              <w:spacing w:line="312" w:lineRule="auto"/>
+              <w:ind w:left="0" w:firstLine="0"/>
+              <w:jc w:val="left"/>
+              <w:rPr/>
+            </w:pPr>
+            <w:r>
+              <w:rPr>
+                <w:rtl w:val="0"/>
+              </w:rPr>
+              <w:t xml:space="preserve">{.}</w:t>
+            </w:r>
+          </w:p>
+          <w:p>
+            <w:pPr>
+              <w:rPr/>
+            </w:pPr>
+            <w:r>
+              <w:rPr>
+                <w:rtl w:val="0"/>
+              </w:rPr>
+              <w:t xml:space="preserve">{/domains}</w:t>
+            </w:r>
+          </w:p>
+          <w:p>
+            <w:pPr>
               <w:numPr>
                 <w:ilvl w:val="0"/>
                 <w:numId w:val="2"/>
               </w:numPr>
-              <w:ind w:right="300"/>
-              <w:jc w:val="left"/>
-              <w:rPr>
-                <w:rFonts w:ascii="Lexend Light" w:cs="Lexend Light" w:eastAsia="Lexend Light" w:hAnsi="Lexend Light"/>
-                <w:color w:val="231f20"/>
-                <w:sz w:val="22"/>
-                <w:szCs w:val="22"/>
-              </w:rPr>
-            </w:pPr>
-            <w:r>
-              <w:rPr>
-                <w:rFonts w:ascii="Lexend Light" w:cs="Lexend Light" w:eastAsia="Lexend Light" w:hAnsi="Lexend Light"/>
-                <w:color w:val="231f20"/>
-                <w:sz w:val="22"/>
-                <w:szCs w:val="22"/>
-                <w:rtl w:val="0"/>
-              </w:rPr>
-              <w:t xml:space="preserve">{tools}</w:t>
-            </w:r>
-          </w:p>
-          <w:p>
-            <w:pPr>
-              <w:pageBreakBefore w:val="0"/>
-              <w:numPr>
-                <w:ilvl w:val="0"/>
-                <w:numId w:val="2"/>
-              </w:numPr>
-              <w:ind w:right="300"/>
-              <w:jc w:val="left"/>
-              <w:rPr>
-                <w:rFonts w:ascii="Lexend Light" w:cs="Lexend Light" w:eastAsia="Lexend Light" w:hAnsi="Lexend Light"/>
-                <w:sz w:val="22"/>
-                <w:szCs w:val="22"/>
-              </w:rPr>
-            </w:pPr>
-            <w:r>
-              <w:rPr>
-                <w:rtl w:val="0"/>
-              </w:rPr>
-            </w:r>
-          </w:p>
-          <w:p>
-            <w:pPr>
-              <w:pStyle w:val="Heading1"/>
-              <w:jc w:val="left"/>
-              <w:rPr/>
-            </w:pPr>
-            <w:bookmarkStart w:colFirst="0" w:colLast="0" w:name="_6ss1ldcg9sb" w:id="37"/>
-            <w:bookmarkEnd w:id="37"/>
-            <w:r>
-              <w:rPr>
-                <w:rtl w:val="0"/>
-              </w:rPr>
-              <w:t xml:space="preserve">Managerial Experience</w:t>
-            </w:r>
-          </w:p>
-          <w:p>
-            <w:r>
-              <w:t xml:space="preserve">{#managerialExperience}</w:t>
-            </w:r>
-          </w:p>
-          <w:p>
-            <w:pPr>
-              <w:spacing w:line="312" w:lineRule="auto"/>
-              <w:jc w:val="left"/>
-              <w:rPr/>
-            </w:pPr>
-            <w:r>
-              <w:rPr>
-                <w:rtl w:val="0"/>
-              </w:rPr>
-              <w:t xml:space="preserve">{.}</w:t>
-            </w:r>
-          </w:p>
-          <w:p>
-            <w:r>
-              <w:t xml:space="preserve">{/managerialExperience}</w:t>
-            </w:r>
-          </w:p>
-          <w:p>
-            <w:pPr>
-              <w:pStyle w:val="Heading1"/>
-              <w:jc w:val="left"/>
-              <w:rPr/>
-            </w:pPr>
-            <w:bookmarkStart w:colFirst="0" w:colLast="0" w:name="_38qo8bmabk6p" w:id="38"/>
-            <w:bookmarkEnd w:id="38"/>
-            <w:r>
-              <w:rPr>
-                <w:rtl w:val="0"/>
-              </w:rPr>
-            </w:r>
-          </w:p>
-          <w:p>
-            <w:pPr>
-              <w:pStyle w:val="Heading1"/>
-              <w:jc w:val="left"/>
-              <w:rPr/>
-            </w:pPr>
-            <w:bookmarkStart w:colFirst="0" w:colLast="0" w:name="_jheiv7ka0yr2" w:id="39"/>
-            <w:bookmarkEnd w:id="39"/>
-            <w:r>
-              <w:rPr>
-                <w:rtl w:val="0"/>
-              </w:rPr>
-              <w:t xml:space="preserve">Domain</w:t>
-            </w:r>
-          </w:p>
-          <w:p>
-            <w:r>
-              <w:t xml:space="preserve">{#domains}</w:t>
-            </w:r>
-          </w:p>
-          <w:p>
-            <w:pPr>
-              <w:spacing w:line="312" w:lineRule="auto"/>
-              <w:ind w:left="0" w:firstLine="0"/>
-              <w:jc w:val="left"/>
-              <w:rPr/>
-            </w:pPr>
-            <w:r>
-              <w:rPr>
-                <w:rtl w:val="0"/>
-              </w:rPr>
-              <w:t xml:space="preserve">{.}</w:t>
-            </w:r>
-          </w:p>
-          <w:p>
-            <w:r>
-              <w:t xml:space="preserve">{/domains}</w:t>
-            </w:r>
-          </w:p>
-          <w:p>
-            <w:pPr>
-              <w:pageBreakBefore w:val="0"/>
-              <w:numPr>
-                <w:ilvl w:val="0"/>
-                <w:numId w:val="2"/>
-              </w:numPr>
-              <w:ind w:right="300"/>
+              <w:ind w:left="720" w:right="300" w:hanging="360"/>
               <w:jc w:val="left"/>
               <w:rPr>
                 <w:rFonts w:ascii="Lexend Light" w:cs="Lexend Light" w:eastAsia="Lexend Light" w:hAnsi="Lexend Light"/>
@@ -1019,8 +1117,8 @@
               <w:jc w:val="left"/>
               <w:rPr/>
             </w:pPr>
-            <w:bookmarkStart w:colFirst="0" w:colLast="0" w:name="_z0t9ghvt0kxt" w:id="40"/>
-            <w:bookmarkEnd w:id="40"/>
+            <w:bookmarkStart w:colFirst="0" w:colLast="0" w:name="_heading=h.vuphm3kys1rn" w:id="22"/>
+            <w:bookmarkEnd w:id="22"/>
             <w:r>
               <w:rPr>
                 <w:rtl w:val="0"/>
@@ -1029,7 +1127,13 @@
             </w:r>
           </w:p>
           <w:p>
-            <w:r>
+            <w:pPr>
+              <w:rPr/>
+            </w:pPr>
+            <w:r>
+              <w:rPr>
+                <w:rtl w:val="0"/>
+              </w:rPr>
               <w:t xml:space="preserve">{#languages}</w:t>
             </w:r>
           </w:p>
@@ -1047,13 +1151,18 @@
             </w:r>
           </w:p>
           <w:p>
-            <w:r>
+            <w:pPr>
+              <w:rPr/>
+            </w:pPr>
+            <w:r>
+              <w:rPr>
+                <w:rtl w:val="0"/>
+              </w:rPr>
               <w:t xml:space="preserve">{/languages}</w:t>
             </w:r>
           </w:p>
           <w:p>
             <w:pPr>
-              <w:pageBreakBefore w:val="0"/>
               <w:ind w:right="300"/>
               <w:jc w:val="left"/>
               <w:rPr>
@@ -1071,7 +1180,6 @@
           </w:p>
           <w:p>
             <w:pPr>
-              <w:pageBreakBefore w:val="0"/>
               <w:spacing w:before="0" w:line="240" w:lineRule="auto"/>
               <w:ind w:left="0" w:right="300" w:firstLine="0"/>
               <w:jc w:val="left"/>
@@ -1098,8 +1206,8 @@
         <w:ind w:left="0" w:firstLine="0"/>
         <w:rPr/>
       </w:pPr>
-      <w:bookmarkStart w:colFirst="0" w:colLast="0" w:name="_4oqydkq9efmh" w:id="41"/>
-      <w:bookmarkEnd w:id="41"/>
+      <w:bookmarkStart w:colFirst="0" w:colLast="0" w:name="_heading=h.akykx7k5fhr2" w:id="23"/>
+      <w:bookmarkEnd w:id="23"/>
       <w:r>
         <w:rPr>
           <w:rFonts w:ascii="Lexend Light" w:cs="Lexend Light" w:eastAsia="Lexend Light" w:hAnsi="Lexend Light"/>
@@ -1116,8 +1224,8 @@
       </w:r>
     </w:p>
     <w:sectPr>
-      <w:headerReference r:id="rId7" w:type="default"/>
-      <w:footerReference r:id="rId8" w:type="default"/>
+      <w:headerReference r:id="rId8" w:type="default"/>
+      <w:footerReference r:id="rId9" w:type="default"/>
       <w:pgSz w:h="15840" w:w="12240" w:orient="portrait"/>
       <w:pgMar w:bottom="863.9999999999999" w:top="576" w:left="863.9999999999999" w:right="863.9999999999999" w:header="0" w:footer="720"/>
       <w:pgNumType w:start="1"/>
@@ -1130,7 +1238,6 @@
 <w:ftr xmlns:mc="http://schemas.openxmlformats.org/markup-compatibility/2006" xmlns:o="urn:schemas-microsoft-com:office:office" xmlns:r="http://schemas.openxmlformats.org/officeDocument/2006/relationships" xmlns:m="http://schemas.openxmlformats.org/officeDocument/2006/math" xmlns:v="urn:schemas-microsoft-com:vml" xmlns:wp="http://schemas.openxmlformats.org/drawingml/2006/wordprocessingDrawing" xmlns:w10="urn:schemas-microsoft-com:office:word" xmlns:w="http://schemas.openxmlformats.org/wordprocessingml/2006/main" xmlns:wne="http://schemas.microsoft.com/office/word/2006/wordml" xmlns:sl="http://schemas.openxmlformats.org/schemaLibrary/2006/main" xmlns:a="http://schemas.openxmlformats.org/drawingml/2006/main" xmlns:pic="http://schemas.openxmlformats.org/drawingml/2006/picture" xmlns:c="http://schemas.openxmlformats.org/drawingml/2006/chart" xmlns:lc="http://schemas.openxmlformats.org/drawingml/2006/lockedCanvas" xmlns:dgm="http://schemas.openxmlformats.org/drawingml/2006/diagram" xmlns:wps="http://schemas.microsoft.com/office/word/2010/wordprocessingShape" xmlns:wpg="http://schemas.microsoft.com/office/word/2010/wordprocessingGroup" xmlns:w14="http://schemas.microsoft.com/office/word/2010/wordml" xmlns:w15="http://schemas.microsoft.com/office/word/2012/wordml" xmlns:w16="http://schemas.microsoft.com/office/word/2018/wordml" xmlns:w16cex="http://schemas.microsoft.com/office/word/2018/wordml/cex" xmlns:w16cid="http://schemas.microsoft.com/office/word/2016/wordml/cid" xmlns="http://schemas.microsoft.com/office/tasks/2019/documenttasks" xmlns:cr="http://schemas.microsoft.com/office/comments/2020/reactions">
   <w:p>
     <w:pPr>
-      <w:pageBreakBefore w:val="0"/>
       <w:rPr>
         <w:color w:val="231f20"/>
         <w:sz w:val="28"/>
@@ -1146,12 +1253,12 @@
         <wp:inline distB="114300" distT="114300" distL="114300" distR="114300">
           <wp:extent cx="309563" cy="190500"/>
           <wp:effectExtent b="0" l="0" r="0" t="0"/>
-          <wp:docPr id="1" name="image2.jpg"/>
+          <wp:docPr id="2" name="image1.jpg"/>
           <a:graphic>
             <a:graphicData uri="http://schemas.openxmlformats.org/drawingml/2006/picture">
               <pic:pic>
                 <pic:nvPicPr>
-                  <pic:cNvPr id="0" name="image2.jpg"/>
+                  <pic:cNvPr id="0" name="image1.jpg"/>
                   <pic:cNvPicPr preferRelativeResize="0"/>
                 </pic:nvPicPr>
                 <pic:blipFill>
@@ -1215,7 +1322,6 @@
   </w:p>
   <w:p>
     <w:pPr>
-      <w:pageBreakBefore w:val="0"/>
       <w:rPr>
         <w:color w:val="231f20"/>
         <w:sz w:val="28"/>
@@ -1258,7 +1364,6 @@
 <w:hdr xmlns:mc="http://schemas.openxmlformats.org/markup-compatibility/2006" xmlns:o="urn:schemas-microsoft-com:office:office" xmlns:r="http://schemas.openxmlformats.org/officeDocument/2006/relationships" xmlns:m="http://schemas.openxmlformats.org/officeDocument/2006/math" xmlns:v="urn:schemas-microsoft-com:vml" xmlns:wp="http://schemas.openxmlformats.org/drawingml/2006/wordprocessingDrawing" xmlns:w10="urn:schemas-microsoft-com:office:word" xmlns:w="http://schemas.openxmlformats.org/wordprocessingml/2006/main" xmlns:wne="http://schemas.microsoft.com/office/word/2006/wordml" xmlns:sl="http://schemas.openxmlformats.org/schemaLibrary/2006/main" xmlns:a="http://schemas.openxmlformats.org/drawingml/2006/main" xmlns:pic="http://schemas.openxmlformats.org/drawingml/2006/picture" xmlns:c="http://schemas.openxmlformats.org/drawingml/2006/chart" xmlns:lc="http://schemas.openxmlformats.org/drawingml/2006/lockedCanvas" xmlns:dgm="http://schemas.openxmlformats.org/drawingml/2006/diagram" xmlns:wps="http://schemas.microsoft.com/office/word/2010/wordprocessingShape" xmlns:wpg="http://schemas.microsoft.com/office/word/2010/wordprocessingGroup" xmlns:w14="http://schemas.microsoft.com/office/word/2010/wordml" xmlns:w15="http://schemas.microsoft.com/office/word/2012/wordml" xmlns:w16="http://schemas.microsoft.com/office/word/2018/wordml" xmlns:w16cex="http://schemas.microsoft.com/office/word/2018/wordml/cex" xmlns:w16cid="http://schemas.microsoft.com/office/word/2016/wordml/cid" xmlns="http://schemas.microsoft.com/office/tasks/2019/documenttasks" xmlns:cr="http://schemas.microsoft.com/office/comments/2020/reactions">
   <w:p>
     <w:pPr>
-      <w:pageBreakBefore w:val="0"/>
       <w:rPr>
         <w:vertAlign w:val="superscript"/>
       </w:rPr>
@@ -1496,126 +1601,11 @@
       </w:rPr>
     </w:lvl>
   </w:abstractNum>
-  <w:abstractNum w:abstractNumId="3">
-    <w:lvl w:ilvl="0">
-      <w:start w:val="1"/>
-      <w:numFmt w:val="bullet"/>
-      <w:lvlText w:val="●"/>
-      <w:lvlJc w:val="left"/>
-      <w:pPr>
-        <w:ind w:left="720" w:hanging="360"/>
-      </w:pPr>
-      <w:rPr>
-        <w:sz w:val="18"/>
-        <w:szCs w:val="18"/>
-        <w:u w:val="none"/>
-      </w:rPr>
-    </w:lvl>
-    <w:lvl w:ilvl="1">
-      <w:start w:val="1"/>
-      <w:numFmt w:val="bullet"/>
-      <w:lvlText w:val="○"/>
-      <w:lvlJc w:val="left"/>
-      <w:pPr>
-        <w:ind w:left="1440" w:hanging="360"/>
-      </w:pPr>
-      <w:rPr>
-        <w:u w:val="none"/>
-      </w:rPr>
-    </w:lvl>
-    <w:lvl w:ilvl="2">
-      <w:start w:val="1"/>
-      <w:numFmt w:val="bullet"/>
-      <w:lvlText w:val="■"/>
-      <w:lvlJc w:val="left"/>
-      <w:pPr>
-        <w:ind w:left="2160" w:hanging="360"/>
-      </w:pPr>
-      <w:rPr>
-        <w:u w:val="none"/>
-      </w:rPr>
-    </w:lvl>
-    <w:lvl w:ilvl="3">
-      <w:start w:val="1"/>
-      <w:numFmt w:val="bullet"/>
-      <w:lvlText w:val="●"/>
-      <w:lvlJc w:val="left"/>
-      <w:pPr>
-        <w:ind w:left="2880" w:hanging="360"/>
-      </w:pPr>
-      <w:rPr>
-        <w:u w:val="none"/>
-      </w:rPr>
-    </w:lvl>
-    <w:lvl w:ilvl="4">
-      <w:start w:val="1"/>
-      <w:numFmt w:val="bullet"/>
-      <w:lvlText w:val="○"/>
-      <w:lvlJc w:val="left"/>
-      <w:pPr>
-        <w:ind w:left="3600" w:hanging="360"/>
-      </w:pPr>
-      <w:rPr>
-        <w:u w:val="none"/>
-      </w:rPr>
-    </w:lvl>
-    <w:lvl w:ilvl="5">
-      <w:start w:val="1"/>
-      <w:numFmt w:val="bullet"/>
-      <w:lvlText w:val="■"/>
-      <w:lvlJc w:val="left"/>
-      <w:pPr>
-        <w:ind w:left="4320" w:hanging="360"/>
-      </w:pPr>
-      <w:rPr>
-        <w:u w:val="none"/>
-      </w:rPr>
-    </w:lvl>
-    <w:lvl w:ilvl="6">
-      <w:start w:val="1"/>
-      <w:numFmt w:val="bullet"/>
-      <w:lvlText w:val="●"/>
-      <w:lvlJc w:val="left"/>
-      <w:pPr>
-        <w:ind w:left="5040" w:hanging="360"/>
-      </w:pPr>
-      <w:rPr>
-        <w:u w:val="none"/>
-      </w:rPr>
-    </w:lvl>
-    <w:lvl w:ilvl="7">
-      <w:start w:val="1"/>
-      <w:numFmt w:val="bullet"/>
-      <w:lvlText w:val="○"/>
-      <w:lvlJc w:val="left"/>
-      <w:pPr>
-        <w:ind w:left="5760" w:hanging="360"/>
-      </w:pPr>
-      <w:rPr>
-        <w:u w:val="none"/>
-      </w:rPr>
-    </w:lvl>
-    <w:lvl w:ilvl="8">
-      <w:start w:val="1"/>
-      <w:numFmt w:val="bullet"/>
-      <w:lvlText w:val="■"/>
-      <w:lvlJc w:val="left"/>
-      <w:pPr>
-        <w:ind w:left="6480" w:hanging="360"/>
-      </w:pPr>
-      <w:rPr>
-        <w:u w:val="none"/>
-      </w:rPr>
-    </w:lvl>
-  </w:abstractNum>
   <w:num w:numId="1">
     <w:abstractNumId w:val="1"/>
   </w:num>
   <w:num w:numId="2">
     <w:abstractNumId w:val="2"/>
-  </w:num>
-  <w:num w:numId="3">
-    <w:abstractNumId w:val="3"/>
   </w:num>
 </w:numbering>
 </file>
@@ -2102,4 +2092,19 @@
   </a:objectDefaults>
   <a:extraClrSchemeLst/>
 </a:theme>
+</file>
+
+<file path=customXML/item1.xml><?xml version="1.0" encoding="utf-8"?>
+<go:gDocsCustomXmlDataStorage xmlns:go="http://customooxmlschemas.google.com/" xmlns:r="http://schemas.openxmlformats.org/officeDocument/2006/relationships" uri="GoogleDocsCustomDataVersion2">
+  <go:docsCustomData xmlns:go="http://customooxmlschemas.google.com/" roundtripDataSignature="AMtx7mhGizSZgn5HTl9bo3tNojl/y+id7A==">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</go:docsCustomData>
+</go:gDocsCustomXmlDataStorage>
+</file>
+
+<file path=customXML/itemProps1.xml><?xml version="1.0" encoding="utf-8"?>
+<ds:datastoreItem xmlns:ds="http://schemas.openxmlformats.org/officeDocument/2006/customXml" ds:itemID="{11111111-1234-1234-1234-123412341234}">
+  <ds:schemaRefs>
+    <ds:schemaRef ds:uri="http://schemas.openxmlformats.org/officeDocument/2006/relationships"/>
+    <ds:schemaRef ds:uri="http://customooxmlschemas.google.com/"/>
+  </ds:schemaRefs>
+</ds:datastoreItem>
 </file>
--- a/public/templates/internal.docx
+++ b/public/templates/internal.docx
@@ -381,7 +381,7 @@
               <w:rPr>
                 <w:rtl w:val="0"/>
               </w:rPr>
-              <w:t xml:space="preserve">Project {number} - {duration}</w:t>
+              <w:t xml:space="preserve">Project {number}{#hasDuration} - {duration}{/hasDuration}</w:t>
             </w:r>
           </w:p>
           <w:p>
@@ -447,6 +447,11 @@
               <w:rPr>
                 <w:rtl w:val="0"/>
               </w:rPr>
+            </w:r>
+          </w:p>
+          <w:p>
+            <w:r>
+              <w:t xml:space="preserve">{#hasTeamSize}</w:t>
             </w:r>
           </w:p>
           <w:p>
@@ -500,6 +505,11 @@
               <w:rPr>
                 <w:rtl w:val="0"/>
               </w:rPr>
+            </w:r>
+          </w:p>
+          <w:p>
+            <w:r>
+              <w:t xml:space="preserve">{/hasTeamSize}</w:t>
             </w:r>
           </w:p>
           <w:p>
@@ -823,28 +833,6 @@
                 <w:rtl w:val="0"/>
               </w:rPr>
               <w:t xml:space="preserve">{/skills}</w:t>
-            </w:r>
-          </w:p>
-          <w:p>
-            <w:pPr>
-              <w:pStyle w:val="Heading1"/>
-              <w:ind w:right="300"/>
-              <w:jc w:val="left"/>
-              <w:rPr>
-                <w:rFonts w:ascii="Lexend Light" w:cs="Lexend Light" w:eastAsia="Lexend Light" w:hAnsi="Lexend Light"/>
-                <w:b w:val="0"/>
-                <w:bCs w:val="0"/>
-                <w:color w:val="ea1b3d"/>
-                <w:sz w:val="20"/>
-                <w:szCs w:val="20"/>
-              </w:rPr>
-            </w:pPr>
-            <w:bookmarkStart w:colFirst="0" w:colLast="0" w:name="_heading=h.9hga7pj0lepa" w:id="16"/>
-            <w:bookmarkEnd w:id="16"/>
-            <w:r>
-              <w:rPr>
-                <w:rtl w:val="0"/>
-              </w:rPr>
             </w:r>
           </w:p>
           <w:p>

--- a/public/templates/internal.docx
+++ b/public/templates/internal.docx
@@ -7,7 +7,7 @@
         <w:pStyle w:val="Heading3"/>
         <w:rPr/>
       </w:pPr>
-      <w:bookmarkStart w:colFirst="0" w:colLast="0" w:name="_heading=h.u1vzikawrz0t" w:id="0"/>
+      <w:bookmarkStart w:colFirst="0" w:colLast="0" w:name="_nrxbeu7kyqa2" w:id="0"/>
       <w:bookmarkEnd w:id="0"/>
       <w:r>
         <w:rPr>
@@ -55,9 +55,7 @@
       </w:tblGrid>
       <w:tr>
         <w:trPr>
-          <w:cantSplit w:val="0"/>
           <w:trHeight w:val="2140" w:hRule="atLeast"/>
-          <w:tblHeader w:val="0"/>
         </w:trPr>
         <w:tc>
           <w:tcPr>
@@ -72,7 +70,7 @@
             <w:tcMar>
               <w:top w:w="144.0" w:type="dxa"/>
               <w:left w:w="144.0" w:type="dxa"/>
-              <w:bottom w:w="144.0" w:type="dxa"/>
+              <w:bottom w:w="0.0" w:type="dxa"/>
               <w:right w:w="144.0" w:type="dxa"/>
             </w:tcMar>
             <w:vAlign w:val="top"/>
@@ -80,6 +78,7 @@
           <w:p>
             <w:pPr>
               <w:pStyle w:val="Title"/>
+              <w:pageBreakBefore w:val="0"/>
               <w:ind w:right="300"/>
               <w:rPr>
                 <w:rFonts w:ascii="Lexend Medium" w:cs="Lexend Medium" w:eastAsia="Lexend Medium" w:hAnsi="Lexend Medium"/>
@@ -90,7 +89,7 @@
                 <w:szCs w:val="48"/>
               </w:rPr>
             </w:pPr>
-            <w:bookmarkStart w:colFirst="0" w:colLast="0" w:name="_heading=h.2e6gg5j8v2h5" w:id="1"/>
+            <w:bookmarkStart w:colFirst="0" w:colLast="0" w:name="_x8fm1uorkbaw" w:id="1"/>
             <w:bookmarkEnd w:id="1"/>
             <w:r>
               <w:rPr>
@@ -112,21 +111,21 @@
                     <wp:posOffset>4352925</wp:posOffset>
                   </wp:positionH>
                   <wp:positionV relativeFrom="paragraph">
-                    <wp:posOffset>19052</wp:posOffset>
+                    <wp:posOffset>19051</wp:posOffset>
                   </wp:positionV>
                   <wp:extent cx="1897074" cy="610553"/>
                   <wp:effectExtent b="0" l="0" r="0" t="0"/>
                   <wp:wrapSquare wrapText="bothSides" distB="114300" distT="114300" distL="114300" distR="114300"/>
-                  <wp:docPr id="1" name="image2.png"/>
+                  <wp:docPr id="2" name="image1.png"/>
                   <a:graphic>
                     <a:graphicData uri="http://schemas.openxmlformats.org/drawingml/2006/picture">
                       <pic:pic>
                         <pic:nvPicPr>
-                          <pic:cNvPr id="0" name="image2.png"/>
+                          <pic:cNvPr id="0" name="image1.png"/>
                           <pic:cNvPicPr preferRelativeResize="0"/>
                         </pic:nvPicPr>
                         <pic:blipFill>
-                          <a:blip r:embed="rId7"/>
+                          <a:blip r:embed="rId6"/>
                           <a:srcRect b="18103" l="0" r="0" t="18103"/>
                           <a:stretch>
                             <a:fillRect/>
@@ -150,6 +149,7 @@
           <w:p>
             <w:pPr>
               <w:pStyle w:val="Subtitle"/>
+              <w:pageBreakBefore w:val="0"/>
               <w:tabs>
                 <w:tab w:val="left" w:leader="none" w:pos="1260"/>
               </w:tabs>
@@ -161,7 +161,7 @@
                 <w:szCs w:val="24"/>
               </w:rPr>
             </w:pPr>
-            <w:bookmarkStart w:colFirst="0" w:colLast="0" w:name="_heading=h.b6el584eioju" w:id="2"/>
+            <w:bookmarkStart w:colFirst="0" w:colLast="0" w:name="_ymi089liagec" w:id="2"/>
             <w:bookmarkEnd w:id="2"/>
             <w:r>
               <w:rPr>
@@ -201,10 +201,7 @@
         </w:tc>
       </w:tr>
       <w:tr>
-        <w:trPr>
-          <w:cantSplit w:val="0"/>
-          <w:tblHeader w:val="0"/>
-        </w:trPr>
+        <w:trPr/>
         <w:tc>
           <w:tcPr>
             <w:tcBorders>
@@ -217,7 +214,7 @@
             <w:tcMar>
               <w:top w:w="144.0" w:type="dxa"/>
               <w:left w:w="144.0" w:type="dxa"/>
-              <w:bottom w:w="144.0" w:type="dxa"/>
+              <w:bottom w:w="0.0" w:type="dxa"/>
               <w:right w:w="144.0" w:type="dxa"/>
             </w:tcMar>
             <w:vAlign w:val="top"/>
@@ -227,7 +224,7 @@
               <w:pStyle w:val="Heading1"/>
               <w:rPr/>
             </w:pPr>
-            <w:bookmarkStart w:colFirst="0" w:colLast="0" w:name="_heading=h.rsaal37lrlif" w:id="3"/>
+            <w:bookmarkStart w:colFirst="0" w:colLast="0" w:name="_lqutwejei0p6" w:id="3"/>
             <w:bookmarkEnd w:id="3"/>
             <w:r>
               <w:rPr>
@@ -254,7 +251,7 @@
               <w:pStyle w:val="Heading1"/>
               <w:rPr/>
             </w:pPr>
-            <w:bookmarkStart w:colFirst="0" w:colLast="0" w:name="_heading=h.vvhz8ddvfgcl" w:id="4"/>
+            <w:bookmarkStart w:colFirst="0" w:colLast="0" w:name="_lucb2x1sdisx" w:id="4"/>
             <w:bookmarkEnd w:id="4"/>
             <w:r>
               <w:rPr>
@@ -264,13 +261,7 @@
             </w:r>
           </w:p>
           <w:p>
-            <w:pPr>
-              <w:rPr/>
-            </w:pPr>
-            <w:r>
-              <w:rPr>
-                <w:rtl w:val="0"/>
-              </w:rPr>
+            <w:r>
               <w:t xml:space="preserve">{#education}</w:t>
             </w:r>
           </w:p>
@@ -279,7 +270,7 @@
               <w:pStyle w:val="Heading2"/>
               <w:rPr/>
             </w:pPr>
-            <w:bookmarkStart w:colFirst="0" w:colLast="0" w:name="_heading=h.sq9sha67clgo" w:id="5"/>
+            <w:bookmarkStart w:colFirst="0" w:colLast="0" w:name="_6yjxhzsiz8ii" w:id="5"/>
             <w:bookmarkEnd w:id="5"/>
             <w:r>
               <w:rPr>
@@ -313,24 +304,12 @@
             </w:r>
           </w:p>
           <w:p>
-            <w:pPr>
-              <w:rPr/>
-            </w:pPr>
-            <w:r>
-              <w:rPr>
-                <w:rtl w:val="0"/>
-              </w:rPr>
+            <w:r>
               <w:t xml:space="preserve">{/education}</w:t>
             </w:r>
           </w:p>
           <w:p>
-            <w:pPr>
-              <w:rPr/>
-            </w:pPr>
-            <w:r>
-              <w:rPr>
-                <w:rtl w:val="0"/>
-              </w:rPr>
+            <w:r>
               <w:t xml:space="preserve">{#hasProjects}</w:t>
             </w:r>
           </w:p>
@@ -339,7 +318,7 @@
               <w:pStyle w:val="Heading1"/>
               <w:rPr/>
             </w:pPr>
-            <w:bookmarkStart w:colFirst="0" w:colLast="0" w:name="_heading=h.4bct3omlr34g" w:id="6"/>
+            <w:bookmarkStart w:colFirst="0" w:colLast="0" w:name="_fs9jdw7quqer" w:id="6"/>
             <w:bookmarkEnd w:id="6"/>
             <w:r>
               <w:rPr>
@@ -349,24 +328,12 @@
             </w:r>
           </w:p>
           <w:p>
-            <w:pPr>
-              <w:rPr/>
-            </w:pPr>
-            <w:r>
-              <w:rPr>
-                <w:rtl w:val="0"/>
-              </w:rPr>
+            <w:r>
               <w:t xml:space="preserve">{/hasProjects}</w:t>
             </w:r>
           </w:p>
           <w:p>
-            <w:pPr>
-              <w:rPr/>
-            </w:pPr>
-            <w:r>
-              <w:rPr>
-                <w:rtl w:val="0"/>
-              </w:rPr>
+            <w:r>
               <w:t xml:space="preserve">{#projects}</w:t>
             </w:r>
           </w:p>
@@ -375,13 +342,13 @@
               <w:pStyle w:val="Heading2"/>
               <w:rPr/>
             </w:pPr>
-            <w:bookmarkStart w:colFirst="0" w:colLast="0" w:name="_heading=h.o73gup5d8ama" w:id="7"/>
+            <w:bookmarkStart w:colFirst="0" w:colLast="0" w:name="_gfiut3vv9g0y" w:id="7"/>
             <w:bookmarkEnd w:id="7"/>
             <w:r>
               <w:rPr>
                 <w:rtl w:val="0"/>
               </w:rPr>
-              <w:t xml:space="preserve">Project {number}{#hasDuration} - {duration}{/hasDuration}</w:t>
+              <w:t xml:space="preserve">Project {number} - {duration}</w:t>
             </w:r>
           </w:p>
           <w:p>
@@ -397,6 +364,7 @@
           </w:p>
           <w:p>
             <w:pPr>
+              <w:pageBreakBefore w:val="0"/>
               <w:spacing w:before="0" w:line="240" w:lineRule="auto"/>
               <w:rPr>
                 <w:rFonts w:ascii="Lexend Light" w:cs="Lexend Light" w:eastAsia="Lexend Light" w:hAnsi="Lexend Light"/>
@@ -414,7 +382,7 @@
               <w:pStyle w:val="Heading2"/>
               <w:rPr/>
             </w:pPr>
-            <w:bookmarkStart w:colFirst="0" w:colLast="0" w:name="_heading=h.rmidlam2xcpw" w:id="8"/>
+            <w:bookmarkStart w:colFirst="0" w:colLast="0" w:name="_h7ijueto5on7" w:id="8"/>
             <w:bookmarkEnd w:id="8"/>
             <w:r>
               <w:rPr>
@@ -441,7 +409,7 @@
               <w:spacing w:line="276" w:lineRule="auto"/>
               <w:rPr/>
             </w:pPr>
-            <w:bookmarkStart w:colFirst="0" w:colLast="0" w:name="_heading=h.ycmmmd4c8vok" w:id="9"/>
+            <w:bookmarkStart w:colFirst="0" w:colLast="0" w:name="_x1bleti8j1zr" w:id="9"/>
             <w:bookmarkEnd w:id="9"/>
             <w:r>
               <w:rPr>
@@ -450,16 +418,11 @@
             </w:r>
           </w:p>
           <w:p>
-            <w:r>
-              <w:t xml:space="preserve">{#hasTeamSize}</w:t>
-            </w:r>
-          </w:p>
-          <w:p>
             <w:pPr>
               <w:pStyle w:val="Heading2"/>
               <w:rPr/>
             </w:pPr>
-            <w:bookmarkStart w:colFirst="0" w:colLast="0" w:name="_heading=h.lfu61g59hgai" w:id="10"/>
+            <w:bookmarkStart w:colFirst="0" w:colLast="0" w:name="_9od6fabn16ka" w:id="10"/>
             <w:bookmarkEnd w:id="10"/>
             <w:r>
               <w:rPr>
@@ -470,6 +433,7 @@
           </w:p>
           <w:p>
             <w:pPr>
+              <w:pageBreakBefore w:val="0"/>
               <w:widowControl w:val="1"/>
               <w:spacing w:before="0" w:line="312" w:lineRule="auto"/>
               <w:jc w:val="both"/>
@@ -493,6 +457,7 @@
           </w:p>
           <w:p>
             <w:pPr>
+              <w:pageBreakBefore w:val="0"/>
               <w:widowControl w:val="1"/>
               <w:spacing w:before="0" w:line="240" w:lineRule="auto"/>
               <w:jc w:val="both"/>
@@ -508,16 +473,11 @@
             </w:r>
           </w:p>
           <w:p>
-            <w:r>
-              <w:t xml:space="preserve">{/hasTeamSize}</w:t>
-            </w:r>
-          </w:p>
-          <w:p>
             <w:pPr>
               <w:pStyle w:val="Heading2"/>
               <w:rPr/>
             </w:pPr>
-            <w:bookmarkStart w:colFirst="0" w:colLast="0" w:name="_heading=h.jt246nqqlr0r" w:id="11"/>
+            <w:bookmarkStart w:colFirst="0" w:colLast="0" w:name="_nz2qmo5h7xyq" w:id="11"/>
             <w:bookmarkEnd w:id="11"/>
             <w:r>
               <w:rPr>
@@ -539,6 +499,7 @@
           </w:p>
           <w:p>
             <w:pPr>
+              <w:pageBreakBefore w:val="0"/>
               <w:widowControl w:val="1"/>
               <w:spacing w:before="0" w:line="240" w:lineRule="auto"/>
               <w:jc w:val="both"/>
@@ -558,7 +519,7 @@
               <w:pStyle w:val="Heading2"/>
               <w:rPr/>
             </w:pPr>
-            <w:bookmarkStart w:colFirst="0" w:colLast="0" w:name="_heading=h.98akomxo10s9" w:id="12"/>
+            <w:bookmarkStart w:colFirst="0" w:colLast="0" w:name="_s02bvnvrdurr" w:id="12"/>
             <w:bookmarkEnd w:id="12"/>
             <w:r>
               <w:rPr>
@@ -572,7 +533,7 @@
               <w:pStyle w:val="Heading2"/>
               <w:rPr/>
             </w:pPr>
-            <w:bookmarkStart w:colFirst="0" w:colLast="0" w:name="_heading=h.sol8u3srzrz8" w:id="13"/>
+            <w:bookmarkStart w:colFirst="0" w:colLast="0" w:name="_6r2gcite14y0" w:id="13"/>
             <w:bookmarkEnd w:id="13"/>
             <w:r>
               <w:rPr>
@@ -593,13 +554,7 @@
             </w:r>
           </w:p>
           <w:p>
-            <w:pPr>
-              <w:rPr/>
-            </w:pPr>
-            <w:r>
-              <w:rPr>
-                <w:rtl w:val="0"/>
-              </w:rPr>
+            <w:r>
               <w:t xml:space="preserve">{#responsibilities}</w:t>
             </w:r>
           </w:p>
@@ -620,120 +575,20 @@
               </w:rPr>
               <w:t xml:space="preserve">{.}</w:t>
             </w:r>
-            <w:r>
-              <w:rPr>
-                <w:rtl w:val="0"/>
-              </w:rPr>
-            </w:r>
-          </w:p>
-          <w:p>
-            <w:pPr>
-              <w:rPr/>
-            </w:pPr>
-            <w:r>
-              <w:rPr>
-                <w:rtl w:val="0"/>
-              </w:rPr>
+          </w:p>
+          <w:p>
+            <w:r>
               <w:t xml:space="preserve">{/responsibilities}</w:t>
             </w:r>
           </w:p>
           <w:p>
-            <w:pPr>
-              <w:rPr/>
-            </w:pPr>
-            <w:r>
-              <w:rPr>
-                <w:rtl w:val="0"/>
-              </w:rPr>
-            </w:r>
-          </w:p>
-          <w:p>
-            <w:pPr>
-              <w:rPr/>
-            </w:pPr>
-            <w:r>
-              <w:rPr>
-                <w:rtl w:val="0"/>
-              </w:rPr>
+            <w:r>
+              <w:t xml:space="preserve"/>
+            </w:r>
+          </w:p>
+          <w:p>
+            <w:r>
               <w:t xml:space="preserve">{/projects}</w:t>
-            </w:r>
-          </w:p>
-          <w:p>
-            <w:pPr>
-              <w:rPr/>
-            </w:pPr>
-            <w:r>
-              <w:rPr>
-                <w:rtl w:val="0"/>
-              </w:rPr>
-            </w:r>
-          </w:p>
-          <w:p>
-            <w:pPr>
-              <w:rPr/>
-            </w:pPr>
-            <w:r>
-              <w:rPr>
-                <w:rtl w:val="0"/>
-              </w:rPr>
-            </w:r>
-          </w:p>
-          <w:p>
-            <w:pPr>
-              <w:spacing w:line="312" w:lineRule="auto"/>
-              <w:rPr/>
-            </w:pPr>
-            <w:r>
-              <w:rPr>
-                <w:rtl w:val="0"/>
-              </w:rPr>
-            </w:r>
-          </w:p>
-          <w:p>
-            <w:pPr>
-              <w:spacing w:line="312" w:lineRule="auto"/>
-              <w:rPr/>
-            </w:pPr>
-            <w:r>
-              <w:rPr>
-                <w:rtl w:val="0"/>
-              </w:rPr>
-            </w:r>
-          </w:p>
-          <w:p>
-            <w:pPr>
-              <w:spacing w:line="312" w:lineRule="auto"/>
-              <w:ind w:left="0" w:firstLine="0"/>
-              <w:rPr>
-                <w:rFonts w:ascii="Lexend Light" w:cs="Lexend Light" w:eastAsia="Lexend Light" w:hAnsi="Lexend Light"/>
-                <w:u w:val="single"/>
-              </w:rPr>
-            </w:pPr>
-            <w:r>
-              <w:rPr>
-                <w:rtl w:val="0"/>
-              </w:rPr>
-            </w:r>
-          </w:p>
-          <w:p>
-            <w:pPr>
-              <w:spacing w:line="240" w:lineRule="auto"/>
-              <w:rPr/>
-            </w:pPr>
-            <w:r>
-              <w:rPr>
-                <w:rtl w:val="0"/>
-              </w:rPr>
-            </w:r>
-          </w:p>
-          <w:p>
-            <w:pPr>
-              <w:rPr/>
-            </w:pPr>
-            <w:r>
-              <w:rPr>
-                <w:rtl w:val="0"/>
-              </w:rPr>
             </w:r>
           </w:p>
         </w:tc>
@@ -749,7 +604,7 @@
             <w:tcMar>
               <w:top w:w="144.0" w:type="dxa"/>
               <w:left w:w="144.0" w:type="dxa"/>
-              <w:bottom w:w="144.0" w:type="dxa"/>
+              <w:bottom w:w="0.0" w:type="dxa"/>
               <w:right w:w="144.0" w:type="dxa"/>
             </w:tcMar>
             <w:vAlign w:val="top"/>
@@ -760,8 +615,8 @@
               <w:jc w:val="left"/>
               <w:rPr/>
             </w:pPr>
-            <w:bookmarkStart w:colFirst="0" w:colLast="0" w:name="_heading=h.ph6t8pbszc86" w:id="14"/>
-            <w:bookmarkEnd w:id="14"/>
+            <w:bookmarkStart w:colFirst="0" w:colLast="0" w:name="_54e5r9qx3s2x" w:id="22"/>
+            <w:bookmarkEnd w:id="22"/>
             <w:r>
               <w:rPr>
                 <w:rtl w:val="0"/>
@@ -770,13 +625,7 @@
             </w:r>
           </w:p>
           <w:p>
-            <w:pPr>
-              <w:rPr/>
-            </w:pPr>
-            <w:r>
-              <w:rPr>
-                <w:rtl w:val="0"/>
-              </w:rPr>
+            <w:r>
               <w:t xml:space="preserve">{#skills}</w:t>
             </w:r>
           </w:p>
@@ -786,8 +635,8 @@
               <w:jc w:val="left"/>
               <w:rPr/>
             </w:pPr>
-            <w:bookmarkStart w:colFirst="0" w:colLast="0" w:name="_heading=h.4qqrepc3vu8f" w:id="15"/>
-            <w:bookmarkEnd w:id="15"/>
+            <w:bookmarkStart w:colFirst="0" w:colLast="0" w:name="_okpfpohfq966" w:id="23"/>
+            <w:bookmarkEnd w:id="23"/>
             <w:r>
               <w:rPr>
                 <w:rtl w:val="0"/>
@@ -809,6 +658,7 @@
           </w:p>
           <w:p>
             <w:pPr>
+              <w:pageBreakBefore w:val="0"/>
               <w:spacing w:before="0" w:line="276" w:lineRule="auto"/>
               <w:ind w:right="300"/>
               <w:jc w:val="left"/>
@@ -825,13 +675,7 @@
             </w:r>
           </w:p>
           <w:p>
-            <w:pPr>
-              <w:rPr/>
-            </w:pPr>
-            <w:r>
-              <w:rPr>
-                <w:rtl w:val="0"/>
-              </w:rPr>
+            <w:r>
               <w:t xml:space="preserve">{/skills}</w:t>
             </w:r>
           </w:p>
@@ -841,8 +685,8 @@
               <w:jc w:val="left"/>
               <w:rPr/>
             </w:pPr>
-            <w:bookmarkStart w:colFirst="0" w:colLast="0" w:name="_heading=h.rxmetfe35x6c" w:id="17"/>
-            <w:bookmarkEnd w:id="17"/>
+            <w:bookmarkStart w:colFirst="0" w:colLast="0" w:name="_qp9efw6yigv6" w:id="35"/>
+            <w:bookmarkEnd w:id="35"/>
             <w:r>
               <w:rPr>
                 <w:rtl w:val="0"/>
@@ -851,19 +695,16 @@
             </w:r>
           </w:p>
           <w:p>
-            <w:pPr>
-              <w:rPr/>
-            </w:pPr>
-            <w:r>
-              <w:rPr>
-                <w:rtl w:val="0"/>
-              </w:rPr>
+            <w:r>
               <w:t xml:space="preserve">{#certifications}</w:t>
             </w:r>
           </w:p>
           <w:p>
             <w:pPr>
-              <w:ind w:left="0" w:firstLine="0"/>
+              <w:numPr>
+                <w:ilvl w:val="0"/>
+                <w:numId w:val="2"/>
+              </w:numPr>
               <w:jc w:val="left"/>
               <w:rPr>
                 <w:color w:val="231f20"/>
@@ -878,20 +719,9 @@
               </w:rPr>
               <w:t xml:space="preserve">{.}</w:t>
             </w:r>
-            <w:r>
-              <w:rPr>
-                <w:rtl w:val="0"/>
-              </w:rPr>
-            </w:r>
-          </w:p>
-          <w:p>
-            <w:pPr>
-              <w:rPr/>
-            </w:pPr>
-            <w:r>
-              <w:rPr>
-                <w:rtl w:val="0"/>
-              </w:rPr>
+          </w:p>
+          <w:p>
+            <w:r>
               <w:t xml:space="preserve">{/certifications}</w:t>
             </w:r>
           </w:p>
@@ -914,8 +744,8 @@
               <w:jc w:val="left"/>
               <w:rPr/>
             </w:pPr>
-            <w:bookmarkStart w:colFirst="0" w:colLast="0" w:name="_heading=h.2qtd6m19apto" w:id="18"/>
-            <w:bookmarkEnd w:id="18"/>
+            <w:bookmarkStart w:colFirst="0" w:colLast="0" w:name="_tdpwkwm8oxja" w:id="36"/>
+            <w:bookmarkEnd w:id="36"/>
             <w:r>
               <w:rPr>
                 <w:rtl w:val="0"/>
@@ -925,7 +755,12 @@
           </w:p>
           <w:p>
             <w:pPr>
-              <w:ind w:left="0" w:right="300" w:firstLine="0"/>
+              <w:pageBreakBefore w:val="0"/>
+              <w:numPr>
+                <w:ilvl w:val="0"/>
+                <w:numId w:val="2"/>
+              </w:numPr>
+              <w:ind w:right="300"/>
               <w:jc w:val="left"/>
               <w:rPr>
                 <w:rFonts w:ascii="Lexend Light" w:cs="Lexend Light" w:eastAsia="Lexend Light" w:hAnsi="Lexend Light"/>
@@ -947,11 +782,12 @@
           </w:p>
           <w:p>
             <w:pPr>
+              <w:pageBreakBefore w:val="0"/>
               <w:numPr>
                 <w:ilvl w:val="0"/>
                 <w:numId w:val="2"/>
               </w:numPr>
-              <w:ind w:left="720" w:right="300" w:hanging="360"/>
+              <w:ind w:right="300"/>
               <w:jc w:val="left"/>
               <w:rPr>
                 <w:rFonts w:ascii="Lexend Light" w:cs="Lexend Light" w:eastAsia="Lexend Light" w:hAnsi="Lexend Light"/>
@@ -971,8 +807,8 @@
               <w:jc w:val="left"/>
               <w:rPr/>
             </w:pPr>
-            <w:bookmarkStart w:colFirst="0" w:colLast="0" w:name="_heading=h.3fjvfyhz5nut" w:id="19"/>
-            <w:bookmarkEnd w:id="19"/>
+            <w:bookmarkStart w:colFirst="0" w:colLast="0" w:name="_6ss1ldcg9sb" w:id="37"/>
+            <w:bookmarkEnd w:id="37"/>
             <w:r>
               <w:rPr>
                 <w:rtl w:val="0"/>
@@ -981,13 +817,7 @@
             </w:r>
           </w:p>
           <w:p>
-            <w:pPr>
-              <w:rPr/>
-            </w:pPr>
-            <w:r>
-              <w:rPr>
-                <w:rtl w:val="0"/>
-              </w:rPr>
+            <w:r>
               <w:t xml:space="preserve">{#managerialExperience}</w:t>
             </w:r>
           </w:p>
@@ -1005,13 +835,7 @@
             </w:r>
           </w:p>
           <w:p>
-            <w:pPr>
-              <w:rPr/>
-            </w:pPr>
-            <w:r>
-              <w:rPr>
-                <w:rtl w:val="0"/>
-              </w:rPr>
+            <w:r>
               <w:t xml:space="preserve">{/managerialExperience}</w:t>
             </w:r>
           </w:p>
@@ -1021,22 +845,8 @@
               <w:jc w:val="left"/>
               <w:rPr/>
             </w:pPr>
-            <w:bookmarkStart w:colFirst="0" w:colLast="0" w:name="_heading=h.fl6wd46whwsj" w:id="20"/>
-            <w:bookmarkEnd w:id="20"/>
-            <w:r>
-              <w:rPr>
-                <w:rtl w:val="0"/>
-              </w:rPr>
-            </w:r>
-          </w:p>
-          <w:p>
-            <w:pPr>
-              <w:pStyle w:val="Heading1"/>
-              <w:jc w:val="left"/>
-              <w:rPr/>
-            </w:pPr>
-            <w:bookmarkStart w:colFirst="0" w:colLast="0" w:name="_heading=h.hyb339ey4k7r" w:id="21"/>
-            <w:bookmarkEnd w:id="21"/>
+            <w:bookmarkStart w:colFirst="0" w:colLast="0" w:name="_jheiv7ka0yr2" w:id="39"/>
+            <w:bookmarkEnd w:id="39"/>
             <w:r>
               <w:rPr>
                 <w:rtl w:val="0"/>
@@ -1045,13 +855,7 @@
             </w:r>
           </w:p>
           <w:p>
-            <w:pPr>
-              <w:rPr/>
-            </w:pPr>
-            <w:r>
-              <w:rPr>
-                <w:rtl w:val="0"/>
-              </w:rPr>
+            <w:r>
               <w:t xml:space="preserve">{#domains}</w:t>
             </w:r>
           </w:p>
@@ -1070,23 +874,18 @@
             </w:r>
           </w:p>
           <w:p>
-            <w:pPr>
-              <w:rPr/>
-            </w:pPr>
-            <w:r>
-              <w:rPr>
-                <w:rtl w:val="0"/>
-              </w:rPr>
+            <w:r>
               <w:t xml:space="preserve">{/domains}</w:t>
             </w:r>
           </w:p>
           <w:p>
             <w:pPr>
+              <w:pageBreakBefore w:val="0"/>
               <w:numPr>
                 <w:ilvl w:val="0"/>
                 <w:numId w:val="2"/>
               </w:numPr>
-              <w:ind w:left="720" w:right="300" w:hanging="360"/>
+              <w:ind w:right="300"/>
               <w:jc w:val="left"/>
               <w:rPr>
                 <w:rFonts w:ascii="Lexend Light" w:cs="Lexend Light" w:eastAsia="Lexend Light" w:hAnsi="Lexend Light"/>
@@ -1105,8 +904,8 @@
               <w:jc w:val="left"/>
               <w:rPr/>
             </w:pPr>
-            <w:bookmarkStart w:colFirst="0" w:colLast="0" w:name="_heading=h.vuphm3kys1rn" w:id="22"/>
-            <w:bookmarkEnd w:id="22"/>
+            <w:bookmarkStart w:colFirst="0" w:colLast="0" w:name="_z0t9ghvt0kxt" w:id="40"/>
+            <w:bookmarkEnd w:id="40"/>
             <w:r>
               <w:rPr>
                 <w:rtl w:val="0"/>
@@ -1115,13 +914,7 @@
             </w:r>
           </w:p>
           <w:p>
-            <w:pPr>
-              <w:rPr/>
-            </w:pPr>
-            <w:r>
-              <w:rPr>
-                <w:rtl w:val="0"/>
-              </w:rPr>
+            <w:r>
               <w:t xml:space="preserve">{#languages}</w:t>
             </w:r>
           </w:p>
@@ -1139,48 +932,8 @@
             </w:r>
           </w:p>
           <w:p>
-            <w:pPr>
-              <w:rPr/>
-            </w:pPr>
-            <w:r>
-              <w:rPr>
-                <w:rtl w:val="0"/>
-              </w:rPr>
+            <w:r>
               <w:t xml:space="preserve">{/languages}</w:t>
-            </w:r>
-          </w:p>
-          <w:p>
-            <w:pPr>
-              <w:ind w:right="300"/>
-              <w:jc w:val="left"/>
-              <w:rPr>
-                <w:rFonts w:ascii="Lexend Light" w:cs="Lexend Light" w:eastAsia="Lexend Light" w:hAnsi="Lexend Light"/>
-                <w:color w:val="ea1b3d"/>
-                <w:sz w:val="22"/>
-                <w:szCs w:val="22"/>
-              </w:rPr>
-            </w:pPr>
-            <w:r>
-              <w:rPr>
-                <w:rtl w:val="0"/>
-              </w:rPr>
-            </w:r>
-          </w:p>
-          <w:p>
-            <w:pPr>
-              <w:spacing w:before="0" w:line="240" w:lineRule="auto"/>
-              <w:ind w:left="0" w:right="300" w:firstLine="0"/>
-              <w:jc w:val="left"/>
-              <w:rPr>
-                <w:rFonts w:ascii="Lexend Light" w:cs="Lexend Light" w:eastAsia="Lexend Light" w:hAnsi="Lexend Light"/>
-                <w:sz w:val="22"/>
-                <w:szCs w:val="22"/>
-              </w:rPr>
-            </w:pPr>
-            <w:r>
-              <w:rPr>
-                <w:rtl w:val="0"/>
-              </w:rPr>
             </w:r>
           </w:p>
         </w:tc>
@@ -1188,32 +941,16 @@
     </w:tbl>
     <w:p>
       <w:pPr>
-        <w:pStyle w:val="Heading2"/>
-        <w:pageBreakBefore w:val="0"/>
-        <w:spacing w:before="0" w:lineRule="auto"/>
-        <w:ind w:left="0" w:firstLine="0"/>
-        <w:rPr/>
-      </w:pPr>
-      <w:bookmarkStart w:colFirst="0" w:colLast="0" w:name="_heading=h.akykx7k5fhr2" w:id="23"/>
-      <w:bookmarkEnd w:id="23"/>
-      <w:r>
+        <w:spacing w:after="0" w:before="0" w:line="20" w:lineRule="exact"/>
         <w:rPr>
-          <w:rFonts w:ascii="Lexend Light" w:cs="Lexend Light" w:eastAsia="Lexend Light" w:hAnsi="Lexend Light"/>
-          <w:b w:val="0"/>
-          <w:bCs w:val="0"/>
-          <w:rtl w:val="0"/>
+          <w:sz w:val="2"/>
+          <w:szCs w:val="2"/>
         </w:rPr>
-        <w:t xml:space="preserve"> </w:t>
-      </w:r>
-      <w:r>
-        <w:rPr>
-          <w:rtl w:val="0"/>
-        </w:rPr>
-      </w:r>
+      </w:pPr>
     </w:p>
     <w:sectPr>
-      <w:headerReference r:id="rId8" w:type="default"/>
-      <w:footerReference r:id="rId9" w:type="default"/>
+      <w:headerReference r:id="rId7" w:type="default"/>
+      <w:footerReference r:id="rId8" w:type="default"/>
       <w:pgSz w:h="15840" w:w="12240" w:orient="portrait"/>
       <w:pgMar w:bottom="863.9999999999999" w:top="576" w:left="863.9999999999999" w:right="863.9999999999999" w:header="0" w:footer="720"/>
       <w:pgNumType w:start="1"/>
@@ -1226,6 +963,7 @@
 <w:ftr xmlns:mc="http://schemas.openxmlformats.org/markup-compatibility/2006" xmlns:o="urn:schemas-microsoft-com:office:office" xmlns:r="http://schemas.openxmlformats.org/officeDocument/2006/relationships" xmlns:m="http://schemas.openxmlformats.org/officeDocument/2006/math" xmlns:v="urn:schemas-microsoft-com:vml" xmlns:wp="http://schemas.openxmlformats.org/drawingml/2006/wordprocessingDrawing" xmlns:w10="urn:schemas-microsoft-com:office:word" xmlns:w="http://schemas.openxmlformats.org/wordprocessingml/2006/main" xmlns:wne="http://schemas.microsoft.com/office/word/2006/wordml" xmlns:sl="http://schemas.openxmlformats.org/schemaLibrary/2006/main" xmlns:a="http://schemas.openxmlformats.org/drawingml/2006/main" xmlns:pic="http://schemas.openxmlformats.org/drawingml/2006/picture" xmlns:c="http://schemas.openxmlformats.org/drawingml/2006/chart" xmlns:lc="http://schemas.openxmlformats.org/drawingml/2006/lockedCanvas" xmlns:dgm="http://schemas.openxmlformats.org/drawingml/2006/diagram" xmlns:wps="http://schemas.microsoft.com/office/word/2010/wordprocessingShape" xmlns:wpg="http://schemas.microsoft.com/office/word/2010/wordprocessingGroup" xmlns:w14="http://schemas.microsoft.com/office/word/2010/wordml" xmlns:w15="http://schemas.microsoft.com/office/word/2012/wordml" xmlns:w16="http://schemas.microsoft.com/office/word/2018/wordml" xmlns:w16cex="http://schemas.microsoft.com/office/word/2018/wordml/cex" xmlns:w16cid="http://schemas.microsoft.com/office/word/2016/wordml/cid" xmlns="http://schemas.microsoft.com/office/tasks/2019/documenttasks" xmlns:cr="http://schemas.microsoft.com/office/comments/2020/reactions">
   <w:p>
     <w:pPr>
+      <w:pageBreakBefore w:val="0"/>
       <w:rPr>
         <w:color w:val="231f20"/>
         <w:sz w:val="28"/>
@@ -1241,12 +979,12 @@
         <wp:inline distB="114300" distT="114300" distL="114300" distR="114300">
           <wp:extent cx="309563" cy="190500"/>
           <wp:effectExtent b="0" l="0" r="0" t="0"/>
-          <wp:docPr id="2" name="image1.jpg"/>
+          <wp:docPr id="1" name="image2.jpg"/>
           <a:graphic>
             <a:graphicData uri="http://schemas.openxmlformats.org/drawingml/2006/picture">
               <pic:pic>
                 <pic:nvPicPr>
-                  <pic:cNvPr id="0" name="image1.jpg"/>
+                  <pic:cNvPr id="0" name="image2.jpg"/>
                   <pic:cNvPicPr preferRelativeResize="0"/>
                 </pic:nvPicPr>
                 <pic:blipFill>
@@ -1310,6 +1048,7 @@
   </w:p>
   <w:p>
     <w:pPr>
+      <w:pageBreakBefore w:val="0"/>
       <w:rPr>
         <w:color w:val="231f20"/>
         <w:sz w:val="28"/>
@@ -1352,6 +1091,7 @@
 <w:hdr xmlns:mc="http://schemas.openxmlformats.org/markup-compatibility/2006" xmlns:o="urn:schemas-microsoft-com:office:office" xmlns:r="http://schemas.openxmlformats.org/officeDocument/2006/relationships" xmlns:m="http://schemas.openxmlformats.org/officeDocument/2006/math" xmlns:v="urn:schemas-microsoft-com:vml" xmlns:wp="http://schemas.openxmlformats.org/drawingml/2006/wordprocessingDrawing" xmlns:w10="urn:schemas-microsoft-com:office:word" xmlns:w="http://schemas.openxmlformats.org/wordprocessingml/2006/main" xmlns:wne="http://schemas.microsoft.com/office/word/2006/wordml" xmlns:sl="http://schemas.openxmlformats.org/schemaLibrary/2006/main" xmlns:a="http://schemas.openxmlformats.org/drawingml/2006/main" xmlns:pic="http://schemas.openxmlformats.org/drawingml/2006/picture" xmlns:c="http://schemas.openxmlformats.org/drawingml/2006/chart" xmlns:lc="http://schemas.openxmlformats.org/drawingml/2006/lockedCanvas" xmlns:dgm="http://schemas.openxmlformats.org/drawingml/2006/diagram" xmlns:wps="http://schemas.microsoft.com/office/word/2010/wordprocessingShape" xmlns:wpg="http://schemas.microsoft.com/office/word/2010/wordprocessingGroup" xmlns:w14="http://schemas.microsoft.com/office/word/2010/wordml" xmlns:w15="http://schemas.microsoft.com/office/word/2012/wordml" xmlns:w16="http://schemas.microsoft.com/office/word/2018/wordml" xmlns:w16cex="http://schemas.microsoft.com/office/word/2018/wordml/cex" xmlns:w16cid="http://schemas.microsoft.com/office/word/2016/wordml/cid" xmlns="http://schemas.microsoft.com/office/tasks/2019/documenttasks" xmlns:cr="http://schemas.microsoft.com/office/comments/2020/reactions">
   <w:p>
     <w:pPr>
+      <w:pageBreakBefore w:val="0"/>
       <w:rPr>
         <w:vertAlign w:val="superscript"/>
       </w:rPr>
@@ -1589,11 +1329,126 @@
       </w:rPr>
     </w:lvl>
   </w:abstractNum>
+  <w:abstractNum w:abstractNumId="3">
+    <w:lvl w:ilvl="0">
+      <w:start w:val="1"/>
+      <w:numFmt w:val="bullet"/>
+      <w:lvlText w:val="●"/>
+      <w:lvlJc w:val="left"/>
+      <w:pPr>
+        <w:ind w:left="720" w:hanging="360"/>
+      </w:pPr>
+      <w:rPr>
+        <w:sz w:val="18"/>
+        <w:szCs w:val="18"/>
+        <w:u w:val="none"/>
+      </w:rPr>
+    </w:lvl>
+    <w:lvl w:ilvl="1">
+      <w:start w:val="1"/>
+      <w:numFmt w:val="bullet"/>
+      <w:lvlText w:val="○"/>
+      <w:lvlJc w:val="left"/>
+      <w:pPr>
+        <w:ind w:left="1440" w:hanging="360"/>
+      </w:pPr>
+      <w:rPr>
+        <w:u w:val="none"/>
+      </w:rPr>
+    </w:lvl>
+    <w:lvl w:ilvl="2">
+      <w:start w:val="1"/>
+      <w:numFmt w:val="bullet"/>
+      <w:lvlText w:val="■"/>
+      <w:lvlJc w:val="left"/>
+      <w:pPr>
+        <w:ind w:left="2160" w:hanging="360"/>
+      </w:pPr>
+      <w:rPr>
+        <w:u w:val="none"/>
+      </w:rPr>
+    </w:lvl>
+    <w:lvl w:ilvl="3">
+      <w:start w:val="1"/>
+      <w:numFmt w:val="bullet"/>
+      <w:lvlText w:val="●"/>
+      <w:lvlJc w:val="left"/>
+      <w:pPr>
+        <w:ind w:left="2880" w:hanging="360"/>
+      </w:pPr>
+      <w:rPr>
+        <w:u w:val="none"/>
+      </w:rPr>
+    </w:lvl>
+    <w:lvl w:ilvl="4">
+      <w:start w:val="1"/>
+      <w:numFmt w:val="bullet"/>
+      <w:lvlText w:val="○"/>
+      <w:lvlJc w:val="left"/>
+      <w:pPr>
+        <w:ind w:left="3600" w:hanging="360"/>
+      </w:pPr>
+      <w:rPr>
+        <w:u w:val="none"/>
+      </w:rPr>
+    </w:lvl>
+    <w:lvl w:ilvl="5">
+      <w:start w:val="1"/>
+      <w:numFmt w:val="bullet"/>
+      <w:lvlText w:val="■"/>
+      <w:lvlJc w:val="left"/>
+      <w:pPr>
+        <w:ind w:left="4320" w:hanging="360"/>
+      </w:pPr>
+      <w:rPr>
+        <w:u w:val="none"/>
+      </w:rPr>
+    </w:lvl>
+    <w:lvl w:ilvl="6">
+      <w:start w:val="1"/>
+      <w:numFmt w:val="bullet"/>
+      <w:lvlText w:val="●"/>
+      <w:lvlJc w:val="left"/>
+      <w:pPr>
+        <w:ind w:left="5040" w:hanging="360"/>
+      </w:pPr>
+      <w:rPr>
+        <w:u w:val="none"/>
+      </w:rPr>
+    </w:lvl>
+    <w:lvl w:ilvl="7">
+      <w:start w:val="1"/>
+      <w:numFmt w:val="bullet"/>
+      <w:lvlText w:val="○"/>
+      <w:lvlJc w:val="left"/>
+      <w:pPr>
+        <w:ind w:left="5760" w:hanging="360"/>
+      </w:pPr>
+      <w:rPr>
+        <w:u w:val="none"/>
+      </w:rPr>
+    </w:lvl>
+    <w:lvl w:ilvl="8">
+      <w:start w:val="1"/>
+      <w:numFmt w:val="bullet"/>
+      <w:lvlText w:val="■"/>
+      <w:lvlJc w:val="left"/>
+      <w:pPr>
+        <w:ind w:left="6480" w:hanging="360"/>
+      </w:pPr>
+      <w:rPr>
+        <w:u w:val="none"/>
+      </w:rPr>
+    </w:lvl>
+  </w:abstractNum>
   <w:num w:numId="1">
     <w:abstractNumId w:val="1"/>
   </w:num>
   <w:num w:numId="2">
     <w:abstractNumId w:val="2"/>
+  </w:num>
+  <w:num w:numId="3">
+    <w:abstractNumId w:val="3"/>
   </w:num>
 </w:numbering>
 </file>
@@ -1638,7 +1493,7 @@
     <w:basedOn w:val="Normal"/>
     <w:next w:val="Normal"/>
     <w:pPr>
-      <w:spacing w:line="480" w:lineRule="auto"/>
+      <w:spacing w:line="276" w:lineRule="auto"/>
     </w:pPr>
     <w:rPr>
       <w:color w:val="ea1b3d"/>
@@ -2080,19 +1935,4 @@
   </a:objectDefaults>
   <a:extraClrSchemeLst/>
 </a:theme>
-</file>
-
-<file path=customXML/item1.xml><?xml version="1.0" encoding="utf-8"?>
-<go:gDocsCustomXmlDataStorage xmlns:go="http://customooxmlschemas.google.com/" xmlns:r="http://schemas.openxmlformats.org/officeDocument/2006/relationships" uri="GoogleDocsCustomDataVersion2">
-  <go:docsCustomData xmlns:go="http://customooxmlschemas.google.com/" roundtripDataSignature="AMtx7mhGizSZgn5HTl9bo3tNojl/y+id7A==">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</go:docsCustomData>
-</go:gDocsCustomXmlDataStorage>
-</file>
-
-<file path=customXML/itemProps1.xml><?xml version="1.0" encoding="utf-8"?>
-<ds:datastoreItem xmlns:ds="http://schemas.openxmlformats.org/officeDocument/2006/customXml" ds:itemID="{11111111-1234-1234-1234-123412341234}">
-  <ds:schemaRefs>
-    <ds:schemaRef ds:uri="http://schemas.openxmlformats.org/officeDocument/2006/relationships"/>
-    <ds:schemaRef ds:uri="http://customooxmlschemas.google.com/"/>
-  </ds:schemaRefs>
-</ds:datastoreItem>
 </file>
--- a/public/templates/internal.docx
+++ b/public/templates/internal.docx
@@ -7,7 +7,7 @@
         <w:pStyle w:val="Heading3"/>
         <w:rPr/>
       </w:pPr>
-      <w:bookmarkStart w:colFirst="0" w:colLast="0" w:name="_nrxbeu7kyqa2" w:id="0"/>
+      <w:bookmarkStart w:colFirst="0" w:colLast="0" w:name="_heading=h.iwa5pi7jfx03" w:id="0"/>
       <w:bookmarkEnd w:id="0"/>
       <w:r>
         <w:rPr>
@@ -55,7 +55,9 @@
       </w:tblGrid>
       <w:tr>
         <w:trPr>
+          <w:cantSplit w:val="0"/>
           <w:trHeight w:val="2140" w:hRule="atLeast"/>
+          <w:tblHeader w:val="0"/>
         </w:trPr>
         <w:tc>
           <w:tcPr>
@@ -78,7 +80,6 @@
           <w:p>
             <w:pPr>
               <w:pStyle w:val="Title"/>
-              <w:pageBreakBefore w:val="0"/>
               <w:ind w:right="300"/>
               <w:rPr>
                 <w:rFonts w:ascii="Lexend Medium" w:cs="Lexend Medium" w:eastAsia="Lexend Medium" w:hAnsi="Lexend Medium"/>
@@ -89,7 +90,7 @@
                 <w:szCs w:val="48"/>
               </w:rPr>
             </w:pPr>
-            <w:bookmarkStart w:colFirst="0" w:colLast="0" w:name="_x8fm1uorkbaw" w:id="1"/>
+            <w:bookmarkStart w:colFirst="0" w:colLast="0" w:name="_heading=h.7l6ypehh464p" w:id="1"/>
             <w:bookmarkEnd w:id="1"/>
             <w:r>
               <w:rPr>
@@ -111,12 +112,12 @@
                     <wp:posOffset>4352925</wp:posOffset>
                   </wp:positionH>
                   <wp:positionV relativeFrom="paragraph">
-                    <wp:posOffset>19051</wp:posOffset>
+                    <wp:posOffset>19052</wp:posOffset>
                   </wp:positionV>
                   <wp:extent cx="1897074" cy="610553"/>
                   <wp:effectExtent b="0" l="0" r="0" t="0"/>
                   <wp:wrapSquare wrapText="bothSides" distB="114300" distT="114300" distL="114300" distR="114300"/>
-                  <wp:docPr id="2" name="image1.png"/>
+                  <wp:docPr id="1" name="image1.png"/>
                   <a:graphic>
                     <a:graphicData uri="http://schemas.openxmlformats.org/drawingml/2006/picture">
                       <pic:pic>
@@ -125,7 +126,7 @@
                           <pic:cNvPicPr preferRelativeResize="0"/>
                         </pic:nvPicPr>
                         <pic:blipFill>
-                          <a:blip r:embed="rId6"/>
+                          <a:blip r:embed="rId7"/>
                           <a:srcRect b="18103" l="0" r="0" t="18103"/>
                           <a:stretch>
                             <a:fillRect/>
@@ -149,7 +150,6 @@
           <w:p>
             <w:pPr>
               <w:pStyle w:val="Subtitle"/>
-              <w:pageBreakBefore w:val="0"/>
               <w:tabs>
                 <w:tab w:val="left" w:leader="none" w:pos="1260"/>
               </w:tabs>
@@ -161,7 +161,7 @@
                 <w:szCs w:val="24"/>
               </w:rPr>
             </w:pPr>
-            <w:bookmarkStart w:colFirst="0" w:colLast="0" w:name="_ymi089liagec" w:id="2"/>
+            <w:bookmarkStart w:colFirst="0" w:colLast="0" w:name="_heading=h.hxwqvjxi6ru" w:id="2"/>
             <w:bookmarkEnd w:id="2"/>
             <w:r>
               <w:rPr>
@@ -201,7 +201,10 @@
         </w:tc>
       </w:tr>
       <w:tr>
-        <w:trPr/>
+        <w:trPr>
+          <w:cantSplit w:val="0"/>
+          <w:tblHeader w:val="0"/>
+        </w:trPr>
         <w:tc>
           <w:tcPr>
             <w:tcBorders>
@@ -224,7 +227,7 @@
               <w:pStyle w:val="Heading1"/>
               <w:rPr/>
             </w:pPr>
-            <w:bookmarkStart w:colFirst="0" w:colLast="0" w:name="_lqutwejei0p6" w:id="3"/>
+            <w:bookmarkStart w:colFirst="0" w:colLast="0" w:name="_heading=h.8ju1ev95s78c" w:id="3"/>
             <w:bookmarkEnd w:id="3"/>
             <w:r>
               <w:rPr>
@@ -251,7 +254,7 @@
               <w:pStyle w:val="Heading1"/>
               <w:rPr/>
             </w:pPr>
-            <w:bookmarkStart w:colFirst="0" w:colLast="0" w:name="_lucb2x1sdisx" w:id="4"/>
+            <w:bookmarkStart w:colFirst="0" w:colLast="0" w:name="_heading=h.s50egd5o2she" w:id="4"/>
             <w:bookmarkEnd w:id="4"/>
             <w:r>
               <w:rPr>
@@ -261,7 +264,13 @@
             </w:r>
           </w:p>
           <w:p>
-            <w:r>
+            <w:pPr>
+              <w:rPr/>
+            </w:pPr>
+            <w:r>
+              <w:rPr>
+                <w:rtl w:val="0"/>
+              </w:rPr>
               <w:t xml:space="preserve">{#education}</w:t>
             </w:r>
           </w:p>
@@ -270,7 +279,7 @@
               <w:pStyle w:val="Heading2"/>
               <w:rPr/>
             </w:pPr>
-            <w:bookmarkStart w:colFirst="0" w:colLast="0" w:name="_6yjxhzsiz8ii" w:id="5"/>
+            <w:bookmarkStart w:colFirst="0" w:colLast="0" w:name="_heading=h.6co29m4spaho" w:id="5"/>
             <w:bookmarkEnd w:id="5"/>
             <w:r>
               <w:rPr>
@@ -304,12 +313,24 @@
             </w:r>
           </w:p>
           <w:p>
-            <w:r>
+            <w:pPr>
+              <w:rPr/>
+            </w:pPr>
+            <w:r>
+              <w:rPr>
+                <w:rtl w:val="0"/>
+              </w:rPr>
               <w:t xml:space="preserve">{/education}</w:t>
             </w:r>
           </w:p>
           <w:p>
-            <w:r>
+            <w:pPr>
+              <w:rPr/>
+            </w:pPr>
+            <w:r>
+              <w:rPr>
+                <w:rtl w:val="0"/>
+              </w:rPr>
               <w:t xml:space="preserve">{#hasProjects}</w:t>
             </w:r>
           </w:p>
@@ -318,7 +339,7 @@
               <w:pStyle w:val="Heading1"/>
               <w:rPr/>
             </w:pPr>
-            <w:bookmarkStart w:colFirst="0" w:colLast="0" w:name="_fs9jdw7quqer" w:id="6"/>
+            <w:bookmarkStart w:colFirst="0" w:colLast="0" w:name="_heading=h.21qt47josnhn" w:id="6"/>
             <w:bookmarkEnd w:id="6"/>
             <w:r>
               <w:rPr>
@@ -328,12 +349,24 @@
             </w:r>
           </w:p>
           <w:p>
-            <w:r>
+            <w:pPr>
+              <w:rPr/>
+            </w:pPr>
+            <w:r>
+              <w:rPr>
+                <w:rtl w:val="0"/>
+              </w:rPr>
               <w:t xml:space="preserve">{/hasProjects}</w:t>
             </w:r>
           </w:p>
           <w:p>
-            <w:r>
+            <w:pPr>
+              <w:rPr/>
+            </w:pPr>
+            <w:r>
+              <w:rPr>
+                <w:rtl w:val="0"/>
+              </w:rPr>
               <w:t xml:space="preserve">{#projects}</w:t>
             </w:r>
           </w:p>
@@ -342,7 +375,7 @@
               <w:pStyle w:val="Heading2"/>
               <w:rPr/>
             </w:pPr>
-            <w:bookmarkStart w:colFirst="0" w:colLast="0" w:name="_gfiut3vv9g0y" w:id="7"/>
+            <w:bookmarkStart w:colFirst="0" w:colLast="0" w:name="_heading=h.9o9qwg69lnl9" w:id="7"/>
             <w:bookmarkEnd w:id="7"/>
             <w:r>
               <w:rPr>
@@ -364,7 +397,6 @@
           </w:p>
           <w:p>
             <w:pPr>
-              <w:pageBreakBefore w:val="0"/>
               <w:spacing w:before="0" w:line="240" w:lineRule="auto"/>
               <w:rPr>
                 <w:rFonts w:ascii="Lexend Light" w:cs="Lexend Light" w:eastAsia="Lexend Light" w:hAnsi="Lexend Light"/>
@@ -382,7 +414,7 @@
               <w:pStyle w:val="Heading2"/>
               <w:rPr/>
             </w:pPr>
-            <w:bookmarkStart w:colFirst="0" w:colLast="0" w:name="_h7ijueto5on7" w:id="8"/>
+            <w:bookmarkStart w:colFirst="0" w:colLast="0" w:name="_heading=h.g5drfijgmqb4" w:id="8"/>
             <w:bookmarkEnd w:id="8"/>
             <w:r>
               <w:rPr>
@@ -409,7 +441,7 @@
               <w:spacing w:line="276" w:lineRule="auto"/>
               <w:rPr/>
             </w:pPr>
-            <w:bookmarkStart w:colFirst="0" w:colLast="0" w:name="_x1bleti8j1zr" w:id="9"/>
+            <w:bookmarkStart w:colFirst="0" w:colLast="0" w:name="_heading=h.rftutd8qkgi3" w:id="9"/>
             <w:bookmarkEnd w:id="9"/>
             <w:r>
               <w:rPr>
@@ -422,7 +454,7 @@
               <w:pStyle w:val="Heading2"/>
               <w:rPr/>
             </w:pPr>
-            <w:bookmarkStart w:colFirst="0" w:colLast="0" w:name="_9od6fabn16ka" w:id="10"/>
+            <w:bookmarkStart w:colFirst="0" w:colLast="0" w:name="_heading=h.qgorbf6a5g7t" w:id="10"/>
             <w:bookmarkEnd w:id="10"/>
             <w:r>
               <w:rPr>
@@ -433,7 +465,6 @@
           </w:p>
           <w:p>
             <w:pPr>
-              <w:pageBreakBefore w:val="0"/>
               <w:widowControl w:val="1"/>
               <w:spacing w:before="0" w:line="312" w:lineRule="auto"/>
               <w:jc w:val="both"/>
@@ -457,7 +488,6 @@
           </w:p>
           <w:p>
             <w:pPr>
-              <w:pageBreakBefore w:val="0"/>
               <w:widowControl w:val="1"/>
               <w:spacing w:before="0" w:line="240" w:lineRule="auto"/>
               <w:jc w:val="both"/>
@@ -477,7 +507,7 @@
               <w:pStyle w:val="Heading2"/>
               <w:rPr/>
             </w:pPr>
-            <w:bookmarkStart w:colFirst="0" w:colLast="0" w:name="_nz2qmo5h7xyq" w:id="11"/>
+            <w:bookmarkStart w:colFirst="0" w:colLast="0" w:name="_heading=h.x1nbkkl2zk1f" w:id="11"/>
             <w:bookmarkEnd w:id="11"/>
             <w:r>
               <w:rPr>
@@ -499,7 +529,6 @@
           </w:p>
           <w:p>
             <w:pPr>
-              <w:pageBreakBefore w:val="0"/>
               <w:widowControl w:val="1"/>
               <w:spacing w:before="0" w:line="240" w:lineRule="auto"/>
               <w:jc w:val="both"/>
@@ -519,7 +548,7 @@
               <w:pStyle w:val="Heading2"/>
               <w:rPr/>
             </w:pPr>
-            <w:bookmarkStart w:colFirst="0" w:colLast="0" w:name="_s02bvnvrdurr" w:id="12"/>
+            <w:bookmarkStart w:colFirst="0" w:colLast="0" w:name="_heading=h.ficffn8zv17y" w:id="12"/>
             <w:bookmarkEnd w:id="12"/>
             <w:r>
               <w:rPr>
@@ -533,7 +562,7 @@
               <w:pStyle w:val="Heading2"/>
               <w:rPr/>
             </w:pPr>
-            <w:bookmarkStart w:colFirst="0" w:colLast="0" w:name="_6r2gcite14y0" w:id="13"/>
+            <w:bookmarkStart w:colFirst="0" w:colLast="0" w:name="_heading=h.40tsb7nj48xv" w:id="13"/>
             <w:bookmarkEnd w:id="13"/>
             <w:r>
               <w:rPr>
@@ -554,7 +583,13 @@
             </w:r>
           </w:p>
           <w:p>
-            <w:r>
+            <w:pPr>
+              <w:rPr/>
+            </w:pPr>
+            <w:r>
+              <w:rPr>
+                <w:rtl w:val="0"/>
+              </w:rPr>
               <w:t xml:space="preserve">{#responsibilities}</w:t>
             </w:r>
           </w:p>
@@ -575,19 +610,41 @@
               </w:rPr>
               <w:t xml:space="preserve">{.}</w:t>
             </w:r>
-          </w:p>
-          <w:p>
-            <w:r>
+            <w:r>
+              <w:rPr>
+                <w:rtl w:val="0"/>
+              </w:rPr>
+            </w:r>
+          </w:p>
+          <w:p>
+            <w:pPr>
+              <w:rPr/>
+            </w:pPr>
+            <w:r>
+              <w:rPr>
+                <w:rtl w:val="0"/>
+              </w:rPr>
               <w:t xml:space="preserve">{/responsibilities}</w:t>
             </w:r>
           </w:p>
           <w:p>
-            <w:r>
-              <w:t xml:space="preserve"/>
-            </w:r>
-          </w:p>
-          <w:p>
-            <w:r>
+            <w:pPr>
+              <w:rPr/>
+            </w:pPr>
+            <w:r>
+              <w:rPr>
+                <w:rtl w:val="0"/>
+              </w:rPr>
+            </w:r>
+          </w:p>
+          <w:p>
+            <w:pPr>
+              <w:rPr/>
+            </w:pPr>
+            <w:r>
+              <w:rPr>
+                <w:rtl w:val="0"/>
+              </w:rPr>
               <w:t xml:space="preserve">{/projects}</w:t>
             </w:r>
           </w:p>
@@ -615,8 +672,8 @@
               <w:jc w:val="left"/>
               <w:rPr/>
             </w:pPr>
-            <w:bookmarkStart w:colFirst="0" w:colLast="0" w:name="_54e5r9qx3s2x" w:id="22"/>
-            <w:bookmarkEnd w:id="22"/>
+            <w:bookmarkStart w:colFirst="0" w:colLast="0" w:name="_heading=h.2c2trah35rew" w:id="14"/>
+            <w:bookmarkEnd w:id="14"/>
             <w:r>
               <w:rPr>
                 <w:rtl w:val="0"/>
@@ -625,7 +682,13 @@
             </w:r>
           </w:p>
           <w:p>
-            <w:r>
+            <w:pPr>
+              <w:rPr/>
+            </w:pPr>
+            <w:r>
+              <w:rPr>
+                <w:rtl w:val="0"/>
+              </w:rPr>
               <w:t xml:space="preserve">{#skills}</w:t>
             </w:r>
           </w:p>
@@ -635,8 +698,8 @@
               <w:jc w:val="left"/>
               <w:rPr/>
             </w:pPr>
-            <w:bookmarkStart w:colFirst="0" w:colLast="0" w:name="_okpfpohfq966" w:id="23"/>
-            <w:bookmarkEnd w:id="23"/>
+            <w:bookmarkStart w:colFirst="0" w:colLast="0" w:name="_heading=h.bc8llddwnbvv" w:id="15"/>
+            <w:bookmarkEnd w:id="15"/>
             <w:r>
               <w:rPr>
                 <w:rtl w:val="0"/>
@@ -658,7 +721,6 @@
           </w:p>
           <w:p>
             <w:pPr>
-              <w:pageBreakBefore w:val="0"/>
               <w:spacing w:before="0" w:line="276" w:lineRule="auto"/>
               <w:ind w:right="300"/>
               <w:jc w:val="left"/>
@@ -675,7 +737,13 @@
             </w:r>
           </w:p>
           <w:p>
-            <w:r>
+            <w:pPr>
+              <w:rPr/>
+            </w:pPr>
+            <w:r>
+              <w:rPr>
+                <w:rtl w:val="0"/>
+              </w:rPr>
               <w:t xml:space="preserve">{/skills}</w:t>
             </w:r>
           </w:p>
@@ -685,8 +753,8 @@
               <w:jc w:val="left"/>
               <w:rPr/>
             </w:pPr>
-            <w:bookmarkStart w:colFirst="0" w:colLast="0" w:name="_qp9efw6yigv6" w:id="35"/>
-            <w:bookmarkEnd w:id="35"/>
+            <w:bookmarkStart w:colFirst="0" w:colLast="0" w:name="_heading=h.q8h07seeokf" w:id="16"/>
+            <w:bookmarkEnd w:id="16"/>
             <w:r>
               <w:rPr>
                 <w:rtl w:val="0"/>
@@ -695,8 +763,98 @@
             </w:r>
           </w:p>
           <w:p>
-            <w:r>
+            <w:pPr>
+              <w:rPr/>
+            </w:pPr>
+            <w:r>
+              <w:rPr>
+                <w:rtl w:val="0"/>
+              </w:rPr>
               <w:t xml:space="preserve">{#certifications}</w:t>
+            </w:r>
+          </w:p>
+          <w:p>
+            <w:pPr>
+              <w:ind w:left="0" w:firstLine="0"/>
+              <w:jc w:val="left"/>
+              <w:rPr>
+                <w:color w:val="231f20"/>
+                <w:sz w:val="22"/>
+                <w:szCs w:val="22"/>
+              </w:rPr>
+            </w:pPr>
+            <w:r>
+              <w:rPr>
+                <w:color w:val="231f20"/>
+                <w:rtl w:val="0"/>
+              </w:rPr>
+              <w:t xml:space="preserve">{.}</w:t>
+            </w:r>
+            <w:r>
+              <w:rPr>
+                <w:rtl w:val="0"/>
+              </w:rPr>
+            </w:r>
+          </w:p>
+          <w:p>
+            <w:pPr>
+              <w:rPr/>
+            </w:pPr>
+            <w:r>
+              <w:rPr>
+                <w:rtl w:val="0"/>
+              </w:rPr>
+              <w:t xml:space="preserve">{/certifications}</w:t>
+            </w:r>
+          </w:p>
+          <w:p>
+            <w:pPr>
+              <w:jc w:val="left"/>
+              <w:rPr>
+                <w:color w:val="231f20"/>
+              </w:rPr>
+            </w:pPr>
+            <w:r>
+              <w:rPr>
+                <w:rtl w:val="0"/>
+              </w:rPr>
+            </w:r>
+          </w:p>
+          <w:p>
+            <w:pPr>
+              <w:pStyle w:val="Heading1"/>
+              <w:jc w:val="left"/>
+              <w:rPr/>
+            </w:pPr>
+            <w:bookmarkStart w:colFirst="0" w:colLast="0" w:name="_heading=h.ik0iybgs9jfr" w:id="17"/>
+            <w:bookmarkEnd w:id="17"/>
+            <w:r>
+              <w:rPr>
+                <w:rtl w:val="0"/>
+              </w:rPr>
+              <w:t xml:space="preserve">Tools</w:t>
+            </w:r>
+          </w:p>
+          <w:p>
+            <w:pPr>
+              <w:ind w:left="0" w:right="300" w:firstLine="0"/>
+              <w:jc w:val="left"/>
+              <w:rPr>
+                <w:rFonts w:ascii="Lexend Light" w:cs="Lexend Light" w:eastAsia="Lexend Light" w:hAnsi="Lexend Light"/>
+                <w:color w:val="231f20"/>
+                <w:sz w:val="22"/>
+                <w:szCs w:val="22"/>
+              </w:rPr>
+            </w:pPr>
+            <w:r>
+              <w:rPr>
+                <w:rFonts w:ascii="Lexend Light" w:cs="Lexend Light" w:eastAsia="Lexend Light" w:hAnsi="Lexend Light"/>
+                <w:color w:val="231f20"/>
+                <w:sz w:val="22"/>
+                <w:szCs w:val="22"/>
+                <w:rtl w:val="0"/>
+              </w:rPr>
+              <w:t xml:space="preserve">{tools}</w:t>
             </w:r>
           </w:p>
           <w:p>
@@ -705,35 +863,16 @@
                 <w:ilvl w:val="0"/>
                 <w:numId w:val="2"/>
               </w:numPr>
+              <w:ind w:left="720" w:right="300" w:hanging="360"/>
               <w:jc w:val="left"/>
               <w:rPr>
-                <w:color w:val="231f20"/>
+                <w:rFonts w:ascii="Lexend Light" w:cs="Lexend Light" w:eastAsia="Lexend Light" w:hAnsi="Lexend Light"/>
                 <w:sz w:val="22"/>
                 <w:szCs w:val="22"/>
               </w:rPr>
             </w:pPr>
             <w:r>
               <w:rPr>
-                <w:color w:val="231f20"/>
-                <w:rtl w:val="0"/>
-              </w:rPr>
-              <w:t xml:space="preserve">{.}</w:t>
-            </w:r>
-          </w:p>
-          <w:p>
-            <w:r>
-              <w:t xml:space="preserve">{/certifications}</w:t>
-            </w:r>
-          </w:p>
-          <w:p>
-            <w:pPr>
-              <w:jc w:val="left"/>
-              <w:rPr>
-                <w:color w:val="231f20"/>
-              </w:rPr>
-            </w:pPr>
-            <w:r>
-              <w:rPr>
                 <w:rtl w:val="0"/>
               </w:rPr>
             </w:r>
@@ -744,148 +883,108 @@
               <w:jc w:val="left"/>
               <w:rPr/>
             </w:pPr>
-            <w:bookmarkStart w:colFirst="0" w:colLast="0" w:name="_tdpwkwm8oxja" w:id="36"/>
-            <w:bookmarkEnd w:id="36"/>
-            <w:r>
-              <w:rPr>
-                <w:rtl w:val="0"/>
-              </w:rPr>
-              <w:t xml:space="preserve">Tools</w:t>
-            </w:r>
-          </w:p>
-          <w:p>
-            <w:pPr>
-              <w:pageBreakBefore w:val="0"/>
+            <w:bookmarkStart w:colFirst="0" w:colLast="0" w:name="_heading=h.tlzh3zef30g7" w:id="18"/>
+            <w:bookmarkEnd w:id="18"/>
+            <w:r>
+              <w:rPr>
+                <w:rtl w:val="0"/>
+              </w:rPr>
+              <w:t xml:space="preserve">Managerial Experience</w:t>
+            </w:r>
+          </w:p>
+          <w:p>
+            <w:pPr>
+              <w:rPr/>
+            </w:pPr>
+            <w:r>
+              <w:rPr>
+                <w:rtl w:val="0"/>
+              </w:rPr>
+              <w:t xml:space="preserve">{#managerialExperience}</w:t>
+            </w:r>
+          </w:p>
+          <w:p>
+            <w:pPr>
+              <w:spacing w:line="312" w:lineRule="auto"/>
+              <w:jc w:val="left"/>
+              <w:rPr/>
+            </w:pPr>
+            <w:r>
+              <w:rPr>
+                <w:rtl w:val="0"/>
+              </w:rPr>
+              <w:t xml:space="preserve">{.}</w:t>
+            </w:r>
+          </w:p>
+          <w:p>
+            <w:pPr>
+              <w:rPr/>
+            </w:pPr>
+            <w:r>
+              <w:rPr>
+                <w:rtl w:val="0"/>
+              </w:rPr>
+              <w:t xml:space="preserve">{/managerialExperience}</w:t>
+            </w:r>
+          </w:p>
+          <w:p>
+            <w:pPr>
+              <w:pStyle w:val="Heading1"/>
+              <w:jc w:val="left"/>
+              <w:rPr/>
+            </w:pPr>
+            <w:bookmarkStart w:colFirst="0" w:colLast="0" w:name="_heading=h.4yy7s18nxx8x" w:id="19"/>
+            <w:bookmarkEnd w:id="19"/>
+            <w:r>
+              <w:rPr>
+                <w:rtl w:val="0"/>
+              </w:rPr>
+              <w:t xml:space="preserve">Domain</w:t>
+            </w:r>
+          </w:p>
+          <w:p>
+            <w:pPr>
+              <w:rPr/>
+            </w:pPr>
+            <w:r>
+              <w:rPr>
+                <w:rtl w:val="0"/>
+              </w:rPr>
+              <w:t xml:space="preserve">{#domains}</w:t>
+            </w:r>
+          </w:p>
+          <w:p>
+            <w:pPr>
+              <w:spacing w:line="312" w:lineRule="auto"/>
+              <w:ind w:left="0" w:firstLine="0"/>
+              <w:jc w:val="left"/>
+              <w:rPr/>
+            </w:pPr>
+            <w:r>
+              <w:rPr>
+                <w:rtl w:val="0"/>
+              </w:rPr>
+              <w:t xml:space="preserve">{.}</w:t>
+            </w:r>
+          </w:p>
+          <w:p>
+            <w:pPr>
+              <w:rPr/>
+            </w:pPr>
+            <w:r>
+              <w:rPr>
+                <w:rtl w:val="0"/>
+              </w:rPr>
+              <w:t xml:space="preserve">{/domains}</w:t>
+            </w:r>
+          </w:p>
+          <w:p>
+            <w:pPr>
               <w:numPr>
                 <w:ilvl w:val="0"/>
                 <w:numId w:val="2"/>
               </w:numPr>
-              <w:ind w:right="300"/>
-              <w:jc w:val="left"/>
-              <w:rPr>
-                <w:rFonts w:ascii="Lexend Light" w:cs="Lexend Light" w:eastAsia="Lexend Light" w:hAnsi="Lexend Light"/>
-                <w:color w:val="231f20"/>
-                <w:sz w:val="22"/>
-                <w:szCs w:val="22"/>
-              </w:rPr>
-            </w:pPr>
-            <w:r>
-              <w:rPr>
-                <w:rFonts w:ascii="Lexend Light" w:cs="Lexend Light" w:eastAsia="Lexend Light" w:hAnsi="Lexend Light"/>
-                <w:color w:val="231f20"/>
-                <w:sz w:val="22"/>
-                <w:szCs w:val="22"/>
-                <w:rtl w:val="0"/>
-              </w:rPr>
-              <w:t xml:space="preserve">{tools}</w:t>
-            </w:r>
-          </w:p>
-          <w:p>
-            <w:pPr>
-              <w:pageBreakBefore w:val="0"/>
-              <w:numPr>
-                <w:ilvl w:val="0"/>
-                <w:numId w:val="2"/>
-              </w:numPr>
-              <w:ind w:right="300"/>
-              <w:jc w:val="left"/>
-              <w:rPr>
-                <w:rFonts w:ascii="Lexend Light" w:cs="Lexend Light" w:eastAsia="Lexend Light" w:hAnsi="Lexend Light"/>
-                <w:sz w:val="22"/>
-                <w:szCs w:val="22"/>
-              </w:rPr>
-            </w:pPr>
-            <w:r>
-              <w:rPr>
-                <w:rtl w:val="0"/>
-              </w:rPr>
-            </w:r>
-          </w:p>
-          <w:p>
-            <w:pPr>
-              <w:pStyle w:val="Heading1"/>
-              <w:jc w:val="left"/>
-              <w:rPr/>
-            </w:pPr>
-            <w:bookmarkStart w:colFirst="0" w:colLast="0" w:name="_6ss1ldcg9sb" w:id="37"/>
-            <w:bookmarkEnd w:id="37"/>
-            <w:r>
-              <w:rPr>
-                <w:rtl w:val="0"/>
-              </w:rPr>
-              <w:t xml:space="preserve">Managerial Experience</w:t>
-            </w:r>
-          </w:p>
-          <w:p>
-            <w:r>
-              <w:t xml:space="preserve">{#managerialExperience}</w:t>
-            </w:r>
-          </w:p>
-          <w:p>
-            <w:pPr>
-              <w:spacing w:line="312" w:lineRule="auto"/>
-              <w:jc w:val="left"/>
-              <w:rPr/>
-            </w:pPr>
-            <w:r>
-              <w:rPr>
-                <w:rtl w:val="0"/>
-              </w:rPr>
-              <w:t xml:space="preserve">{.}</w:t>
-            </w:r>
-          </w:p>
-          <w:p>
-            <w:r>
-              <w:t xml:space="preserve">{/managerialExperience}</w:t>
-            </w:r>
-          </w:p>
-          <w:p>
-            <w:pPr>
-              <w:pStyle w:val="Heading1"/>
-              <w:jc w:val="left"/>
-              <w:rPr/>
-            </w:pPr>
-            <w:bookmarkStart w:colFirst="0" w:colLast="0" w:name="_jheiv7ka0yr2" w:id="39"/>
-            <w:bookmarkEnd w:id="39"/>
-            <w:r>
-              <w:rPr>
-                <w:rtl w:val="0"/>
-              </w:rPr>
-              <w:t xml:space="preserve">Domain</w:t>
-            </w:r>
-          </w:p>
-          <w:p>
-            <w:r>
-              <w:t xml:space="preserve">{#domains}</w:t>
-            </w:r>
-          </w:p>
-          <w:p>
-            <w:pPr>
-              <w:spacing w:line="312" w:lineRule="auto"/>
-              <w:ind w:left="0" w:firstLine="0"/>
-              <w:jc w:val="left"/>
-              <w:rPr/>
-            </w:pPr>
-            <w:r>
-              <w:rPr>
-                <w:rtl w:val="0"/>
-              </w:rPr>
-              <w:t xml:space="preserve">{.}</w:t>
-            </w:r>
-          </w:p>
-          <w:p>
-            <w:r>
-              <w:t xml:space="preserve">{/domains}</w:t>
-            </w:r>
-          </w:p>
-          <w:p>
-            <w:pPr>
-              <w:pageBreakBefore w:val="0"/>
-              <w:numPr>
-                <w:ilvl w:val="0"/>
-                <w:numId w:val="2"/>
-              </w:numPr>
-              <w:ind w:right="300"/>
+              <w:ind w:left="720" w:right="300" w:hanging="360"/>
               <w:jc w:val="left"/>
               <w:rPr>
                 <w:rFonts w:ascii="Lexend Light" w:cs="Lexend Light" w:eastAsia="Lexend Light" w:hAnsi="Lexend Light"/>
@@ -904,8 +1003,8 @@
               <w:jc w:val="left"/>
               <w:rPr/>
             </w:pPr>
-            <w:bookmarkStart w:colFirst="0" w:colLast="0" w:name="_z0t9ghvt0kxt" w:id="40"/>
-            <w:bookmarkEnd w:id="40"/>
+            <w:bookmarkStart w:colFirst="0" w:colLast="0" w:name="_heading=h.dslcmdlmkcid" w:id="20"/>
+            <w:bookmarkEnd w:id="20"/>
             <w:r>
               <w:rPr>
                 <w:rtl w:val="0"/>
@@ -914,7 +1013,13 @@
             </w:r>
           </w:p>
           <w:p>
-            <w:r>
+            <w:pPr>
+              <w:rPr/>
+            </w:pPr>
+            <w:r>
+              <w:rPr>
+                <w:rtl w:val="0"/>
+              </w:rPr>
               <w:t xml:space="preserve">{#languages}</w:t>
             </w:r>
           </w:p>
@@ -932,7 +1037,13 @@
             </w:r>
           </w:p>
           <w:p>
-            <w:r>
+            <w:pPr>
+              <w:rPr/>
+            </w:pPr>
+            <w:r>
+              <w:rPr>
+                <w:rtl w:val="0"/>
+              </w:rPr>
               <w:t xml:space="preserve">{/languages}</w:t>
             </w:r>
           </w:p>
@@ -941,16 +1052,21 @@
     </w:tbl>
     <w:p>
       <w:pPr>
-        <w:spacing w:after="0" w:before="0" w:line="20" w:lineRule="exact"/>
+        <w:spacing w:after="0" w:before="0" w:line="20" w:lineRule="auto"/>
         <w:rPr>
           <w:sz w:val="2"/>
           <w:szCs w:val="2"/>
         </w:rPr>
       </w:pPr>
+      <w:r>
+        <w:rPr>
+          <w:rtl w:val="0"/>
+        </w:rPr>
+      </w:r>
     </w:p>
     <w:sectPr>
-      <w:headerReference r:id="rId7" w:type="default"/>
-      <w:footerReference r:id="rId8" w:type="default"/>
+      <w:headerReference r:id="rId8" w:type="default"/>
+      <w:footerReference r:id="rId9" w:type="default"/>
       <w:pgSz w:h="15840" w:w="12240" w:orient="portrait"/>
       <w:pgMar w:bottom="863.9999999999999" w:top="576" w:left="863.9999999999999" w:right="863.9999999999999" w:header="0" w:footer="720"/>
       <w:pgNumType w:start="1"/>
@@ -963,7 +1079,6 @@
 <w:ftr xmlns:mc="http://schemas.openxmlformats.org/markup-compatibility/2006" xmlns:o="urn:schemas-microsoft-com:office:office" xmlns:r="http://schemas.openxmlformats.org/officeDocument/2006/relationships" xmlns:m="http://schemas.openxmlformats.org/officeDocument/2006/math" xmlns:v="urn:schemas-microsoft-com:vml" xmlns:wp="http://schemas.openxmlformats.org/drawingml/2006/wordprocessingDrawing" xmlns:w10="urn:schemas-microsoft-com:office:word" xmlns:w="http://schemas.openxmlformats.org/wordprocessingml/2006/main" xmlns:wne="http://schemas.microsoft.com/office/word/2006/wordml" xmlns:sl="http://schemas.openxmlformats.org/schemaLibrary/2006/main" xmlns:a="http://schemas.openxmlformats.org/drawingml/2006/main" xmlns:pic="http://schemas.openxmlformats.org/drawingml/2006/picture" xmlns:c="http://schemas.openxmlformats.org/drawingml/2006/chart" xmlns:lc="http://schemas.openxmlformats.org/drawingml/2006/lockedCanvas" xmlns:dgm="http://schemas.openxmlformats.org/drawingml/2006/diagram" xmlns:wps="http://schemas.microsoft.com/office/word/2010/wordprocessingShape" xmlns:wpg="http://schemas.microsoft.com/office/word/2010/wordprocessingGroup" xmlns:w14="http://schemas.microsoft.com/office/word/2010/wordml" xmlns:w15="http://schemas.microsoft.com/office/word/2012/wordml" xmlns:w16="http://schemas.microsoft.com/office/word/2018/wordml" xmlns:w16cex="http://schemas.microsoft.com/office/word/2018/wordml/cex" xmlns:w16cid="http://schemas.microsoft.com/office/word/2016/wordml/cid" xmlns="http://schemas.microsoft.com/office/tasks/2019/documenttasks" xmlns:cr="http://schemas.microsoft.com/office/comments/2020/reactions">
   <w:p>
     <w:pPr>
-      <w:pageBreakBefore w:val="0"/>
       <w:rPr>
         <w:color w:val="231f20"/>
         <w:sz w:val="28"/>
@@ -979,7 +1094,7 @@
         <wp:inline distB="114300" distT="114300" distL="114300" distR="114300">
           <wp:extent cx="309563" cy="190500"/>
           <wp:effectExtent b="0" l="0" r="0" t="0"/>
-          <wp:docPr id="1" name="image2.jpg"/>
+          <wp:docPr id="2" name="image2.jpg"/>
           <a:graphic>
             <a:graphicData uri="http://schemas.openxmlformats.org/drawingml/2006/picture">
               <pic:pic>
@@ -1048,7 +1163,6 @@
   </w:p>
   <w:p>
     <w:pPr>
-      <w:pageBreakBefore w:val="0"/>
       <w:rPr>
         <w:color w:val="231f20"/>
         <w:sz w:val="28"/>
@@ -1091,7 +1205,6 @@
 <w:hdr xmlns:mc="http://schemas.openxmlformats.org/markup-compatibility/2006" xmlns:o="urn:schemas-microsoft-com:office:office" xmlns:r="http://schemas.openxmlformats.org/officeDocument/2006/relationships" xmlns:m="http://schemas.openxmlformats.org/officeDocument/2006/math" xmlns:v="urn:schemas-microsoft-com:vml" xmlns:wp="http://schemas.openxmlformats.org/drawingml/2006/wordprocessingDrawing" xmlns:w10="urn:schemas-microsoft-com:office:word" xmlns:w="http://schemas.openxmlformats.org/wordprocessingml/2006/main" xmlns:wne="http://schemas.microsoft.com/office/word/2006/wordml" xmlns:sl="http://schemas.openxmlformats.org/schemaLibrary/2006/main" xmlns:a="http://schemas.openxmlformats.org/drawingml/2006/main" xmlns:pic="http://schemas.openxmlformats.org/drawingml/2006/picture" xmlns:c="http://schemas.openxmlformats.org/drawingml/2006/chart" xmlns:lc="http://schemas.openxmlformats.org/drawingml/2006/lockedCanvas" xmlns:dgm="http://schemas.openxmlformats.org/drawingml/2006/diagram" xmlns:wps="http://schemas.microsoft.com/office/word/2010/wordprocessingShape" xmlns:wpg="http://schemas.microsoft.com/office/word/2010/wordprocessingGroup" xmlns:w14="http://schemas.microsoft.com/office/word/2010/wordml" xmlns:w15="http://schemas.microsoft.com/office/word/2012/wordml" xmlns:w16="http://schemas.microsoft.com/office/word/2018/wordml" xmlns:w16cex="http://schemas.microsoft.com/office/word/2018/wordml/cex" xmlns:w16cid="http://schemas.microsoft.com/office/word/2016/wordml/cid" xmlns="http://schemas.microsoft.com/office/tasks/2019/documenttasks" xmlns:cr="http://schemas.microsoft.com/office/comments/2020/reactions">
   <w:p>
     <w:pPr>
-      <w:pageBreakBefore w:val="0"/>
       <w:rPr>
         <w:vertAlign w:val="superscript"/>
       </w:rPr>
@@ -1329,126 +1442,11 @@
       </w:rPr>
     </w:lvl>
   </w:abstractNum>
-  <w:abstractNum w:abstractNumId="3">
-    <w:lvl w:ilvl="0">
-      <w:start w:val="1"/>
-      <w:numFmt w:val="bullet"/>
-      <w:lvlText w:val="●"/>
-      <w:lvlJc w:val="left"/>
-      <w:pPr>
-        <w:ind w:left="720" w:hanging="360"/>
-      </w:pPr>
-      <w:rPr>
-        <w:sz w:val="18"/>
-        <w:szCs w:val="18"/>
-        <w:u w:val="none"/>
-      </w:rPr>
-    </w:lvl>
-    <w:lvl w:ilvl="1">
-      <w:start w:val="1"/>
-      <w:numFmt w:val="bullet"/>
-      <w:lvlText w:val="○"/>
-      <w:lvlJc w:val="left"/>
-      <w:pPr>
-        <w:ind w:left="1440" w:hanging="360"/>
-      </w:pPr>
-      <w:rPr>
-        <w:u w:val="none"/>
-      </w:rPr>
-    </w:lvl>
-    <w:lvl w:ilvl="2">
-      <w:start w:val="1"/>
-      <w:numFmt w:val="bullet"/>
-      <w:lvlText w:val="■"/>
-      <w:lvlJc w:val="left"/>
-      <w:pPr>
-        <w:ind w:left="2160" w:hanging="360"/>
-      </w:pPr>
-      <w:rPr>
-        <w:u w:val="none"/>
-      </w:rPr>
-    </w:lvl>
-    <w:lvl w:ilvl="3">
-      <w:start w:val="1"/>
-      <w:numFmt w:val="bullet"/>
-      <w:lvlText w:val="●"/>
-      <w:lvlJc w:val="left"/>
-      <w:pPr>
-        <w:ind w:left="2880" w:hanging="360"/>
-      </w:pPr>
-      <w:rPr>
-        <w:u w:val="none"/>
-      </w:rPr>
-    </w:lvl>
-    <w:lvl w:ilvl="4">
-      <w:start w:val="1"/>
-      <w:numFmt w:val="bullet"/>
-      <w:lvlText w:val="○"/>
-      <w:lvlJc w:val="left"/>
-      <w:pPr>
-        <w:ind w:left="3600" w:hanging="360"/>
-      </w:pPr>
-      <w:rPr>
-        <w:u w:val="none"/>
-      </w:rPr>
-    </w:lvl>
-    <w:lvl w:ilvl="5">
-      <w:start w:val="1"/>
-      <w:numFmt w:val="bullet"/>
-      <w:lvlText w:val="■"/>
-      <w:lvlJc w:val="left"/>
-      <w:pPr>
-        <w:ind w:left="4320" w:hanging="360"/>
-      </w:pPr>
-      <w:rPr>
-        <w:u w:val="none"/>
-      </w:rPr>
-    </w:lvl>
-    <w:lvl w:ilvl="6">
-      <w:start w:val="1"/>
-      <w:numFmt w:val="bullet"/>
-      <w:lvlText w:val="●"/>
-      <w:lvlJc w:val="left"/>
-      <w:pPr>
-        <w:ind w:left="5040" w:hanging="360"/>
-      </w:pPr>
-      <w:rPr>
-        <w:u w:val="none"/>
-      </w:rPr>
-    </w:lvl>
-    <w:lvl w:ilvl="7">
-      <w:start w:val="1"/>
-      <w:numFmt w:val="bullet"/>
-      <w:lvlText w:val="○"/>
-      <w:lvlJc w:val="left"/>
-      <w:pPr>
-        <w:ind w:left="5760" w:hanging="360"/>
-      </w:pPr>
-      <w:rPr>
-        <w:u w:val="none"/>
-      </w:rPr>
-    </w:lvl>
-    <w:lvl w:ilvl="8">
-      <w:start w:val="1"/>
-      <w:numFmt w:val="bullet"/>
-      <w:lvlText w:val="■"/>
-      <w:lvlJc w:val="left"/>
-      <w:pPr>
-        <w:ind w:left="6480" w:hanging="360"/>
-      </w:pPr>
-      <w:rPr>
-        <w:u w:val="none"/>
-      </w:rPr>
-    </w:lvl>
-  </w:abstractNum>
   <w:num w:numId="1">
     <w:abstractNumId w:val="1"/>
   </w:num>
   <w:num w:numId="2">
     <w:abstractNumId w:val="2"/>
-  </w:num>
-  <w:num w:numId="3">
-    <w:abstractNumId w:val="3"/>
   </w:num>
 </w:numbering>
 </file>
@@ -1935,4 +1933,19 @@
   </a:objectDefaults>
   <a:extraClrSchemeLst/>
 </a:theme>
+</file>
+
+<file path=customXML/item1.xml><?xml version="1.0" encoding="utf-8"?>
+<go:gDocsCustomXmlDataStorage xmlns:go="http://customooxmlschemas.google.com/" xmlns:r="http://schemas.openxmlformats.org/officeDocument/2006/relationships" uri="GoogleDocsCustomDataVersion2">
+  <go:docsCustomData xmlns:go="http://customooxmlschemas.google.com/" roundtripDataSignature="AMtx7mipJu9JLjXsJNa6NRQb1gVl5R/GQQ==">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</go:docsCustomData>
+</go:gDocsCustomXmlDataStorage>
+</file>
+
+<file path=customXML/itemProps1.xml><?xml version="1.0" encoding="utf-8"?>
+<ds:datastoreItem xmlns:ds="http://schemas.openxmlformats.org/officeDocument/2006/customXml" ds:itemID="{11111111-1234-1234-1234-123412341234}">
+  <ds:schemaRefs>
+    <ds:schemaRef ds:uri="http://schemas.openxmlformats.org/officeDocument/2006/relationships"/>
+    <ds:schemaRef ds:uri="http://customooxmlschemas.google.com/"/>
+  </ds:schemaRefs>
+</ds:datastoreItem>
 </file>